--- a/Projetos/008-LH_Nautical_ai_project/docs/02 - Questoes e Solicitacaoes a responder.docx
+++ b/Projetos/008-LH_Nautical_ai_project/docs/02 - Questoes e Solicitacaoes a responder.docx
@@ -722,6 +722,7 @@
         <w:rPr>
           <w:rFonts w:ascii="Arial" w:hAnsi="Arial" w:cs="Arial"/>
           <w:color w:val="002060"/>
+          <w:lang w:val="en-US"/>
         </w:rPr>
       </w:pPr>
       <w:r>
@@ -736,6 +737,7 @@
         <w:rPr>
           <w:rFonts w:ascii="Arial" w:hAnsi="Arial" w:cs="Arial"/>
           <w:color w:val="002060"/>
+          <w:lang w:val="en-US"/>
         </w:rPr>
         <w:t>COUNT(</w:t>
       </w:r>
@@ -744,114 +746,92 @@
         <w:rPr>
           <w:rFonts w:ascii="Arial" w:hAnsi="Arial" w:cs="Arial"/>
           <w:color w:val="002060"/>
-        </w:rPr>
-        <w:t xml:space="preserve">*) </w:t>
+          <w:lang w:val="en-US"/>
+        </w:rPr>
+        <w:t xml:space="preserve">*) AS </w:t>
+      </w:r>
+      <w:proofErr w:type="spellStart"/>
+      <w:r>
+        <w:rPr>
+          <w:rFonts w:ascii="Arial" w:hAnsi="Arial" w:cs="Arial"/>
+          <w:color w:val="002060"/>
+          <w:lang w:val="en-US"/>
+        </w:rPr>
+        <w:t>total_linhas</w:t>
+      </w:r>
+      <w:proofErr w:type="spellEnd"/>
+      <w:r>
+        <w:rPr>
+          <w:rFonts w:ascii="Arial" w:hAnsi="Arial" w:cs="Arial"/>
+          <w:color w:val="002060"/>
+          <w:lang w:val="en-US"/>
+        </w:rPr>
+        <w:t>,</w:t>
+      </w:r>
+    </w:p>
+    <w:p>
+      <w:pPr>
+        <w:spacing w:after="0" w:line="240" w:lineRule="auto"/>
+        <w:ind w:firstLine="284"/>
+        <w:jc w:val="both"/>
+        <w:rPr>
+          <w:rFonts w:ascii="Arial" w:hAnsi="Arial" w:cs="Arial"/>
+          <w:color w:val="002060"/>
+          <w:lang w:val="en-US"/>
+        </w:rPr>
+      </w:pPr>
+      <w:r>
+        <w:rPr>
+          <w:rFonts w:ascii="Arial" w:hAnsi="Arial" w:cs="Arial"/>
+          <w:color w:val="002060"/>
+          <w:lang w:val="en-US"/>
+        </w:rPr>
+        <w:t xml:space="preserve">    6 AS </w:t>
+      </w:r>
+      <w:proofErr w:type="spellStart"/>
+      <w:r>
+        <w:rPr>
+          <w:rFonts w:ascii="Arial" w:hAnsi="Arial" w:cs="Arial"/>
+          <w:color w:val="002060"/>
+          <w:lang w:val="en-US"/>
+        </w:rPr>
+        <w:t>total_colunas</w:t>
+      </w:r>
+      <w:proofErr w:type="spellEnd"/>
+      <w:r>
+        <w:rPr>
+          <w:rFonts w:ascii="Arial" w:hAnsi="Arial" w:cs="Arial"/>
+          <w:color w:val="002060"/>
+          <w:lang w:val="en-US"/>
+        </w:rPr>
+        <w:t>,</w:t>
+      </w:r>
+    </w:p>
+    <w:p>
+      <w:pPr>
+        <w:spacing w:after="0" w:line="240" w:lineRule="auto"/>
+        <w:ind w:firstLine="284"/>
+        <w:jc w:val="both"/>
+        <w:rPr>
+          <w:rFonts w:ascii="Arial" w:hAnsi="Arial" w:cs="Arial"/>
+          <w:color w:val="002060"/>
+          <w:lang w:val="en-US"/>
+        </w:rPr>
+      </w:pPr>
+      <w:r>
+        <w:rPr>
+          <w:rFonts w:ascii="Arial" w:hAnsi="Arial" w:cs="Arial"/>
+          <w:color w:val="002060"/>
+          <w:lang w:val="en-US"/>
+        </w:rPr>
+        <w:t xml:space="preserve">    TO_CHAR(</w:t>
       </w:r>
       <w:proofErr w:type="gramStart"/>
       <w:r>
         <w:rPr>
           <w:rFonts w:ascii="Arial" w:hAnsi="Arial" w:cs="Arial"/>
           <w:color w:val="002060"/>
-        </w:rPr>
-        <w:t xml:space="preserve">AS </w:t>
-      </w:r>
-      <w:proofErr w:type="spellStart"/>
-      <w:r>
-        <w:rPr>
-          <w:rFonts w:ascii="Arial" w:hAnsi="Arial" w:cs="Arial"/>
-          <w:color w:val="002060"/>
-        </w:rPr>
-        <w:t>total</w:t>
-      </w:r>
-      <w:proofErr w:type="gramEnd"/>
-      <w:r>
-        <w:rPr>
-          <w:rFonts w:ascii="Arial" w:hAnsi="Arial" w:cs="Arial"/>
-          <w:color w:val="002060"/>
-        </w:rPr>
-        <w:t>_linhas</w:t>
-      </w:r>
-      <w:proofErr w:type="spellEnd"/>
-      <w:r>
-        <w:rPr>
-          <w:rFonts w:ascii="Arial" w:hAnsi="Arial" w:cs="Arial"/>
-          <w:color w:val="002060"/>
-        </w:rPr>
-        <w:t>,</w:t>
-      </w:r>
-    </w:p>
-    <w:p>
-      <w:pPr>
-        <w:spacing w:after="0" w:line="240" w:lineRule="auto"/>
-        <w:ind w:firstLine="284"/>
-        <w:jc w:val="both"/>
-        <w:rPr>
-          <w:rFonts w:ascii="Arial" w:hAnsi="Arial" w:cs="Arial"/>
-          <w:color w:val="002060"/>
-        </w:rPr>
-      </w:pPr>
-      <w:r>
-        <w:rPr>
-          <w:rFonts w:ascii="Arial" w:hAnsi="Arial" w:cs="Arial"/>
-          <w:color w:val="002060"/>
-        </w:rPr>
-        <w:t xml:space="preserve">    6 </w:t>
-      </w:r>
-      <w:proofErr w:type="gramStart"/>
-      <w:r>
-        <w:rPr>
-          <w:rFonts w:ascii="Arial" w:hAnsi="Arial" w:cs="Arial"/>
-          <w:color w:val="002060"/>
-        </w:rPr>
-        <w:t xml:space="preserve">AS </w:t>
-      </w:r>
-      <w:proofErr w:type="spellStart"/>
-      <w:r>
-        <w:rPr>
-          <w:rFonts w:ascii="Arial" w:hAnsi="Arial" w:cs="Arial"/>
-          <w:color w:val="002060"/>
-        </w:rPr>
-        <w:t>total</w:t>
-      </w:r>
-      <w:proofErr w:type="gramEnd"/>
-      <w:r>
-        <w:rPr>
-          <w:rFonts w:ascii="Arial" w:hAnsi="Arial" w:cs="Arial"/>
-          <w:color w:val="002060"/>
-        </w:rPr>
-        <w:t>_colunas</w:t>
-      </w:r>
-      <w:proofErr w:type="spellEnd"/>
-      <w:r>
-        <w:rPr>
-          <w:rFonts w:ascii="Arial" w:hAnsi="Arial" w:cs="Arial"/>
-          <w:color w:val="002060"/>
-        </w:rPr>
-        <w:t>,</w:t>
-      </w:r>
-    </w:p>
-    <w:p>
-      <w:pPr>
-        <w:spacing w:after="0" w:line="240" w:lineRule="auto"/>
-        <w:ind w:firstLine="284"/>
-        <w:jc w:val="both"/>
-        <w:rPr>
-          <w:rFonts w:ascii="Arial" w:hAnsi="Arial" w:cs="Arial"/>
-          <w:color w:val="002060"/>
-        </w:rPr>
-      </w:pPr>
-      <w:r>
-        <w:rPr>
-          <w:rFonts w:ascii="Arial" w:hAnsi="Arial" w:cs="Arial"/>
-          <w:color w:val="002060"/>
-        </w:rPr>
-        <w:t xml:space="preserve">    TO_CHAR(</w:t>
-      </w:r>
-      <w:proofErr w:type="gramStart"/>
-      <w:r>
-        <w:rPr>
-          <w:rFonts w:ascii="Arial" w:hAnsi="Arial" w:cs="Arial"/>
-          <w:color w:val="002060"/>
+          <w:lang w:val="en-US"/>
         </w:rPr>
         <w:t>MIN(</w:t>
       </w:r>
@@ -861,6 +841,7 @@
         <w:rPr>
           <w:rFonts w:ascii="Arial" w:hAnsi="Arial" w:cs="Arial"/>
           <w:color w:val="002060"/>
+          <w:lang w:val="en-US"/>
         </w:rPr>
         <w:t>sale_date</w:t>
       </w:r>
@@ -869,38 +850,25 @@
         <w:rPr>
           <w:rFonts w:ascii="Arial" w:hAnsi="Arial" w:cs="Arial"/>
           <w:color w:val="002060"/>
-        </w:rPr>
-        <w:t xml:space="preserve">), 'DD/MM/YYYY') </w:t>
-      </w:r>
-      <w:proofErr w:type="gramStart"/>
-      <w:r>
-        <w:rPr>
-          <w:rFonts w:ascii="Arial" w:hAnsi="Arial" w:cs="Arial"/>
-          <w:color w:val="002060"/>
-        </w:rPr>
-        <w:t xml:space="preserve">AS </w:t>
+          <w:lang w:val="en-US"/>
+        </w:rPr>
+        <w:t xml:space="preserve">), 'DD/MM/YYYY') AS </w:t>
       </w:r>
       <w:proofErr w:type="spellStart"/>
       <w:r>
         <w:rPr>
           <w:rFonts w:ascii="Arial" w:hAnsi="Arial" w:cs="Arial"/>
           <w:color w:val="002060"/>
-        </w:rPr>
-        <w:t>data</w:t>
-      </w:r>
-      <w:proofErr w:type="gramEnd"/>
-      <w:r>
-        <w:rPr>
-          <w:rFonts w:ascii="Arial" w:hAnsi="Arial" w:cs="Arial"/>
-          <w:color w:val="002060"/>
-        </w:rPr>
-        <w:t>_min</w:t>
+          <w:lang w:val="en-US"/>
+        </w:rPr>
+        <w:t>data_min</w:t>
       </w:r>
       <w:proofErr w:type="spellEnd"/>
       <w:r>
         <w:rPr>
           <w:rFonts w:ascii="Arial" w:hAnsi="Arial" w:cs="Arial"/>
           <w:color w:val="002060"/>
+          <w:lang w:val="en-US"/>
         </w:rPr>
         <w:t>,</w:t>
       </w:r>
@@ -920,6 +888,7 @@
         <w:rPr>
           <w:rFonts w:ascii="Arial" w:hAnsi="Arial" w:cs="Arial"/>
           <w:color w:val="002060"/>
+          <w:lang w:val="en-US"/>
         </w:rPr>
         <w:t xml:space="preserve">    </w:t>
       </w:r>
@@ -6004,6 +5973,7 @@
         <w:rPr>
           <w:rFonts w:ascii="Arial" w:hAnsi="Arial" w:cs="Arial"/>
           <w:color w:val="002060"/>
+          <w:lang w:val="en-US"/>
         </w:rPr>
       </w:pPr>
       <w:r>
@@ -6018,6 +5988,7 @@
         <w:rPr>
           <w:rFonts w:ascii="Arial" w:hAnsi="Arial" w:cs="Arial"/>
           <w:color w:val="002060"/>
+          <w:lang w:val="en-US"/>
         </w:rPr>
         <w:t>SUM(</w:t>
       </w:r>
@@ -6027,6 +5998,7 @@
         <w:rPr>
           <w:rFonts w:ascii="Arial" w:hAnsi="Arial" w:cs="Arial"/>
           <w:color w:val="002060"/>
+          <w:lang w:val="en-US"/>
         </w:rPr>
         <w:t>c.usd_price</w:t>
       </w:r>
@@ -6035,6 +6007,7 @@
         <w:rPr>
           <w:rFonts w:ascii="Arial" w:hAnsi="Arial" w:cs="Arial"/>
           <w:color w:val="002060"/>
+          <w:lang w:val="en-US"/>
         </w:rPr>
         <w:t xml:space="preserve"> * 5.0 * </w:t>
       </w:r>
@@ -6043,6 +6016,7 @@
         <w:rPr>
           <w:rFonts w:ascii="Arial" w:hAnsi="Arial" w:cs="Arial"/>
           <w:color w:val="002060"/>
+          <w:lang w:val="en-US"/>
         </w:rPr>
         <w:t>v.qtd</w:t>
       </w:r>
@@ -6051,6 +6025,7 @@
         <w:rPr>
           <w:rFonts w:ascii="Arial" w:hAnsi="Arial" w:cs="Arial"/>
           <w:color w:val="002060"/>
+          <w:lang w:val="en-US"/>
         </w:rPr>
         <w:t xml:space="preserve">) AS </w:t>
       </w:r>
@@ -6059,6 +6034,7 @@
         <w:rPr>
           <w:rFonts w:ascii="Arial" w:hAnsi="Arial" w:cs="Arial"/>
           <w:color w:val="002060"/>
+          <w:lang w:val="en-US"/>
         </w:rPr>
         <w:t>custo_total</w:t>
       </w:r>
@@ -6067,6 +6043,7 @@
         <w:rPr>
           <w:rFonts w:ascii="Arial" w:hAnsi="Arial" w:cs="Arial"/>
           <w:color w:val="002060"/>
+          <w:lang w:val="en-US"/>
         </w:rPr>
         <w:t>,</w:t>
       </w:r>
@@ -6079,25 +6056,34 @@
         <w:rPr>
           <w:rFonts w:ascii="Arial" w:hAnsi="Arial" w:cs="Arial"/>
           <w:color w:val="002060"/>
-        </w:rPr>
-      </w:pPr>
-    </w:p>
-    <w:p>
-      <w:pPr>
-        <w:spacing w:after="0" w:line="240" w:lineRule="auto"/>
-        <w:ind w:firstLine="284"/>
-        <w:jc w:val="both"/>
-        <w:rPr>
-          <w:rFonts w:ascii="Arial" w:hAnsi="Arial" w:cs="Arial"/>
-          <w:color w:val="002060"/>
-        </w:rPr>
-      </w:pPr>
-      <w:r>
-        <w:rPr>
-          <w:rFonts w:ascii="Arial" w:hAnsi="Arial" w:cs="Arial"/>
-          <w:color w:val="002060"/>
-        </w:rPr>
-        <w:t xml:space="preserve">    -- Prejuízo total (somente valores negativos)</w:t>
+          <w:lang w:val="en-US"/>
+        </w:rPr>
+      </w:pPr>
+    </w:p>
+    <w:p>
+      <w:pPr>
+        <w:spacing w:after="0" w:line="240" w:lineRule="auto"/>
+        <w:ind w:firstLine="284"/>
+        <w:jc w:val="both"/>
+        <w:rPr>
+          <w:rFonts w:ascii="Arial" w:hAnsi="Arial" w:cs="Arial"/>
+          <w:color w:val="002060"/>
+        </w:rPr>
+      </w:pPr>
+      <w:r>
+        <w:rPr>
+          <w:rFonts w:ascii="Arial" w:hAnsi="Arial" w:cs="Arial"/>
+          <w:color w:val="002060"/>
+          <w:lang w:val="en-US"/>
+        </w:rPr>
+        <w:t xml:space="preserve">    </w:t>
+      </w:r>
+      <w:r>
+        <w:rPr>
+          <w:rFonts w:ascii="Arial" w:hAnsi="Arial" w:cs="Arial"/>
+          <w:color w:val="002060"/>
+        </w:rPr>
+        <w:t>-- Prejuízo total (somente valores negativos)</w:t>
       </w:r>
     </w:p>
     <w:p>
@@ -6943,16 +6929,40 @@
           <w:rFonts w:ascii="Arial" w:hAnsi="Arial" w:cs="Arial"/>
           <w:b/>
           <w:bCs/>
-        </w:rPr>
-      </w:pPr>
+          <w:lang w:val="en-US"/>
+        </w:rPr>
+      </w:pPr>
+      <w:proofErr w:type="spellStart"/>
       <w:r>
         <w:rPr>
           <w:rFonts w:ascii="Arial" w:hAnsi="Arial" w:cs="Arial"/>
           <w:b/>
           <w:bCs/>
-        </w:rPr>
-        <w:t>Questão 4.2 - Validação</w:t>
-      </w:r>
+          <w:lang w:val="en-US"/>
+        </w:rPr>
+        <w:t>Questão</w:t>
+      </w:r>
+      <w:proofErr w:type="spellEnd"/>
+      <w:r>
+        <w:rPr>
+          <w:rFonts w:ascii="Arial" w:hAnsi="Arial" w:cs="Arial"/>
+          <w:b/>
+          <w:bCs/>
+          <w:lang w:val="en-US"/>
+        </w:rPr>
+        <w:t xml:space="preserve"> 4.2 - </w:t>
+      </w:r>
+      <w:proofErr w:type="spellStart"/>
+      <w:r>
+        <w:rPr>
+          <w:rFonts w:ascii="Arial" w:hAnsi="Arial" w:cs="Arial"/>
+          <w:b/>
+          <w:bCs/>
+          <w:lang w:val="en-US"/>
+        </w:rPr>
+        <w:t>Validação</w:t>
+      </w:r>
+      <w:proofErr w:type="spellEnd"/>
     </w:p>
     <w:p>
       <w:pPr>
@@ -9180,7 +9190,27 @@
           <w:color w:val="002060"/>
           <w:lang w:val="en-US"/>
         </w:rPr>
-        <w:t xml:space="preserve">%' OR </w:t>
+        <w:t xml:space="preserve">%' </w:t>
+      </w:r>
+    </w:p>
+    <w:p>
+      <w:pPr>
+        <w:spacing w:after="0" w:line="240" w:lineRule="auto"/>
+        <w:ind w:firstLine="284"/>
+        <w:jc w:val="both"/>
+        <w:rPr>
+          <w:rFonts w:ascii="Arial" w:hAnsi="Arial" w:cs="Arial"/>
+          <w:color w:val="002060"/>
+          <w:lang w:val="en-US"/>
+        </w:rPr>
+      </w:pPr>
+      <w:r>
+        <w:rPr>
+          <w:rFonts w:ascii="Arial" w:hAnsi="Arial" w:cs="Arial"/>
+          <w:color w:val="002060"/>
+          <w:lang w:val="en-US"/>
+        </w:rPr>
+        <w:t xml:space="preserve">              OR </w:t>
       </w:r>
       <w:proofErr w:type="gramStart"/>
       <w:r>
@@ -9264,7 +9294,27 @@
           <w:color w:val="002060"/>
           <w:lang w:val="en-US"/>
         </w:rPr>
-        <w:t xml:space="preserve">            ELSE '</w:t>
+        <w:t xml:space="preserve">            ELSE NULL</w:t>
+      </w:r>
+    </w:p>
+    <w:p>
+      <w:pPr>
+        <w:spacing w:after="0" w:line="240" w:lineRule="auto"/>
+        <w:ind w:firstLine="284"/>
+        <w:jc w:val="both"/>
+        <w:rPr>
+          <w:rFonts w:ascii="Arial" w:hAnsi="Arial" w:cs="Arial"/>
+          <w:color w:val="002060"/>
+          <w:lang w:val="en-US"/>
+        </w:rPr>
+      </w:pPr>
+      <w:r>
+        <w:rPr>
+          <w:rFonts w:ascii="Arial" w:hAnsi="Arial" w:cs="Arial"/>
+          <w:color w:val="002060"/>
+          <w:lang w:val="en-US"/>
+        </w:rPr>
+        <w:t xml:space="preserve">        END AS </w:t>
       </w:r>
       <w:proofErr w:type="spellStart"/>
       <w:r>
@@ -9273,36 +9323,28 @@
           <w:color w:val="002060"/>
           <w:lang w:val="en-US"/>
         </w:rPr>
-        <w:t>ancoragem</w:t>
+        <w:t>categoria</w:t>
       </w:r>
       <w:proofErr w:type="spellEnd"/>
-      <w:r>
-        <w:rPr>
-          <w:rFonts w:ascii="Arial" w:hAnsi="Arial" w:cs="Arial"/>
-          <w:color w:val="002060"/>
-          <w:lang w:val="en-US"/>
-        </w:rPr>
-        <w:t>'</w:t>
-      </w:r>
-    </w:p>
-    <w:p>
-      <w:pPr>
-        <w:spacing w:after="0" w:line="240" w:lineRule="auto"/>
-        <w:ind w:firstLine="284"/>
-        <w:jc w:val="both"/>
-        <w:rPr>
-          <w:rFonts w:ascii="Arial" w:hAnsi="Arial" w:cs="Arial"/>
-          <w:color w:val="002060"/>
-          <w:lang w:val="en-US"/>
-        </w:rPr>
-      </w:pPr>
-      <w:r>
-        <w:rPr>
-          <w:rFonts w:ascii="Arial" w:hAnsi="Arial" w:cs="Arial"/>
-          <w:color w:val="002060"/>
-          <w:lang w:val="en-US"/>
-        </w:rPr>
-        <w:t xml:space="preserve">        END AS </w:t>
+    </w:p>
+    <w:p>
+      <w:pPr>
+        <w:spacing w:after="0" w:line="240" w:lineRule="auto"/>
+        <w:ind w:firstLine="284"/>
+        <w:jc w:val="both"/>
+        <w:rPr>
+          <w:rFonts w:ascii="Arial" w:hAnsi="Arial" w:cs="Arial"/>
+          <w:color w:val="002060"/>
+          <w:lang w:val="en-US"/>
+        </w:rPr>
+      </w:pPr>
+      <w:r>
+        <w:rPr>
+          <w:rFonts w:ascii="Arial" w:hAnsi="Arial" w:cs="Arial"/>
+          <w:color w:val="002060"/>
+          <w:lang w:val="en-US"/>
+        </w:rPr>
+        <w:t xml:space="preserve">    FROM </w:t>
       </w:r>
       <w:proofErr w:type="spellStart"/>
       <w:r>
@@ -9311,7 +9353,7 @@
           <w:color w:val="002060"/>
           <w:lang w:val="en-US"/>
         </w:rPr>
-        <w:t>categoria</w:t>
+        <w:t>produtos_raw</w:t>
       </w:r>
       <w:proofErr w:type="spellEnd"/>
     </w:p>
@@ -9332,7 +9374,79 @@
           <w:color w:val="002060"/>
           <w:lang w:val="en-US"/>
         </w:rPr>
-        <w:t xml:space="preserve">    FROM </w:t>
+        <w:t>),</w:t>
+      </w:r>
+    </w:p>
+    <w:p>
+      <w:pPr>
+        <w:spacing w:after="0" w:line="240" w:lineRule="auto"/>
+        <w:ind w:firstLine="284"/>
+        <w:jc w:val="both"/>
+        <w:rPr>
+          <w:rFonts w:ascii="Arial" w:hAnsi="Arial" w:cs="Arial"/>
+          <w:color w:val="002060"/>
+          <w:lang w:val="en-US"/>
+        </w:rPr>
+      </w:pPr>
+    </w:p>
+    <w:p>
+      <w:pPr>
+        <w:spacing w:after="0" w:line="240" w:lineRule="auto"/>
+        <w:ind w:firstLine="284"/>
+        <w:jc w:val="both"/>
+        <w:rPr>
+          <w:rFonts w:ascii="Arial" w:hAnsi="Arial" w:cs="Arial"/>
+          <w:color w:val="002060"/>
+          <w:lang w:val="en-US"/>
+        </w:rPr>
+      </w:pPr>
+      <w:r>
+        <w:rPr>
+          <w:rFonts w:ascii="Arial" w:hAnsi="Arial" w:cs="Arial"/>
+          <w:color w:val="002060"/>
+          <w:lang w:val="en-US"/>
+        </w:rPr>
+        <w:t>base AS (</w:t>
+      </w:r>
+    </w:p>
+    <w:p>
+      <w:pPr>
+        <w:spacing w:after="0" w:line="240" w:lineRule="auto"/>
+        <w:ind w:firstLine="284"/>
+        <w:jc w:val="both"/>
+        <w:rPr>
+          <w:rFonts w:ascii="Arial" w:hAnsi="Arial" w:cs="Arial"/>
+          <w:color w:val="002060"/>
+          <w:lang w:val="en-US"/>
+        </w:rPr>
+      </w:pPr>
+      <w:r>
+        <w:rPr>
+          <w:rFonts w:ascii="Arial" w:hAnsi="Arial" w:cs="Arial"/>
+          <w:color w:val="002060"/>
+          <w:lang w:val="en-US"/>
+        </w:rPr>
+        <w:t xml:space="preserve">    SELECT </w:t>
+      </w:r>
+    </w:p>
+    <w:p>
+      <w:pPr>
+        <w:spacing w:after="0" w:line="240" w:lineRule="auto"/>
+        <w:ind w:firstLine="284"/>
+        <w:jc w:val="both"/>
+        <w:rPr>
+          <w:rFonts w:ascii="Arial" w:hAnsi="Arial" w:cs="Arial"/>
+          <w:color w:val="002060"/>
+          <w:lang w:val="en-US"/>
+        </w:rPr>
+      </w:pPr>
+      <w:r>
+        <w:rPr>
+          <w:rFonts w:ascii="Arial" w:hAnsi="Arial" w:cs="Arial"/>
+          <w:color w:val="002060"/>
+          <w:lang w:val="en-US"/>
+        </w:rPr>
+        <w:t xml:space="preserve">        </w:t>
       </w:r>
       <w:proofErr w:type="spellStart"/>
       <w:r>
@@ -9341,80 +9455,16 @@
           <w:color w:val="002060"/>
           <w:lang w:val="en-US"/>
         </w:rPr>
-        <w:t>produtos_raw</w:t>
+        <w:t>v.id_client</w:t>
       </w:r>
       <w:proofErr w:type="spellEnd"/>
-    </w:p>
-    <w:p>
-      <w:pPr>
-        <w:spacing w:after="0" w:line="240" w:lineRule="auto"/>
-        <w:ind w:firstLine="284"/>
-        <w:jc w:val="both"/>
-        <w:rPr>
-          <w:rFonts w:ascii="Arial" w:hAnsi="Arial" w:cs="Arial"/>
-          <w:color w:val="002060"/>
-          <w:lang w:val="en-US"/>
-        </w:rPr>
-      </w:pPr>
-      <w:r>
-        <w:rPr>
-          <w:rFonts w:ascii="Arial" w:hAnsi="Arial" w:cs="Arial"/>
-          <w:color w:val="002060"/>
-          <w:lang w:val="en-US"/>
-        </w:rPr>
-        <w:t>),</w:t>
-      </w:r>
-    </w:p>
-    <w:p>
-      <w:pPr>
-        <w:spacing w:after="0" w:line="240" w:lineRule="auto"/>
-        <w:ind w:firstLine="284"/>
-        <w:jc w:val="both"/>
-        <w:rPr>
-          <w:rFonts w:ascii="Arial" w:hAnsi="Arial" w:cs="Arial"/>
-          <w:color w:val="002060"/>
-          <w:lang w:val="en-US"/>
-        </w:rPr>
-      </w:pPr>
-    </w:p>
-    <w:p>
-      <w:pPr>
-        <w:spacing w:after="0" w:line="240" w:lineRule="auto"/>
-        <w:ind w:firstLine="284"/>
-        <w:jc w:val="both"/>
-        <w:rPr>
-          <w:rFonts w:ascii="Arial" w:hAnsi="Arial" w:cs="Arial"/>
-          <w:color w:val="002060"/>
-          <w:lang w:val="en-US"/>
-        </w:rPr>
-      </w:pPr>
-      <w:r>
-        <w:rPr>
-          <w:rFonts w:ascii="Arial" w:hAnsi="Arial" w:cs="Arial"/>
-          <w:color w:val="002060"/>
-          <w:lang w:val="en-US"/>
-        </w:rPr>
-        <w:t>base AS (</w:t>
-      </w:r>
-    </w:p>
-    <w:p>
-      <w:pPr>
-        <w:spacing w:after="0" w:line="240" w:lineRule="auto"/>
-        <w:ind w:firstLine="284"/>
-        <w:jc w:val="both"/>
-        <w:rPr>
-          <w:rFonts w:ascii="Arial" w:hAnsi="Arial" w:cs="Arial"/>
-          <w:color w:val="002060"/>
-          <w:lang w:val="en-US"/>
-        </w:rPr>
-      </w:pPr>
-      <w:r>
-        <w:rPr>
-          <w:rFonts w:ascii="Arial" w:hAnsi="Arial" w:cs="Arial"/>
-          <w:color w:val="002060"/>
-          <w:lang w:val="en-US"/>
-        </w:rPr>
-        <w:t xml:space="preserve">    SELECT </w:t>
+      <w:r>
+        <w:rPr>
+          <w:rFonts w:ascii="Arial" w:hAnsi="Arial" w:cs="Arial"/>
+          <w:color w:val="002060"/>
+          <w:lang w:val="en-US"/>
+        </w:rPr>
+        <w:t>,</w:t>
       </w:r>
     </w:p>
     <w:p>
@@ -9443,7 +9493,7 @@
           <w:color w:val="002060"/>
           <w:lang w:val="en-US"/>
         </w:rPr>
-        <w:t>v.id_client</w:t>
+        <w:t>v.id_product</w:t>
       </w:r>
       <w:proofErr w:type="spellEnd"/>
       <w:r>
@@ -9481,7 +9531,7 @@
           <w:color w:val="002060"/>
           <w:lang w:val="en-US"/>
         </w:rPr>
-        <w:t>v.id_product</w:t>
+        <w:t>v.qtd</w:t>
       </w:r>
       <w:proofErr w:type="spellEnd"/>
       <w:r>
@@ -9508,40 +9558,6 @@
           <w:rFonts w:ascii="Arial" w:hAnsi="Arial" w:cs="Arial"/>
           <w:color w:val="002060"/>
           <w:lang w:val="en-US"/>
-        </w:rPr>
-        <w:t xml:space="preserve">        </w:t>
-      </w:r>
-      <w:proofErr w:type="spellStart"/>
-      <w:r>
-        <w:rPr>
-          <w:rFonts w:ascii="Arial" w:hAnsi="Arial" w:cs="Arial"/>
-          <w:color w:val="002060"/>
-        </w:rPr>
-        <w:t>v.qtd</w:t>
-      </w:r>
-      <w:proofErr w:type="spellEnd"/>
-      <w:r>
-        <w:rPr>
-          <w:rFonts w:ascii="Arial" w:hAnsi="Arial" w:cs="Arial"/>
-          <w:color w:val="002060"/>
-        </w:rPr>
-        <w:t>,</w:t>
-      </w:r>
-    </w:p>
-    <w:p>
-      <w:pPr>
-        <w:spacing w:after="0" w:line="240" w:lineRule="auto"/>
-        <w:ind w:firstLine="284"/>
-        <w:jc w:val="both"/>
-        <w:rPr>
-          <w:rFonts w:ascii="Arial" w:hAnsi="Arial" w:cs="Arial"/>
-          <w:color w:val="002060"/>
-        </w:rPr>
-      </w:pPr>
-      <w:r>
-        <w:rPr>
-          <w:rFonts w:ascii="Arial" w:hAnsi="Arial" w:cs="Arial"/>
-          <w:color w:val="002060"/>
         </w:rPr>
         <w:t xml:space="preserve">        </w:t>
       </w:r>
@@ -9671,15 +9687,7 @@
           <w:color w:val="002060"/>
           <w:lang w:val="en-US"/>
         </w:rPr>
-        <w:t xml:space="preserve">        </w:t>
-      </w:r>
-      <w:r>
-        <w:rPr>
-          <w:rFonts w:ascii="Arial" w:hAnsi="Arial" w:cs="Arial"/>
-          <w:color w:val="002060"/>
-          <w:lang w:val="en-US"/>
-        </w:rPr>
-        <w:t xml:space="preserve">ON </w:t>
+        <w:t xml:space="preserve">        ON </w:t>
       </w:r>
       <w:proofErr w:type="spellStart"/>
       <w:r>
@@ -9978,7 +9986,7 @@
           <w:color w:val="002060"/>
           <w:lang w:val="en-US"/>
         </w:rPr>
-        <w:t>SUM(</w:t>
+        <w:t>AVG(</w:t>
       </w:r>
       <w:proofErr w:type="gramEnd"/>
       <w:r>
@@ -9987,7 +9995,45 @@
           <w:color w:val="002060"/>
           <w:lang w:val="en-US"/>
         </w:rPr>
-        <w:t xml:space="preserve">total) * 1.0 / </w:t>
+        <w:t xml:space="preserve">total) AS </w:t>
+      </w:r>
+      <w:proofErr w:type="spellStart"/>
+      <w:r>
+        <w:rPr>
+          <w:rFonts w:ascii="Arial" w:hAnsi="Arial" w:cs="Arial"/>
+          <w:color w:val="002060"/>
+          <w:lang w:val="en-US"/>
+        </w:rPr>
+        <w:t>ticket_medio</w:t>
+      </w:r>
+      <w:proofErr w:type="spellEnd"/>
+      <w:r>
+        <w:rPr>
+          <w:rFonts w:ascii="Arial" w:hAnsi="Arial" w:cs="Arial"/>
+          <w:color w:val="002060"/>
+          <w:lang w:val="en-US"/>
+        </w:rPr>
+        <w:t>,</w:t>
+      </w:r>
+    </w:p>
+    <w:p>
+      <w:pPr>
+        <w:spacing w:after="0" w:line="240" w:lineRule="auto"/>
+        <w:ind w:firstLine="284"/>
+        <w:jc w:val="both"/>
+        <w:rPr>
+          <w:rFonts w:ascii="Arial" w:hAnsi="Arial" w:cs="Arial"/>
+          <w:color w:val="002060"/>
+          <w:lang w:val="en-US"/>
+        </w:rPr>
+      </w:pPr>
+      <w:r>
+        <w:rPr>
+          <w:rFonts w:ascii="Arial" w:hAnsi="Arial" w:cs="Arial"/>
+          <w:color w:val="002060"/>
+          <w:lang w:val="en-US"/>
+        </w:rPr>
+        <w:t xml:space="preserve">        </w:t>
       </w:r>
       <w:proofErr w:type="gramStart"/>
       <w:r>
@@ -10005,7 +10051,7 @@
           <w:color w:val="002060"/>
           <w:lang w:val="en-US"/>
         </w:rPr>
-        <w:t xml:space="preserve">*) AS </w:t>
+        <w:t xml:space="preserve">DISTINCT </w:t>
       </w:r>
       <w:proofErr w:type="spellStart"/>
       <w:r>
@@ -10014,7 +10060,7 @@
           <w:color w:val="002060"/>
           <w:lang w:val="en-US"/>
         </w:rPr>
-        <w:t>ticket_medio</w:t>
+        <w:t>categoria</w:t>
       </w:r>
       <w:proofErr w:type="spellEnd"/>
       <w:r>
@@ -10023,66 +10069,16 @@
           <w:color w:val="002060"/>
           <w:lang w:val="en-US"/>
         </w:rPr>
-        <w:t>,</w:t>
-      </w:r>
-    </w:p>
-    <w:p>
-      <w:pPr>
-        <w:spacing w:after="0" w:line="240" w:lineRule="auto"/>
-        <w:ind w:firstLine="284"/>
-        <w:jc w:val="both"/>
-        <w:rPr>
-          <w:rFonts w:ascii="Arial" w:hAnsi="Arial" w:cs="Arial"/>
-          <w:color w:val="002060"/>
-        </w:rPr>
-      </w:pPr>
-      <w:r>
-        <w:rPr>
-          <w:rFonts w:ascii="Arial" w:hAnsi="Arial" w:cs="Arial"/>
-          <w:color w:val="002060"/>
-          <w:lang w:val="en-US"/>
-        </w:rPr>
-        <w:t xml:space="preserve">        </w:t>
-      </w:r>
-      <w:proofErr w:type="gramStart"/>
-      <w:r>
-        <w:rPr>
-          <w:rFonts w:ascii="Arial" w:hAnsi="Arial" w:cs="Arial"/>
-          <w:color w:val="002060"/>
-        </w:rPr>
-        <w:t>COUNT(</w:t>
-      </w:r>
-      <w:proofErr w:type="gramEnd"/>
-      <w:r>
-        <w:rPr>
-          <w:rFonts w:ascii="Arial" w:hAnsi="Arial" w:cs="Arial"/>
-          <w:color w:val="002060"/>
-        </w:rPr>
-        <w:t xml:space="preserve">DISTINCT categoria) </w:t>
-      </w:r>
-      <w:proofErr w:type="gramStart"/>
-      <w:r>
-        <w:rPr>
-          <w:rFonts w:ascii="Arial" w:hAnsi="Arial" w:cs="Arial"/>
-          <w:color w:val="002060"/>
-        </w:rPr>
-        <w:t xml:space="preserve">AS </w:t>
+        <w:t xml:space="preserve">) AS </w:t>
       </w:r>
       <w:proofErr w:type="spellStart"/>
       <w:r>
         <w:rPr>
           <w:rFonts w:ascii="Arial" w:hAnsi="Arial" w:cs="Arial"/>
           <w:color w:val="002060"/>
-        </w:rPr>
-        <w:t>diversidade</w:t>
-      </w:r>
-      <w:proofErr w:type="gramEnd"/>
-      <w:r>
-        <w:rPr>
-          <w:rFonts w:ascii="Arial" w:hAnsi="Arial" w:cs="Arial"/>
-          <w:color w:val="002060"/>
-        </w:rPr>
-        <w:t>_categorias</w:t>
+          <w:lang w:val="en-US"/>
+        </w:rPr>
+        <w:t>diversidade_categorias</w:t>
       </w:r>
       <w:proofErr w:type="spellEnd"/>
     </w:p>
@@ -10101,16 +10097,9 @@
         <w:rPr>
           <w:rFonts w:ascii="Arial" w:hAnsi="Arial" w:cs="Arial"/>
           <w:color w:val="002060"/>
-        </w:rPr>
-        <w:t xml:space="preserve">    </w:t>
-      </w:r>
-      <w:r>
-        <w:rPr>
-          <w:rFonts w:ascii="Arial" w:hAnsi="Arial" w:cs="Arial"/>
-          <w:color w:val="002060"/>
-          <w:lang w:val="en-US"/>
-        </w:rPr>
-        <w:t>FROM base</w:t>
+          <w:lang w:val="en-US"/>
+        </w:rPr>
+        <w:t xml:space="preserve">    FROM base</w:t>
       </w:r>
     </w:p>
     <w:p>
@@ -10860,7 +10849,6 @@
         <w:jc w:val="both"/>
         <w:rPr>
           <w:rFonts w:ascii="Arial" w:hAnsi="Arial" w:cs="Arial"/>
-          <w:color w:val="002060"/>
         </w:rPr>
       </w:pPr>
       <w:r>
@@ -10870,16 +10858,6 @@
         </w:rPr>
         <w:t>LIMIT 1;</w:t>
       </w:r>
-    </w:p>
-    <w:p>
-      <w:pPr>
-        <w:spacing w:after="0" w:line="240" w:lineRule="auto"/>
-        <w:ind w:firstLine="284"/>
-        <w:jc w:val="both"/>
-        <w:rPr>
-          <w:rFonts w:ascii="Arial" w:hAnsi="Arial" w:cs="Arial"/>
-        </w:rPr>
-      </w:pPr>
     </w:p>
     <w:p>
       <w:pPr>
@@ -11107,9 +11085,20 @@
           <w:b/>
           <w:bCs/>
         </w:rPr>
-        <w:lastRenderedPageBreak/>
         <w:t>Questão 5.3 - Explique:</w:t>
       </w:r>
+    </w:p>
+    <w:p>
+      <w:pPr>
+        <w:spacing w:after="0" w:line="240" w:lineRule="auto"/>
+        <w:ind w:firstLine="284"/>
+        <w:jc w:val="both"/>
+        <w:rPr>
+          <w:rFonts w:ascii="Arial" w:hAnsi="Arial" w:cs="Arial"/>
+          <w:b/>
+          <w:bCs/>
+        </w:rPr>
+      </w:pPr>
     </w:p>
     <w:p>
       <w:pPr>
@@ -15036,4426 +15025,29 @@
           <w:color w:val="002060"/>
         </w:rPr>
       </w:pPr>
-      <w:proofErr w:type="spellStart"/>
-      <w:r>
-        <w:rPr>
-          <w:rFonts w:ascii="Arial" w:hAnsi="Arial" w:cs="Arial"/>
-          <w:color w:val="002060"/>
-        </w:rPr>
-        <w:t>import</w:t>
-      </w:r>
-      <w:proofErr w:type="spellEnd"/>
-      <w:r>
-        <w:rPr>
-          <w:rFonts w:ascii="Arial" w:hAnsi="Arial" w:cs="Arial"/>
-          <w:color w:val="002060"/>
-        </w:rPr>
-        <w:t xml:space="preserve"> pandas as </w:t>
-      </w:r>
-      <w:proofErr w:type="spellStart"/>
-      <w:r>
-        <w:rPr>
-          <w:rFonts w:ascii="Arial" w:hAnsi="Arial" w:cs="Arial"/>
-          <w:color w:val="002060"/>
-        </w:rPr>
-        <w:t>pd</w:t>
-      </w:r>
-      <w:proofErr w:type="spellEnd"/>
-    </w:p>
-    <w:p>
-      <w:pPr>
-        <w:spacing w:after="0" w:line="240" w:lineRule="auto"/>
-        <w:ind w:firstLine="284"/>
-        <w:jc w:val="both"/>
-        <w:rPr>
-          <w:rFonts w:ascii="Arial" w:hAnsi="Arial" w:cs="Arial"/>
-          <w:color w:val="002060"/>
-        </w:rPr>
-      </w:pPr>
-      <w:proofErr w:type="spellStart"/>
-      <w:r>
-        <w:rPr>
-          <w:rFonts w:ascii="Arial" w:hAnsi="Arial" w:cs="Arial"/>
-          <w:color w:val="002060"/>
-        </w:rPr>
-        <w:t>import</w:t>
-      </w:r>
-      <w:proofErr w:type="spellEnd"/>
-      <w:r>
-        <w:rPr>
-          <w:rFonts w:ascii="Arial" w:hAnsi="Arial" w:cs="Arial"/>
-          <w:color w:val="002060"/>
-        </w:rPr>
-        <w:t xml:space="preserve"> </w:t>
-      </w:r>
-      <w:proofErr w:type="spellStart"/>
-      <w:r>
-        <w:rPr>
-          <w:rFonts w:ascii="Arial" w:hAnsi="Arial" w:cs="Arial"/>
-          <w:color w:val="002060"/>
-        </w:rPr>
-        <w:t>numpy</w:t>
-      </w:r>
-      <w:proofErr w:type="spellEnd"/>
-      <w:r>
-        <w:rPr>
-          <w:rFonts w:ascii="Arial" w:hAnsi="Arial" w:cs="Arial"/>
-          <w:color w:val="002060"/>
-        </w:rPr>
-        <w:t xml:space="preserve"> as </w:t>
-      </w:r>
-      <w:proofErr w:type="spellStart"/>
-      <w:r>
-        <w:rPr>
-          <w:rFonts w:ascii="Arial" w:hAnsi="Arial" w:cs="Arial"/>
-          <w:color w:val="002060"/>
-        </w:rPr>
-        <w:t>np</w:t>
-      </w:r>
-      <w:proofErr w:type="spellEnd"/>
-    </w:p>
-    <w:p>
-      <w:pPr>
-        <w:spacing w:after="0" w:line="240" w:lineRule="auto"/>
-        <w:ind w:firstLine="284"/>
-        <w:jc w:val="both"/>
-        <w:rPr>
-          <w:rFonts w:ascii="Arial" w:hAnsi="Arial" w:cs="Arial"/>
-          <w:color w:val="002060"/>
-        </w:rPr>
-      </w:pPr>
-    </w:p>
-    <w:p>
-      <w:pPr>
-        <w:spacing w:after="0" w:line="240" w:lineRule="auto"/>
-        <w:ind w:firstLine="284"/>
-        <w:jc w:val="both"/>
-        <w:rPr>
-          <w:rFonts w:ascii="Arial" w:hAnsi="Arial" w:cs="Arial"/>
-          <w:color w:val="002060"/>
-        </w:rPr>
-      </w:pPr>
-      <w:r>
-        <w:rPr>
-          <w:rFonts w:ascii="Arial" w:hAnsi="Arial" w:cs="Arial"/>
-          <w:color w:val="002060"/>
-        </w:rPr>
-        <w:t># =========================</w:t>
-      </w:r>
-    </w:p>
-    <w:p>
-      <w:pPr>
-        <w:spacing w:after="0" w:line="240" w:lineRule="auto"/>
-        <w:ind w:firstLine="284"/>
-        <w:jc w:val="both"/>
-        <w:rPr>
-          <w:rFonts w:ascii="Arial" w:hAnsi="Arial" w:cs="Arial"/>
-          <w:color w:val="002060"/>
-        </w:rPr>
-      </w:pPr>
-      <w:r>
-        <w:rPr>
-          <w:rFonts w:ascii="Arial" w:hAnsi="Arial" w:cs="Arial"/>
-          <w:color w:val="002060"/>
-        </w:rPr>
-        <w:t># 1. Carregar dados</w:t>
-      </w:r>
-    </w:p>
-    <w:p>
-      <w:pPr>
-        <w:spacing w:after="0" w:line="240" w:lineRule="auto"/>
-        <w:ind w:firstLine="284"/>
-        <w:jc w:val="both"/>
-        <w:rPr>
-          <w:rFonts w:ascii="Arial" w:hAnsi="Arial" w:cs="Arial"/>
-          <w:color w:val="002060"/>
-        </w:rPr>
-      </w:pPr>
-      <w:r>
-        <w:rPr>
-          <w:rFonts w:ascii="Arial" w:hAnsi="Arial" w:cs="Arial"/>
-          <w:color w:val="002060"/>
-        </w:rPr>
-        <w:t># =========================</w:t>
-      </w:r>
-    </w:p>
-    <w:p>
-      <w:pPr>
-        <w:spacing w:after="0" w:line="240" w:lineRule="auto"/>
-        <w:ind w:firstLine="284"/>
-        <w:jc w:val="both"/>
-        <w:rPr>
-          <w:rFonts w:ascii="Arial" w:hAnsi="Arial" w:cs="Arial"/>
-          <w:color w:val="002060"/>
-        </w:rPr>
-      </w:pPr>
-      <w:r>
-        <w:rPr>
-          <w:rFonts w:ascii="Arial" w:hAnsi="Arial" w:cs="Arial"/>
-          <w:color w:val="002060"/>
-        </w:rPr>
-        <w:t xml:space="preserve">vendas = </w:t>
-      </w:r>
-      <w:proofErr w:type="spellStart"/>
+      <w:r>
+        <w:rPr>
+          <w:rFonts w:ascii="Arial" w:hAnsi="Arial" w:cs="Arial"/>
+          <w:color w:val="002060"/>
+        </w:rPr>
+        <w:t>07_demand_forecast_</w:t>
+      </w:r>
       <w:proofErr w:type="gramStart"/>
       <w:r>
         <w:rPr>
           <w:rFonts w:ascii="Arial" w:hAnsi="Arial" w:cs="Arial"/>
           <w:color w:val="002060"/>
         </w:rPr>
-        <w:t>pd.read</w:t>
+        <w:t>2</w:t>
+      </w:r>
+      <w:r>
+        <w:rPr>
+          <w:rFonts w:ascii="Arial" w:hAnsi="Arial" w:cs="Arial"/>
+          <w:color w:val="002060"/>
+        </w:rPr>
+        <w:t>.ipynb</w:t>
       </w:r>
       <w:proofErr w:type="gramEnd"/>
-      <w:r>
-        <w:rPr>
-          <w:rFonts w:ascii="Arial" w:hAnsi="Arial" w:cs="Arial"/>
-          <w:color w:val="002060"/>
-        </w:rPr>
-        <w:t>_csv</w:t>
-      </w:r>
-      <w:proofErr w:type="spellEnd"/>
-      <w:r>
-        <w:rPr>
-          <w:rFonts w:ascii="Arial" w:hAnsi="Arial" w:cs="Arial"/>
-          <w:color w:val="002060"/>
-        </w:rPr>
-        <w:t>('../data/</w:t>
-      </w:r>
-      <w:proofErr w:type="spellStart"/>
-      <w:r>
-        <w:rPr>
-          <w:rFonts w:ascii="Arial" w:hAnsi="Arial" w:cs="Arial"/>
-          <w:color w:val="002060"/>
-        </w:rPr>
-        <w:t>raw</w:t>
-      </w:r>
-      <w:proofErr w:type="spellEnd"/>
-      <w:r>
-        <w:rPr>
-          <w:rFonts w:ascii="Arial" w:hAnsi="Arial" w:cs="Arial"/>
-          <w:color w:val="002060"/>
-        </w:rPr>
-        <w:t>/vendas_2023_2024.csv')</w:t>
-      </w:r>
-    </w:p>
-    <w:p>
-      <w:pPr>
-        <w:spacing w:after="0" w:line="240" w:lineRule="auto"/>
-        <w:ind w:firstLine="284"/>
-        <w:jc w:val="both"/>
-        <w:rPr>
-          <w:rFonts w:ascii="Arial" w:hAnsi="Arial" w:cs="Arial"/>
-          <w:color w:val="002060"/>
-        </w:rPr>
-      </w:pPr>
-      <w:r>
-        <w:rPr>
-          <w:rFonts w:ascii="Arial" w:hAnsi="Arial" w:cs="Arial"/>
-          <w:color w:val="002060"/>
-        </w:rPr>
-        <w:t xml:space="preserve">produtos = </w:t>
-      </w:r>
-      <w:proofErr w:type="spellStart"/>
-      <w:proofErr w:type="gramStart"/>
-      <w:r>
-        <w:rPr>
-          <w:rFonts w:ascii="Arial" w:hAnsi="Arial" w:cs="Arial"/>
-          <w:color w:val="002060"/>
-        </w:rPr>
-        <w:t>pd.read</w:t>
-      </w:r>
-      <w:proofErr w:type="gramEnd"/>
-      <w:r>
-        <w:rPr>
-          <w:rFonts w:ascii="Arial" w:hAnsi="Arial" w:cs="Arial"/>
-          <w:color w:val="002060"/>
-        </w:rPr>
-        <w:t>_csv</w:t>
-      </w:r>
-      <w:proofErr w:type="spellEnd"/>
-      <w:r>
-        <w:rPr>
-          <w:rFonts w:ascii="Arial" w:hAnsi="Arial" w:cs="Arial"/>
-          <w:color w:val="002060"/>
-        </w:rPr>
-        <w:t>('../data/</w:t>
-      </w:r>
-      <w:proofErr w:type="spellStart"/>
-      <w:r>
-        <w:rPr>
-          <w:rFonts w:ascii="Arial" w:hAnsi="Arial" w:cs="Arial"/>
-          <w:color w:val="002060"/>
-        </w:rPr>
-        <w:t>processed</w:t>
-      </w:r>
-      <w:proofErr w:type="spellEnd"/>
-      <w:r>
-        <w:rPr>
-          <w:rFonts w:ascii="Arial" w:hAnsi="Arial" w:cs="Arial"/>
-          <w:color w:val="002060"/>
-        </w:rPr>
-        <w:t>/produtos_clean.csv')</w:t>
-      </w:r>
-    </w:p>
-    <w:p>
-      <w:pPr>
-        <w:spacing w:after="0" w:line="240" w:lineRule="auto"/>
-        <w:ind w:firstLine="284"/>
-        <w:jc w:val="both"/>
-        <w:rPr>
-          <w:rFonts w:ascii="Arial" w:hAnsi="Arial" w:cs="Arial"/>
-          <w:color w:val="002060"/>
-        </w:rPr>
-      </w:pPr>
-    </w:p>
-    <w:p>
-      <w:pPr>
-        <w:spacing w:after="0" w:line="240" w:lineRule="auto"/>
-        <w:ind w:firstLine="284"/>
-        <w:jc w:val="both"/>
-        <w:rPr>
-          <w:rFonts w:ascii="Arial" w:hAnsi="Arial" w:cs="Arial"/>
-          <w:color w:val="002060"/>
-        </w:rPr>
-      </w:pPr>
-      <w:r>
-        <w:rPr>
-          <w:rFonts w:ascii="Arial" w:hAnsi="Arial" w:cs="Arial"/>
-          <w:color w:val="002060"/>
-        </w:rPr>
-        <w:t># =========================</w:t>
-      </w:r>
-    </w:p>
-    <w:p>
-      <w:pPr>
-        <w:spacing w:after="0" w:line="240" w:lineRule="auto"/>
-        <w:ind w:firstLine="284"/>
-        <w:jc w:val="both"/>
-        <w:rPr>
-          <w:rFonts w:ascii="Arial" w:hAnsi="Arial" w:cs="Arial"/>
-          <w:color w:val="002060"/>
-        </w:rPr>
-      </w:pPr>
-      <w:r>
-        <w:rPr>
-          <w:rFonts w:ascii="Arial" w:hAnsi="Arial" w:cs="Arial"/>
-          <w:color w:val="002060"/>
-        </w:rPr>
-        <w:t># 2. Padronizar colunas</w:t>
-      </w:r>
-    </w:p>
-    <w:p>
-      <w:pPr>
-        <w:spacing w:after="0" w:line="240" w:lineRule="auto"/>
-        <w:ind w:firstLine="284"/>
-        <w:jc w:val="both"/>
-        <w:rPr>
-          <w:rFonts w:ascii="Arial" w:hAnsi="Arial" w:cs="Arial"/>
-          <w:color w:val="002060"/>
-        </w:rPr>
-      </w:pPr>
-      <w:r>
-        <w:rPr>
-          <w:rFonts w:ascii="Arial" w:hAnsi="Arial" w:cs="Arial"/>
-          <w:color w:val="002060"/>
-        </w:rPr>
-        <w:t># =========================</w:t>
-      </w:r>
-    </w:p>
-    <w:p>
-      <w:pPr>
-        <w:spacing w:after="0" w:line="240" w:lineRule="auto"/>
-        <w:ind w:firstLine="284"/>
-        <w:jc w:val="both"/>
-        <w:rPr>
-          <w:rFonts w:ascii="Arial" w:hAnsi="Arial" w:cs="Arial"/>
-          <w:color w:val="002060"/>
-        </w:rPr>
-      </w:pPr>
-      <w:r>
-        <w:rPr>
-          <w:rFonts w:ascii="Arial" w:hAnsi="Arial" w:cs="Arial"/>
-          <w:color w:val="002060"/>
-        </w:rPr>
-        <w:t xml:space="preserve">vendas = </w:t>
-      </w:r>
-      <w:proofErr w:type="spellStart"/>
-      <w:proofErr w:type="gramStart"/>
-      <w:r>
-        <w:rPr>
-          <w:rFonts w:ascii="Arial" w:hAnsi="Arial" w:cs="Arial"/>
-          <w:color w:val="002060"/>
-        </w:rPr>
-        <w:t>vendas.rename</w:t>
-      </w:r>
-      <w:proofErr w:type="spellEnd"/>
-      <w:proofErr w:type="gramEnd"/>
-      <w:r>
-        <w:rPr>
-          <w:rFonts w:ascii="Arial" w:hAnsi="Arial" w:cs="Arial"/>
-          <w:color w:val="002060"/>
-        </w:rPr>
-        <w:t>(</w:t>
-      </w:r>
-      <w:proofErr w:type="spellStart"/>
-      <w:r>
-        <w:rPr>
-          <w:rFonts w:ascii="Arial" w:hAnsi="Arial" w:cs="Arial"/>
-          <w:color w:val="002060"/>
-        </w:rPr>
-        <w:t>columns</w:t>
-      </w:r>
-      <w:proofErr w:type="spellEnd"/>
-      <w:proofErr w:type="gramStart"/>
-      <w:r>
-        <w:rPr>
-          <w:rFonts w:ascii="Arial" w:hAnsi="Arial" w:cs="Arial"/>
-          <w:color w:val="002060"/>
-        </w:rPr>
-        <w:t>={</w:t>
-      </w:r>
-      <w:proofErr w:type="gramEnd"/>
-      <w:r>
-        <w:rPr>
-          <w:rFonts w:ascii="Arial" w:hAnsi="Arial" w:cs="Arial"/>
-          <w:color w:val="002060"/>
-        </w:rPr>
-        <w:t>'</w:t>
-      </w:r>
-      <w:proofErr w:type="spellStart"/>
-      <w:r>
-        <w:rPr>
-          <w:rFonts w:ascii="Arial" w:hAnsi="Arial" w:cs="Arial"/>
-          <w:color w:val="002060"/>
-        </w:rPr>
-        <w:t>id_product</w:t>
-      </w:r>
-      <w:proofErr w:type="spellEnd"/>
-      <w:r>
-        <w:rPr>
-          <w:rFonts w:ascii="Arial" w:hAnsi="Arial" w:cs="Arial"/>
-          <w:color w:val="002060"/>
-        </w:rPr>
-        <w:t>': '</w:t>
-      </w:r>
-      <w:proofErr w:type="spellStart"/>
-      <w:r>
-        <w:rPr>
-          <w:rFonts w:ascii="Arial" w:hAnsi="Arial" w:cs="Arial"/>
-          <w:color w:val="002060"/>
-        </w:rPr>
-        <w:t>product_id</w:t>
-      </w:r>
-      <w:proofErr w:type="spellEnd"/>
-      <w:r>
-        <w:rPr>
-          <w:rFonts w:ascii="Arial" w:hAnsi="Arial" w:cs="Arial"/>
-          <w:color w:val="002060"/>
-        </w:rPr>
-        <w:t>'})</w:t>
-      </w:r>
-    </w:p>
-    <w:p>
-      <w:pPr>
-        <w:spacing w:after="0" w:line="240" w:lineRule="auto"/>
-        <w:ind w:firstLine="284"/>
-        <w:jc w:val="both"/>
-        <w:rPr>
-          <w:rFonts w:ascii="Arial" w:hAnsi="Arial" w:cs="Arial"/>
-          <w:color w:val="002060"/>
-        </w:rPr>
-      </w:pPr>
-      <w:r>
-        <w:rPr>
-          <w:rFonts w:ascii="Arial" w:hAnsi="Arial" w:cs="Arial"/>
-          <w:color w:val="002060"/>
-        </w:rPr>
-        <w:t xml:space="preserve">produtos = </w:t>
-      </w:r>
-      <w:proofErr w:type="spellStart"/>
-      <w:proofErr w:type="gramStart"/>
-      <w:r>
-        <w:rPr>
-          <w:rFonts w:ascii="Arial" w:hAnsi="Arial" w:cs="Arial"/>
-          <w:color w:val="002060"/>
-        </w:rPr>
-        <w:t>produtos.rename</w:t>
-      </w:r>
-      <w:proofErr w:type="spellEnd"/>
-      <w:proofErr w:type="gramEnd"/>
-      <w:r>
-        <w:rPr>
-          <w:rFonts w:ascii="Arial" w:hAnsi="Arial" w:cs="Arial"/>
-          <w:color w:val="002060"/>
-        </w:rPr>
-        <w:t>(</w:t>
-      </w:r>
-      <w:proofErr w:type="spellStart"/>
-      <w:r>
-        <w:rPr>
-          <w:rFonts w:ascii="Arial" w:hAnsi="Arial" w:cs="Arial"/>
-          <w:color w:val="002060"/>
-        </w:rPr>
-        <w:t>columns</w:t>
-      </w:r>
-      <w:proofErr w:type="spellEnd"/>
-      <w:proofErr w:type="gramStart"/>
-      <w:r>
-        <w:rPr>
-          <w:rFonts w:ascii="Arial" w:hAnsi="Arial" w:cs="Arial"/>
-          <w:color w:val="002060"/>
-        </w:rPr>
-        <w:t>={</w:t>
-      </w:r>
-      <w:proofErr w:type="gramEnd"/>
-      <w:r>
-        <w:rPr>
-          <w:rFonts w:ascii="Arial" w:hAnsi="Arial" w:cs="Arial"/>
-          <w:color w:val="002060"/>
-        </w:rPr>
-        <w:t>'</w:t>
-      </w:r>
-      <w:proofErr w:type="spellStart"/>
-      <w:r>
-        <w:rPr>
-          <w:rFonts w:ascii="Arial" w:hAnsi="Arial" w:cs="Arial"/>
-          <w:color w:val="002060"/>
-        </w:rPr>
-        <w:t>code</w:t>
-      </w:r>
-      <w:proofErr w:type="spellEnd"/>
-      <w:r>
-        <w:rPr>
-          <w:rFonts w:ascii="Arial" w:hAnsi="Arial" w:cs="Arial"/>
-          <w:color w:val="002060"/>
-        </w:rPr>
-        <w:t>': '</w:t>
-      </w:r>
-      <w:proofErr w:type="spellStart"/>
-      <w:r>
-        <w:rPr>
-          <w:rFonts w:ascii="Arial" w:hAnsi="Arial" w:cs="Arial"/>
-          <w:color w:val="002060"/>
-        </w:rPr>
-        <w:t>product_id</w:t>
-      </w:r>
-      <w:proofErr w:type="spellEnd"/>
-      <w:r>
-        <w:rPr>
-          <w:rFonts w:ascii="Arial" w:hAnsi="Arial" w:cs="Arial"/>
-          <w:color w:val="002060"/>
-        </w:rPr>
-        <w:t>'})</w:t>
-      </w:r>
-    </w:p>
-    <w:p>
-      <w:pPr>
-        <w:spacing w:after="0" w:line="240" w:lineRule="auto"/>
-        <w:ind w:firstLine="284"/>
-        <w:jc w:val="both"/>
-        <w:rPr>
-          <w:rFonts w:ascii="Arial" w:hAnsi="Arial" w:cs="Arial"/>
-          <w:color w:val="002060"/>
-        </w:rPr>
-      </w:pPr>
-    </w:p>
-    <w:p>
-      <w:pPr>
-        <w:spacing w:after="0" w:line="240" w:lineRule="auto"/>
-        <w:ind w:firstLine="284"/>
-        <w:jc w:val="both"/>
-        <w:rPr>
-          <w:rFonts w:ascii="Arial" w:hAnsi="Arial" w:cs="Arial"/>
-          <w:color w:val="002060"/>
-        </w:rPr>
-      </w:pPr>
-      <w:r>
-        <w:rPr>
-          <w:rFonts w:ascii="Arial" w:hAnsi="Arial" w:cs="Arial"/>
-          <w:color w:val="002060"/>
-        </w:rPr>
-        <w:t># Garantir mesmo tipo</w:t>
-      </w:r>
-    </w:p>
-    <w:p>
-      <w:pPr>
-        <w:spacing w:after="0" w:line="240" w:lineRule="auto"/>
-        <w:ind w:firstLine="284"/>
-        <w:jc w:val="both"/>
-        <w:rPr>
-          <w:rFonts w:ascii="Arial" w:hAnsi="Arial" w:cs="Arial"/>
-          <w:color w:val="002060"/>
-        </w:rPr>
-      </w:pPr>
-      <w:r>
-        <w:rPr>
-          <w:rFonts w:ascii="Arial" w:hAnsi="Arial" w:cs="Arial"/>
-          <w:color w:val="002060"/>
-        </w:rPr>
-        <w:t>vendas['</w:t>
-      </w:r>
-      <w:proofErr w:type="spellStart"/>
-      <w:r>
-        <w:rPr>
-          <w:rFonts w:ascii="Arial" w:hAnsi="Arial" w:cs="Arial"/>
-          <w:color w:val="002060"/>
-        </w:rPr>
-        <w:t>product_id</w:t>
-      </w:r>
-      <w:proofErr w:type="spellEnd"/>
-      <w:r>
-        <w:rPr>
-          <w:rFonts w:ascii="Arial" w:hAnsi="Arial" w:cs="Arial"/>
-          <w:color w:val="002060"/>
-        </w:rPr>
-        <w:t>'] = vendas['</w:t>
-      </w:r>
-      <w:proofErr w:type="spellStart"/>
-      <w:r>
-        <w:rPr>
-          <w:rFonts w:ascii="Arial" w:hAnsi="Arial" w:cs="Arial"/>
-          <w:color w:val="002060"/>
-        </w:rPr>
-        <w:t>product_id</w:t>
-      </w:r>
-      <w:proofErr w:type="spellEnd"/>
-      <w:r>
-        <w:rPr>
-          <w:rFonts w:ascii="Arial" w:hAnsi="Arial" w:cs="Arial"/>
-          <w:color w:val="002060"/>
-        </w:rPr>
-        <w:t>'</w:t>
-      </w:r>
-      <w:proofErr w:type="gramStart"/>
-      <w:r>
-        <w:rPr>
-          <w:rFonts w:ascii="Arial" w:hAnsi="Arial" w:cs="Arial"/>
-          <w:color w:val="002060"/>
-        </w:rPr>
-        <w:t>].</w:t>
-      </w:r>
-      <w:proofErr w:type="spellStart"/>
-      <w:r>
-        <w:rPr>
-          <w:rFonts w:ascii="Arial" w:hAnsi="Arial" w:cs="Arial"/>
-          <w:color w:val="002060"/>
-        </w:rPr>
-        <w:t>astype</w:t>
-      </w:r>
-      <w:proofErr w:type="spellEnd"/>
-      <w:proofErr w:type="gramEnd"/>
-      <w:r>
-        <w:rPr>
-          <w:rFonts w:ascii="Arial" w:hAnsi="Arial" w:cs="Arial"/>
-          <w:color w:val="002060"/>
-        </w:rPr>
-        <w:t>(</w:t>
-      </w:r>
-      <w:proofErr w:type="spellStart"/>
-      <w:r>
-        <w:rPr>
-          <w:rFonts w:ascii="Arial" w:hAnsi="Arial" w:cs="Arial"/>
-          <w:color w:val="002060"/>
-        </w:rPr>
-        <w:t>str</w:t>
-      </w:r>
-      <w:proofErr w:type="spellEnd"/>
-      <w:r>
-        <w:rPr>
-          <w:rFonts w:ascii="Arial" w:hAnsi="Arial" w:cs="Arial"/>
-          <w:color w:val="002060"/>
-        </w:rPr>
-        <w:t>).</w:t>
-      </w:r>
-      <w:proofErr w:type="spellStart"/>
-      <w:proofErr w:type="gramStart"/>
-      <w:r>
-        <w:rPr>
-          <w:rFonts w:ascii="Arial" w:hAnsi="Arial" w:cs="Arial"/>
-          <w:color w:val="002060"/>
-        </w:rPr>
-        <w:t>str.strip</w:t>
-      </w:r>
-      <w:proofErr w:type="spellEnd"/>
-      <w:proofErr w:type="gramEnd"/>
-      <w:r>
-        <w:rPr>
-          <w:rFonts w:ascii="Arial" w:hAnsi="Arial" w:cs="Arial"/>
-          <w:color w:val="002060"/>
-        </w:rPr>
-        <w:t>()</w:t>
-      </w:r>
-    </w:p>
-    <w:p>
-      <w:pPr>
-        <w:spacing w:after="0" w:line="240" w:lineRule="auto"/>
-        <w:ind w:firstLine="284"/>
-        <w:jc w:val="both"/>
-        <w:rPr>
-          <w:rFonts w:ascii="Arial" w:hAnsi="Arial" w:cs="Arial"/>
-          <w:color w:val="002060"/>
-          <w:lang w:val="en-US"/>
-        </w:rPr>
-      </w:pPr>
-      <w:proofErr w:type="spellStart"/>
-      <w:r>
-        <w:rPr>
-          <w:rFonts w:ascii="Arial" w:hAnsi="Arial" w:cs="Arial"/>
-          <w:color w:val="002060"/>
-          <w:lang w:val="en-US"/>
-        </w:rPr>
-        <w:t>produtos</w:t>
-      </w:r>
-      <w:proofErr w:type="spellEnd"/>
-      <w:r>
-        <w:rPr>
-          <w:rFonts w:ascii="Arial" w:hAnsi="Arial" w:cs="Arial"/>
-          <w:color w:val="002060"/>
-          <w:lang w:val="en-US"/>
-        </w:rPr>
-        <w:t>['</w:t>
-      </w:r>
-      <w:proofErr w:type="spellStart"/>
-      <w:r>
-        <w:rPr>
-          <w:rFonts w:ascii="Arial" w:hAnsi="Arial" w:cs="Arial"/>
-          <w:color w:val="002060"/>
-          <w:lang w:val="en-US"/>
-        </w:rPr>
-        <w:t>product_id</w:t>
-      </w:r>
-      <w:proofErr w:type="spellEnd"/>
-      <w:r>
-        <w:rPr>
-          <w:rFonts w:ascii="Arial" w:hAnsi="Arial" w:cs="Arial"/>
-          <w:color w:val="002060"/>
-          <w:lang w:val="en-US"/>
-        </w:rPr>
-        <w:t xml:space="preserve">'] = </w:t>
-      </w:r>
-      <w:proofErr w:type="spellStart"/>
-      <w:r>
-        <w:rPr>
-          <w:rFonts w:ascii="Arial" w:hAnsi="Arial" w:cs="Arial"/>
-          <w:color w:val="002060"/>
-          <w:lang w:val="en-US"/>
-        </w:rPr>
-        <w:t>produtos</w:t>
-      </w:r>
-      <w:proofErr w:type="spellEnd"/>
-      <w:r>
-        <w:rPr>
-          <w:rFonts w:ascii="Arial" w:hAnsi="Arial" w:cs="Arial"/>
-          <w:color w:val="002060"/>
-          <w:lang w:val="en-US"/>
-        </w:rPr>
-        <w:t>['</w:t>
-      </w:r>
-      <w:proofErr w:type="spellStart"/>
-      <w:r>
-        <w:rPr>
-          <w:rFonts w:ascii="Arial" w:hAnsi="Arial" w:cs="Arial"/>
-          <w:color w:val="002060"/>
-          <w:lang w:val="en-US"/>
-        </w:rPr>
-        <w:t>product_id</w:t>
-      </w:r>
-      <w:proofErr w:type="spellEnd"/>
-      <w:r>
-        <w:rPr>
-          <w:rFonts w:ascii="Arial" w:hAnsi="Arial" w:cs="Arial"/>
-          <w:color w:val="002060"/>
-          <w:lang w:val="en-US"/>
-        </w:rPr>
-        <w:t>'</w:t>
-      </w:r>
-      <w:proofErr w:type="gramStart"/>
-      <w:r>
-        <w:rPr>
-          <w:rFonts w:ascii="Arial" w:hAnsi="Arial" w:cs="Arial"/>
-          <w:color w:val="002060"/>
-          <w:lang w:val="en-US"/>
-        </w:rPr>
-        <w:t>].</w:t>
-      </w:r>
-      <w:proofErr w:type="spellStart"/>
-      <w:r>
-        <w:rPr>
-          <w:rFonts w:ascii="Arial" w:hAnsi="Arial" w:cs="Arial"/>
-          <w:color w:val="002060"/>
-          <w:lang w:val="en-US"/>
-        </w:rPr>
-        <w:t>astype</w:t>
-      </w:r>
-      <w:proofErr w:type="spellEnd"/>
-      <w:proofErr w:type="gramEnd"/>
-      <w:r>
-        <w:rPr>
-          <w:rFonts w:ascii="Arial" w:hAnsi="Arial" w:cs="Arial"/>
-          <w:color w:val="002060"/>
-          <w:lang w:val="en-US"/>
-        </w:rPr>
-        <w:t>(str).</w:t>
-      </w:r>
-      <w:proofErr w:type="spellStart"/>
-      <w:proofErr w:type="gramStart"/>
-      <w:r>
-        <w:rPr>
-          <w:rFonts w:ascii="Arial" w:hAnsi="Arial" w:cs="Arial"/>
-          <w:color w:val="002060"/>
-          <w:lang w:val="en-US"/>
-        </w:rPr>
-        <w:t>str.strip</w:t>
-      </w:r>
-      <w:proofErr w:type="spellEnd"/>
-      <w:proofErr w:type="gramEnd"/>
-      <w:r>
-        <w:rPr>
-          <w:rFonts w:ascii="Arial" w:hAnsi="Arial" w:cs="Arial"/>
-          <w:color w:val="002060"/>
-          <w:lang w:val="en-US"/>
-        </w:rPr>
-        <w:t>()</w:t>
-      </w:r>
-    </w:p>
-    <w:p>
-      <w:pPr>
-        <w:spacing w:after="0" w:line="240" w:lineRule="auto"/>
-        <w:ind w:firstLine="284"/>
-        <w:jc w:val="both"/>
-        <w:rPr>
-          <w:rFonts w:ascii="Arial" w:hAnsi="Arial" w:cs="Arial"/>
-          <w:color w:val="002060"/>
-          <w:lang w:val="en-US"/>
-        </w:rPr>
-      </w:pPr>
-    </w:p>
-    <w:p>
-      <w:pPr>
-        <w:spacing w:after="0" w:line="240" w:lineRule="auto"/>
-        <w:ind w:firstLine="284"/>
-        <w:jc w:val="both"/>
-        <w:rPr>
-          <w:rFonts w:ascii="Arial" w:hAnsi="Arial" w:cs="Arial"/>
-          <w:color w:val="002060"/>
-          <w:lang w:val="en-US"/>
-        </w:rPr>
-      </w:pPr>
-      <w:r>
-        <w:rPr>
-          <w:rFonts w:ascii="Arial" w:hAnsi="Arial" w:cs="Arial"/>
-          <w:color w:val="002060"/>
-          <w:lang w:val="en-US"/>
-        </w:rPr>
-        <w:t># =========================</w:t>
-      </w:r>
-    </w:p>
-    <w:p>
-      <w:pPr>
-        <w:spacing w:after="0" w:line="240" w:lineRule="auto"/>
-        <w:ind w:firstLine="284"/>
-        <w:jc w:val="both"/>
-        <w:rPr>
-          <w:rFonts w:ascii="Arial" w:hAnsi="Arial" w:cs="Arial"/>
-          <w:color w:val="002060"/>
-          <w:lang w:val="en-US"/>
-        </w:rPr>
-      </w:pPr>
-      <w:r>
-        <w:rPr>
-          <w:rFonts w:ascii="Arial" w:hAnsi="Arial" w:cs="Arial"/>
-          <w:color w:val="002060"/>
-          <w:lang w:val="en-US"/>
-        </w:rPr>
-        <w:t># 3. Merge</w:t>
-      </w:r>
-    </w:p>
-    <w:p>
-      <w:pPr>
-        <w:spacing w:after="0" w:line="240" w:lineRule="auto"/>
-        <w:ind w:firstLine="284"/>
-        <w:jc w:val="both"/>
-        <w:rPr>
-          <w:rFonts w:ascii="Arial" w:hAnsi="Arial" w:cs="Arial"/>
-          <w:color w:val="002060"/>
-          <w:lang w:val="en-US"/>
-        </w:rPr>
-      </w:pPr>
-      <w:r>
-        <w:rPr>
-          <w:rFonts w:ascii="Arial" w:hAnsi="Arial" w:cs="Arial"/>
-          <w:color w:val="002060"/>
-          <w:lang w:val="en-US"/>
-        </w:rPr>
-        <w:t># =========================</w:t>
-      </w:r>
-    </w:p>
-    <w:p>
-      <w:pPr>
-        <w:spacing w:after="0" w:line="240" w:lineRule="auto"/>
-        <w:ind w:firstLine="284"/>
-        <w:jc w:val="both"/>
-        <w:rPr>
-          <w:rFonts w:ascii="Arial" w:hAnsi="Arial" w:cs="Arial"/>
-          <w:color w:val="002060"/>
-          <w:lang w:val="en-US"/>
-        </w:rPr>
-      </w:pPr>
-      <w:proofErr w:type="spellStart"/>
-      <w:r>
-        <w:rPr>
-          <w:rFonts w:ascii="Arial" w:hAnsi="Arial" w:cs="Arial"/>
-          <w:color w:val="002060"/>
-          <w:lang w:val="en-US"/>
-        </w:rPr>
-        <w:t>df</w:t>
-      </w:r>
-      <w:proofErr w:type="spellEnd"/>
-      <w:r>
-        <w:rPr>
-          <w:rFonts w:ascii="Arial" w:hAnsi="Arial" w:cs="Arial"/>
-          <w:color w:val="002060"/>
-          <w:lang w:val="en-US"/>
-        </w:rPr>
-        <w:t xml:space="preserve"> = </w:t>
-      </w:r>
-      <w:proofErr w:type="spellStart"/>
-      <w:proofErr w:type="gramStart"/>
-      <w:r>
-        <w:rPr>
-          <w:rFonts w:ascii="Arial" w:hAnsi="Arial" w:cs="Arial"/>
-          <w:color w:val="002060"/>
-          <w:lang w:val="en-US"/>
-        </w:rPr>
-        <w:t>vendas.merge</w:t>
-      </w:r>
-      <w:proofErr w:type="spellEnd"/>
-      <w:proofErr w:type="gramEnd"/>
-      <w:r>
-        <w:rPr>
-          <w:rFonts w:ascii="Arial" w:hAnsi="Arial" w:cs="Arial"/>
-          <w:color w:val="002060"/>
-          <w:lang w:val="en-US"/>
-        </w:rPr>
-        <w:t>(</w:t>
-      </w:r>
-      <w:proofErr w:type="spellStart"/>
-      <w:r>
-        <w:rPr>
-          <w:rFonts w:ascii="Arial" w:hAnsi="Arial" w:cs="Arial"/>
-          <w:color w:val="002060"/>
-          <w:lang w:val="en-US"/>
-        </w:rPr>
-        <w:t>produtos</w:t>
-      </w:r>
-      <w:proofErr w:type="spellEnd"/>
-      <w:r>
-        <w:rPr>
-          <w:rFonts w:ascii="Arial" w:hAnsi="Arial" w:cs="Arial"/>
-          <w:color w:val="002060"/>
-          <w:lang w:val="en-US"/>
-        </w:rPr>
-        <w:t>, on='</w:t>
-      </w:r>
-      <w:proofErr w:type="spellStart"/>
-      <w:r>
-        <w:rPr>
-          <w:rFonts w:ascii="Arial" w:hAnsi="Arial" w:cs="Arial"/>
-          <w:color w:val="002060"/>
-          <w:lang w:val="en-US"/>
-        </w:rPr>
-        <w:t>product_id</w:t>
-      </w:r>
-      <w:proofErr w:type="spellEnd"/>
-      <w:r>
-        <w:rPr>
-          <w:rFonts w:ascii="Arial" w:hAnsi="Arial" w:cs="Arial"/>
-          <w:color w:val="002060"/>
-          <w:lang w:val="en-US"/>
-        </w:rPr>
-        <w:t>', how='left')</w:t>
-      </w:r>
-    </w:p>
-    <w:p>
-      <w:pPr>
-        <w:spacing w:after="0" w:line="240" w:lineRule="auto"/>
-        <w:ind w:firstLine="284"/>
-        <w:jc w:val="both"/>
-        <w:rPr>
-          <w:rFonts w:ascii="Arial" w:hAnsi="Arial" w:cs="Arial"/>
-          <w:color w:val="002060"/>
-          <w:lang w:val="en-US"/>
-        </w:rPr>
-      </w:pPr>
-    </w:p>
-    <w:p>
-      <w:pPr>
-        <w:spacing w:after="0" w:line="240" w:lineRule="auto"/>
-        <w:ind w:firstLine="284"/>
-        <w:jc w:val="both"/>
-        <w:rPr>
-          <w:rFonts w:ascii="Arial" w:hAnsi="Arial" w:cs="Arial"/>
-          <w:color w:val="002060"/>
-        </w:rPr>
-      </w:pPr>
-      <w:r>
-        <w:rPr>
-          <w:rFonts w:ascii="Arial" w:hAnsi="Arial" w:cs="Arial"/>
-          <w:color w:val="002060"/>
-        </w:rPr>
-        <w:t># =========================</w:t>
-      </w:r>
-    </w:p>
-    <w:p>
-      <w:pPr>
-        <w:spacing w:after="0" w:line="240" w:lineRule="auto"/>
-        <w:ind w:firstLine="284"/>
-        <w:jc w:val="both"/>
-        <w:rPr>
-          <w:rFonts w:ascii="Arial" w:hAnsi="Arial" w:cs="Arial"/>
-          <w:color w:val="002060"/>
-        </w:rPr>
-      </w:pPr>
-      <w:r>
-        <w:rPr>
-          <w:rFonts w:ascii="Arial" w:hAnsi="Arial" w:cs="Arial"/>
-          <w:color w:val="002060"/>
-        </w:rPr>
-        <w:t># 4. Validar merge</w:t>
-      </w:r>
-    </w:p>
-    <w:p>
-      <w:pPr>
-        <w:spacing w:after="0" w:line="240" w:lineRule="auto"/>
-        <w:ind w:firstLine="284"/>
-        <w:jc w:val="both"/>
-        <w:rPr>
-          <w:rFonts w:ascii="Arial" w:hAnsi="Arial" w:cs="Arial"/>
-          <w:color w:val="002060"/>
-        </w:rPr>
-      </w:pPr>
-      <w:r>
-        <w:rPr>
-          <w:rFonts w:ascii="Arial" w:hAnsi="Arial" w:cs="Arial"/>
-          <w:color w:val="002060"/>
-        </w:rPr>
-        <w:t># =========================</w:t>
-      </w:r>
-    </w:p>
-    <w:p>
-      <w:pPr>
-        <w:spacing w:after="0" w:line="240" w:lineRule="auto"/>
-        <w:ind w:firstLine="284"/>
-        <w:jc w:val="both"/>
-        <w:rPr>
-          <w:rFonts w:ascii="Arial" w:hAnsi="Arial" w:cs="Arial"/>
-          <w:color w:val="002060"/>
-        </w:rPr>
-      </w:pPr>
-      <w:proofErr w:type="gramStart"/>
-      <w:r>
-        <w:rPr>
-          <w:rFonts w:ascii="Arial" w:hAnsi="Arial" w:cs="Arial"/>
-          <w:color w:val="002060"/>
-        </w:rPr>
-        <w:t>print(</w:t>
-      </w:r>
-      <w:proofErr w:type="gramEnd"/>
-      <w:r>
-        <w:rPr>
-          <w:rFonts w:ascii="Arial" w:hAnsi="Arial" w:cs="Arial"/>
-          <w:color w:val="002060"/>
-        </w:rPr>
-        <w:t xml:space="preserve">"Valores nulos em </w:t>
-      </w:r>
-      <w:proofErr w:type="spellStart"/>
-      <w:r>
-        <w:rPr>
-          <w:rFonts w:ascii="Arial" w:hAnsi="Arial" w:cs="Arial"/>
-          <w:color w:val="002060"/>
-        </w:rPr>
-        <w:t>name</w:t>
-      </w:r>
-      <w:proofErr w:type="spellEnd"/>
-      <w:r>
-        <w:rPr>
-          <w:rFonts w:ascii="Arial" w:hAnsi="Arial" w:cs="Arial"/>
-          <w:color w:val="002060"/>
-        </w:rPr>
-        <w:t xml:space="preserve">:", </w:t>
-      </w:r>
-      <w:proofErr w:type="spellStart"/>
-      <w:r>
-        <w:rPr>
-          <w:rFonts w:ascii="Arial" w:hAnsi="Arial" w:cs="Arial"/>
-          <w:color w:val="002060"/>
-        </w:rPr>
-        <w:t>df</w:t>
-      </w:r>
-      <w:proofErr w:type="spellEnd"/>
-      <w:r>
-        <w:rPr>
-          <w:rFonts w:ascii="Arial" w:hAnsi="Arial" w:cs="Arial"/>
-          <w:color w:val="002060"/>
-        </w:rPr>
-        <w:t>['</w:t>
-      </w:r>
-      <w:proofErr w:type="spellStart"/>
-      <w:r>
-        <w:rPr>
-          <w:rFonts w:ascii="Arial" w:hAnsi="Arial" w:cs="Arial"/>
-          <w:color w:val="002060"/>
-        </w:rPr>
-        <w:t>name</w:t>
-      </w:r>
-      <w:proofErr w:type="spellEnd"/>
-      <w:r>
-        <w:rPr>
-          <w:rFonts w:ascii="Arial" w:hAnsi="Arial" w:cs="Arial"/>
-          <w:color w:val="002060"/>
-        </w:rPr>
-        <w:t>'</w:t>
-      </w:r>
-      <w:proofErr w:type="gramStart"/>
-      <w:r>
-        <w:rPr>
-          <w:rFonts w:ascii="Arial" w:hAnsi="Arial" w:cs="Arial"/>
-          <w:color w:val="002060"/>
-        </w:rPr>
-        <w:t>].</w:t>
-      </w:r>
-      <w:proofErr w:type="spellStart"/>
-      <w:r>
-        <w:rPr>
-          <w:rFonts w:ascii="Arial" w:hAnsi="Arial" w:cs="Arial"/>
-          <w:color w:val="002060"/>
-        </w:rPr>
-        <w:t>isnull</w:t>
-      </w:r>
-      <w:proofErr w:type="spellEnd"/>
-      <w:proofErr w:type="gramEnd"/>
-      <w:r>
-        <w:rPr>
-          <w:rFonts w:ascii="Arial" w:hAnsi="Arial" w:cs="Arial"/>
-          <w:color w:val="002060"/>
-        </w:rPr>
-        <w:t>(</w:t>
-      </w:r>
-      <w:proofErr w:type="gramStart"/>
-      <w:r>
-        <w:rPr>
-          <w:rFonts w:ascii="Arial" w:hAnsi="Arial" w:cs="Arial"/>
-          <w:color w:val="002060"/>
-        </w:rPr>
-        <w:t>).sum</w:t>
-      </w:r>
-      <w:proofErr w:type="gramEnd"/>
-      <w:r>
-        <w:rPr>
-          <w:rFonts w:ascii="Arial" w:hAnsi="Arial" w:cs="Arial"/>
-          <w:color w:val="002060"/>
-        </w:rPr>
-        <w:t>())</w:t>
-      </w:r>
-    </w:p>
-    <w:p>
-      <w:pPr>
-        <w:spacing w:after="0" w:line="240" w:lineRule="auto"/>
-        <w:ind w:firstLine="284"/>
-        <w:jc w:val="both"/>
-        <w:rPr>
-          <w:rFonts w:ascii="Arial" w:hAnsi="Arial" w:cs="Arial"/>
-          <w:color w:val="002060"/>
-        </w:rPr>
-      </w:pPr>
-    </w:p>
-    <w:p>
-      <w:pPr>
-        <w:spacing w:after="0" w:line="240" w:lineRule="auto"/>
-        <w:ind w:firstLine="284"/>
-        <w:jc w:val="both"/>
-        <w:rPr>
-          <w:rFonts w:ascii="Arial" w:hAnsi="Arial" w:cs="Arial"/>
-          <w:color w:val="002060"/>
-        </w:rPr>
-      </w:pPr>
-      <w:r>
-        <w:rPr>
-          <w:rFonts w:ascii="Arial" w:hAnsi="Arial" w:cs="Arial"/>
-          <w:color w:val="002060"/>
-        </w:rPr>
-        <w:lastRenderedPageBreak/>
-        <w:t># =========================</w:t>
-      </w:r>
-    </w:p>
-    <w:p>
-      <w:pPr>
-        <w:spacing w:after="0" w:line="240" w:lineRule="auto"/>
-        <w:ind w:firstLine="284"/>
-        <w:jc w:val="both"/>
-        <w:rPr>
-          <w:rFonts w:ascii="Arial" w:hAnsi="Arial" w:cs="Arial"/>
-          <w:color w:val="002060"/>
-        </w:rPr>
-      </w:pPr>
-      <w:r>
-        <w:rPr>
-          <w:rFonts w:ascii="Arial" w:hAnsi="Arial" w:cs="Arial"/>
-          <w:color w:val="002060"/>
-        </w:rPr>
-        <w:t># 5. Escolher produto válido</w:t>
-      </w:r>
-    </w:p>
-    <w:p>
-      <w:pPr>
-        <w:spacing w:after="0" w:line="240" w:lineRule="auto"/>
-        <w:ind w:firstLine="284"/>
-        <w:jc w:val="both"/>
-        <w:rPr>
-          <w:rFonts w:ascii="Arial" w:hAnsi="Arial" w:cs="Arial"/>
-          <w:color w:val="002060"/>
-        </w:rPr>
-      </w:pPr>
-      <w:r>
-        <w:rPr>
-          <w:rFonts w:ascii="Arial" w:hAnsi="Arial" w:cs="Arial"/>
-          <w:color w:val="002060"/>
-        </w:rPr>
-        <w:t># =========================</w:t>
-      </w:r>
-    </w:p>
-    <w:p>
-      <w:pPr>
-        <w:spacing w:after="0" w:line="240" w:lineRule="auto"/>
-        <w:ind w:firstLine="284"/>
-        <w:jc w:val="both"/>
-        <w:rPr>
-          <w:rFonts w:ascii="Arial" w:hAnsi="Arial" w:cs="Arial"/>
-          <w:color w:val="002060"/>
-        </w:rPr>
-      </w:pPr>
-      <w:proofErr w:type="gramStart"/>
-      <w:r>
-        <w:rPr>
-          <w:rFonts w:ascii="Arial" w:hAnsi="Arial" w:cs="Arial"/>
-          <w:color w:val="002060"/>
-        </w:rPr>
-        <w:t>print(</w:t>
-      </w:r>
-      <w:proofErr w:type="gramEnd"/>
-      <w:r>
-        <w:rPr>
-          <w:rFonts w:ascii="Arial" w:hAnsi="Arial" w:cs="Arial"/>
-          <w:color w:val="002060"/>
-        </w:rPr>
-        <w:t>"\</w:t>
-      </w:r>
-      <w:proofErr w:type="spellStart"/>
-      <w:r>
-        <w:rPr>
-          <w:rFonts w:ascii="Arial" w:hAnsi="Arial" w:cs="Arial"/>
-          <w:color w:val="002060"/>
-        </w:rPr>
-        <w:t>nProdutos</w:t>
-      </w:r>
-      <w:proofErr w:type="spellEnd"/>
-      <w:r>
-        <w:rPr>
-          <w:rFonts w:ascii="Arial" w:hAnsi="Arial" w:cs="Arial"/>
-          <w:color w:val="002060"/>
-        </w:rPr>
-        <w:t xml:space="preserve"> disponíveis:")</w:t>
-      </w:r>
-    </w:p>
-    <w:p>
-      <w:pPr>
-        <w:spacing w:after="0" w:line="240" w:lineRule="auto"/>
-        <w:ind w:firstLine="284"/>
-        <w:jc w:val="both"/>
-        <w:rPr>
-          <w:rFonts w:ascii="Arial" w:hAnsi="Arial" w:cs="Arial"/>
-          <w:color w:val="002060"/>
-          <w:lang w:val="en-US"/>
-        </w:rPr>
-      </w:pPr>
-      <w:r>
-        <w:rPr>
-          <w:rFonts w:ascii="Arial" w:hAnsi="Arial" w:cs="Arial"/>
-          <w:color w:val="002060"/>
-          <w:lang w:val="en-US"/>
-        </w:rPr>
-        <w:t>print(</w:t>
-      </w:r>
-      <w:proofErr w:type="spellStart"/>
-      <w:proofErr w:type="gramStart"/>
-      <w:r>
-        <w:rPr>
-          <w:rFonts w:ascii="Arial" w:hAnsi="Arial" w:cs="Arial"/>
-          <w:color w:val="002060"/>
-          <w:lang w:val="en-US"/>
-        </w:rPr>
-        <w:t>df</w:t>
-      </w:r>
-      <w:proofErr w:type="spellEnd"/>
-      <w:r>
-        <w:rPr>
-          <w:rFonts w:ascii="Arial" w:hAnsi="Arial" w:cs="Arial"/>
-          <w:color w:val="002060"/>
-          <w:lang w:val="en-US"/>
-        </w:rPr>
-        <w:t>['</w:t>
-      </w:r>
-      <w:proofErr w:type="gramEnd"/>
-      <w:r>
-        <w:rPr>
-          <w:rFonts w:ascii="Arial" w:hAnsi="Arial" w:cs="Arial"/>
-          <w:color w:val="002060"/>
-          <w:lang w:val="en-US"/>
-        </w:rPr>
-        <w:t>name'].</w:t>
-      </w:r>
-      <w:proofErr w:type="spellStart"/>
-      <w:r>
-        <w:rPr>
-          <w:rFonts w:ascii="Arial" w:hAnsi="Arial" w:cs="Arial"/>
-          <w:color w:val="002060"/>
-          <w:lang w:val="en-US"/>
-        </w:rPr>
-        <w:t>value_counts</w:t>
-      </w:r>
-      <w:proofErr w:type="spellEnd"/>
-      <w:r>
-        <w:rPr>
-          <w:rFonts w:ascii="Arial" w:hAnsi="Arial" w:cs="Arial"/>
-          <w:color w:val="002060"/>
-          <w:lang w:val="en-US"/>
-        </w:rPr>
-        <w:t>(</w:t>
-      </w:r>
-      <w:proofErr w:type="gramStart"/>
-      <w:r>
-        <w:rPr>
-          <w:rFonts w:ascii="Arial" w:hAnsi="Arial" w:cs="Arial"/>
-          <w:color w:val="002060"/>
-          <w:lang w:val="en-US"/>
-        </w:rPr>
-        <w:t>).head</w:t>
-      </w:r>
-      <w:proofErr w:type="gramEnd"/>
-      <w:r>
-        <w:rPr>
-          <w:rFonts w:ascii="Arial" w:hAnsi="Arial" w:cs="Arial"/>
-          <w:color w:val="002060"/>
-          <w:lang w:val="en-US"/>
-        </w:rPr>
-        <w:t>(10))</w:t>
-      </w:r>
-    </w:p>
-    <w:p>
-      <w:pPr>
-        <w:spacing w:after="0" w:line="240" w:lineRule="auto"/>
-        <w:ind w:firstLine="284"/>
-        <w:jc w:val="both"/>
-        <w:rPr>
-          <w:rFonts w:ascii="Arial" w:hAnsi="Arial" w:cs="Arial"/>
-          <w:color w:val="002060"/>
-          <w:lang w:val="en-US"/>
-        </w:rPr>
-      </w:pPr>
-    </w:p>
-    <w:p>
-      <w:pPr>
-        <w:spacing w:after="0" w:line="240" w:lineRule="auto"/>
-        <w:ind w:firstLine="284"/>
-        <w:jc w:val="both"/>
-        <w:rPr>
-          <w:rFonts w:ascii="Arial" w:hAnsi="Arial" w:cs="Arial"/>
-          <w:color w:val="002060"/>
-        </w:rPr>
-      </w:pPr>
-      <w:r>
-        <w:rPr>
-          <w:rFonts w:ascii="Arial" w:hAnsi="Arial" w:cs="Arial"/>
-          <w:color w:val="002060"/>
-        </w:rPr>
-        <w:t xml:space="preserve"># </w:t>
-      </w:r>
-      <w:r>
-        <w:rPr>
-          <w:rFonts w:ascii="Segoe UI Emoji" w:hAnsi="Segoe UI Emoji" w:cs="Segoe UI Emoji"/>
-          <w:color w:val="002060"/>
-        </w:rPr>
-        <w:t>👉</w:t>
-      </w:r>
-      <w:r>
-        <w:rPr>
-          <w:rFonts w:ascii="Arial" w:hAnsi="Arial" w:cs="Arial"/>
-          <w:color w:val="002060"/>
-        </w:rPr>
-        <w:t xml:space="preserve"> Escolher automaticamente o produto mais frequente (robusto)</w:t>
-      </w:r>
-    </w:p>
-    <w:p>
-      <w:pPr>
-        <w:spacing w:after="0" w:line="240" w:lineRule="auto"/>
-        <w:ind w:firstLine="284"/>
-        <w:jc w:val="both"/>
-        <w:rPr>
-          <w:rFonts w:ascii="Arial" w:hAnsi="Arial" w:cs="Arial"/>
-          <w:color w:val="002060"/>
-        </w:rPr>
-      </w:pPr>
-      <w:proofErr w:type="spellStart"/>
-      <w:r>
-        <w:rPr>
-          <w:rFonts w:ascii="Arial" w:hAnsi="Arial" w:cs="Arial"/>
-          <w:color w:val="002060"/>
-        </w:rPr>
-        <w:t>produto_escolhido</w:t>
-      </w:r>
-      <w:proofErr w:type="spellEnd"/>
-      <w:r>
-        <w:rPr>
-          <w:rFonts w:ascii="Arial" w:hAnsi="Arial" w:cs="Arial"/>
-          <w:color w:val="002060"/>
-        </w:rPr>
-        <w:t xml:space="preserve"> = </w:t>
-      </w:r>
-      <w:proofErr w:type="spellStart"/>
-      <w:r>
-        <w:rPr>
-          <w:rFonts w:ascii="Arial" w:hAnsi="Arial" w:cs="Arial"/>
-          <w:color w:val="002060"/>
-        </w:rPr>
-        <w:t>df</w:t>
-      </w:r>
-      <w:proofErr w:type="spellEnd"/>
-      <w:r>
-        <w:rPr>
-          <w:rFonts w:ascii="Arial" w:hAnsi="Arial" w:cs="Arial"/>
-          <w:color w:val="002060"/>
-        </w:rPr>
-        <w:t>['</w:t>
-      </w:r>
-      <w:proofErr w:type="spellStart"/>
-      <w:r>
-        <w:rPr>
-          <w:rFonts w:ascii="Arial" w:hAnsi="Arial" w:cs="Arial"/>
-          <w:color w:val="002060"/>
-        </w:rPr>
-        <w:t>name</w:t>
-      </w:r>
-      <w:proofErr w:type="spellEnd"/>
-      <w:r>
-        <w:rPr>
-          <w:rFonts w:ascii="Arial" w:hAnsi="Arial" w:cs="Arial"/>
-          <w:color w:val="002060"/>
-        </w:rPr>
-        <w:t>'].</w:t>
-      </w:r>
-      <w:proofErr w:type="spellStart"/>
-      <w:r>
-        <w:rPr>
-          <w:rFonts w:ascii="Arial" w:hAnsi="Arial" w:cs="Arial"/>
-          <w:color w:val="002060"/>
-        </w:rPr>
-        <w:t>value_counts</w:t>
-      </w:r>
-      <w:proofErr w:type="spellEnd"/>
-      <w:r>
-        <w:rPr>
-          <w:rFonts w:ascii="Arial" w:hAnsi="Arial" w:cs="Arial"/>
-          <w:color w:val="002060"/>
-        </w:rPr>
-        <w:t>(</w:t>
-      </w:r>
-      <w:proofErr w:type="gramStart"/>
-      <w:r>
-        <w:rPr>
-          <w:rFonts w:ascii="Arial" w:hAnsi="Arial" w:cs="Arial"/>
-          <w:color w:val="002060"/>
-        </w:rPr>
-        <w:t>).</w:t>
-      </w:r>
-      <w:proofErr w:type="spellStart"/>
-      <w:r>
-        <w:rPr>
-          <w:rFonts w:ascii="Arial" w:hAnsi="Arial" w:cs="Arial"/>
-          <w:color w:val="002060"/>
-        </w:rPr>
-        <w:t>idxmax</w:t>
-      </w:r>
-      <w:proofErr w:type="spellEnd"/>
-      <w:proofErr w:type="gramEnd"/>
-      <w:r>
-        <w:rPr>
-          <w:rFonts w:ascii="Arial" w:hAnsi="Arial" w:cs="Arial"/>
-          <w:color w:val="002060"/>
-        </w:rPr>
-        <w:t>()</w:t>
-      </w:r>
-    </w:p>
-    <w:p>
-      <w:pPr>
-        <w:spacing w:after="0" w:line="240" w:lineRule="auto"/>
-        <w:ind w:firstLine="284"/>
-        <w:jc w:val="both"/>
-        <w:rPr>
-          <w:rFonts w:ascii="Arial" w:hAnsi="Arial" w:cs="Arial"/>
-          <w:color w:val="002060"/>
-        </w:rPr>
-      </w:pPr>
-    </w:p>
-    <w:p>
-      <w:pPr>
-        <w:spacing w:after="0" w:line="240" w:lineRule="auto"/>
-        <w:ind w:firstLine="284"/>
-        <w:jc w:val="both"/>
-        <w:rPr>
-          <w:rFonts w:ascii="Arial" w:hAnsi="Arial" w:cs="Arial"/>
-          <w:color w:val="002060"/>
-        </w:rPr>
-      </w:pPr>
-      <w:proofErr w:type="gramStart"/>
-      <w:r>
-        <w:rPr>
-          <w:rFonts w:ascii="Arial" w:hAnsi="Arial" w:cs="Arial"/>
-          <w:color w:val="002060"/>
-        </w:rPr>
-        <w:t>print(</w:t>
-      </w:r>
-      <w:proofErr w:type="gramEnd"/>
-      <w:r>
-        <w:rPr>
-          <w:rFonts w:ascii="Arial" w:hAnsi="Arial" w:cs="Arial"/>
-          <w:color w:val="002060"/>
-        </w:rPr>
-        <w:t>f"\</w:t>
-      </w:r>
-      <w:proofErr w:type="spellStart"/>
-      <w:r>
-        <w:rPr>
-          <w:rFonts w:ascii="Arial" w:hAnsi="Arial" w:cs="Arial"/>
-          <w:color w:val="002060"/>
-        </w:rPr>
-        <w:t>nProduto</w:t>
-      </w:r>
-      <w:proofErr w:type="spellEnd"/>
-      <w:r>
-        <w:rPr>
-          <w:rFonts w:ascii="Arial" w:hAnsi="Arial" w:cs="Arial"/>
-          <w:color w:val="002060"/>
-        </w:rPr>
-        <w:t xml:space="preserve"> escolhido automaticamente: {</w:t>
-      </w:r>
-      <w:proofErr w:type="spellStart"/>
-      <w:r>
-        <w:rPr>
-          <w:rFonts w:ascii="Arial" w:hAnsi="Arial" w:cs="Arial"/>
-          <w:color w:val="002060"/>
-        </w:rPr>
-        <w:t>produto_escolhido</w:t>
-      </w:r>
-      <w:proofErr w:type="spellEnd"/>
-      <w:r>
-        <w:rPr>
-          <w:rFonts w:ascii="Arial" w:hAnsi="Arial" w:cs="Arial"/>
-          <w:color w:val="002060"/>
-        </w:rPr>
-        <w:t>}")</w:t>
-      </w:r>
-    </w:p>
-    <w:p>
-      <w:pPr>
-        <w:spacing w:after="0" w:line="240" w:lineRule="auto"/>
-        <w:ind w:firstLine="284"/>
-        <w:jc w:val="both"/>
-        <w:rPr>
-          <w:rFonts w:ascii="Arial" w:hAnsi="Arial" w:cs="Arial"/>
-          <w:color w:val="002060"/>
-        </w:rPr>
-      </w:pPr>
-    </w:p>
-    <w:p>
-      <w:pPr>
-        <w:spacing w:after="0" w:line="240" w:lineRule="auto"/>
-        <w:ind w:firstLine="284"/>
-        <w:jc w:val="both"/>
-        <w:rPr>
-          <w:rFonts w:ascii="Arial" w:hAnsi="Arial" w:cs="Arial"/>
-          <w:color w:val="002060"/>
-        </w:rPr>
-      </w:pPr>
-      <w:proofErr w:type="spellStart"/>
-      <w:r>
-        <w:rPr>
-          <w:rFonts w:ascii="Arial" w:hAnsi="Arial" w:cs="Arial"/>
-          <w:color w:val="002060"/>
-        </w:rPr>
-        <w:t>df</w:t>
-      </w:r>
-      <w:proofErr w:type="spellEnd"/>
-      <w:r>
-        <w:rPr>
-          <w:rFonts w:ascii="Arial" w:hAnsi="Arial" w:cs="Arial"/>
-          <w:color w:val="002060"/>
-        </w:rPr>
-        <w:t xml:space="preserve"> = </w:t>
-      </w:r>
-      <w:proofErr w:type="spellStart"/>
-      <w:r>
-        <w:rPr>
-          <w:rFonts w:ascii="Arial" w:hAnsi="Arial" w:cs="Arial"/>
-          <w:color w:val="002060"/>
-        </w:rPr>
-        <w:t>df</w:t>
-      </w:r>
-      <w:proofErr w:type="spellEnd"/>
-      <w:r>
-        <w:rPr>
-          <w:rFonts w:ascii="Arial" w:hAnsi="Arial" w:cs="Arial"/>
-          <w:color w:val="002060"/>
-        </w:rPr>
-        <w:t>[</w:t>
-      </w:r>
-      <w:proofErr w:type="spellStart"/>
-      <w:r>
-        <w:rPr>
-          <w:rFonts w:ascii="Arial" w:hAnsi="Arial" w:cs="Arial"/>
-          <w:color w:val="002060"/>
-        </w:rPr>
-        <w:t>df</w:t>
-      </w:r>
-      <w:proofErr w:type="spellEnd"/>
-      <w:r>
-        <w:rPr>
-          <w:rFonts w:ascii="Arial" w:hAnsi="Arial" w:cs="Arial"/>
-          <w:color w:val="002060"/>
-        </w:rPr>
-        <w:t>['</w:t>
-      </w:r>
-      <w:proofErr w:type="spellStart"/>
-      <w:r>
-        <w:rPr>
-          <w:rFonts w:ascii="Arial" w:hAnsi="Arial" w:cs="Arial"/>
-          <w:color w:val="002060"/>
-        </w:rPr>
-        <w:t>name</w:t>
-      </w:r>
-      <w:proofErr w:type="spellEnd"/>
-      <w:r>
-        <w:rPr>
-          <w:rFonts w:ascii="Arial" w:hAnsi="Arial" w:cs="Arial"/>
-          <w:color w:val="002060"/>
-        </w:rPr>
-        <w:t xml:space="preserve">'] == </w:t>
-      </w:r>
-      <w:proofErr w:type="spellStart"/>
-      <w:r>
-        <w:rPr>
-          <w:rFonts w:ascii="Arial" w:hAnsi="Arial" w:cs="Arial"/>
-          <w:color w:val="002060"/>
-        </w:rPr>
-        <w:t>produto_escolhido</w:t>
-      </w:r>
-      <w:proofErr w:type="spellEnd"/>
-      <w:r>
-        <w:rPr>
-          <w:rFonts w:ascii="Arial" w:hAnsi="Arial" w:cs="Arial"/>
-          <w:color w:val="002060"/>
-        </w:rPr>
-        <w:t>]</w:t>
-      </w:r>
-    </w:p>
-    <w:p>
-      <w:pPr>
-        <w:spacing w:after="0" w:line="240" w:lineRule="auto"/>
-        <w:ind w:firstLine="284"/>
-        <w:jc w:val="both"/>
-        <w:rPr>
-          <w:rFonts w:ascii="Arial" w:hAnsi="Arial" w:cs="Arial"/>
-          <w:color w:val="002060"/>
-        </w:rPr>
-      </w:pPr>
-    </w:p>
-    <w:p>
-      <w:pPr>
-        <w:spacing w:after="0" w:line="240" w:lineRule="auto"/>
-        <w:ind w:firstLine="284"/>
-        <w:jc w:val="both"/>
-        <w:rPr>
-          <w:rFonts w:ascii="Arial" w:hAnsi="Arial" w:cs="Arial"/>
-          <w:color w:val="002060"/>
-          <w:lang w:val="en-US"/>
-        </w:rPr>
-      </w:pPr>
-      <w:r>
-        <w:rPr>
-          <w:rFonts w:ascii="Arial" w:hAnsi="Arial" w:cs="Arial"/>
-          <w:color w:val="002060"/>
-          <w:lang w:val="en-US"/>
-        </w:rPr>
-        <w:t># =========================</w:t>
-      </w:r>
-    </w:p>
-    <w:p>
-      <w:pPr>
-        <w:spacing w:after="0" w:line="240" w:lineRule="auto"/>
-        <w:ind w:firstLine="284"/>
-        <w:jc w:val="both"/>
-        <w:rPr>
-          <w:rFonts w:ascii="Arial" w:hAnsi="Arial" w:cs="Arial"/>
-          <w:color w:val="002060"/>
-          <w:lang w:val="en-US"/>
-        </w:rPr>
-      </w:pPr>
-      <w:r>
-        <w:rPr>
-          <w:rFonts w:ascii="Arial" w:hAnsi="Arial" w:cs="Arial"/>
-          <w:color w:val="002060"/>
-          <w:lang w:val="en-US"/>
-        </w:rPr>
-        <w:t xml:space="preserve"># 6. Converter </w:t>
-      </w:r>
-      <w:proofErr w:type="spellStart"/>
-      <w:r>
-        <w:rPr>
-          <w:rFonts w:ascii="Arial" w:hAnsi="Arial" w:cs="Arial"/>
-          <w:color w:val="002060"/>
-          <w:lang w:val="en-US"/>
-        </w:rPr>
-        <w:t>datas</w:t>
-      </w:r>
-      <w:proofErr w:type="spellEnd"/>
-    </w:p>
-    <w:p>
-      <w:pPr>
-        <w:spacing w:after="0" w:line="240" w:lineRule="auto"/>
-        <w:ind w:firstLine="284"/>
-        <w:jc w:val="both"/>
-        <w:rPr>
-          <w:rFonts w:ascii="Arial" w:hAnsi="Arial" w:cs="Arial"/>
-          <w:color w:val="002060"/>
-          <w:lang w:val="en-US"/>
-        </w:rPr>
-      </w:pPr>
-      <w:r>
-        <w:rPr>
-          <w:rFonts w:ascii="Arial" w:hAnsi="Arial" w:cs="Arial"/>
-          <w:color w:val="002060"/>
-          <w:lang w:val="en-US"/>
-        </w:rPr>
-        <w:t># =========================</w:t>
-      </w:r>
-    </w:p>
-    <w:p>
-      <w:pPr>
-        <w:spacing w:after="0" w:line="240" w:lineRule="auto"/>
-        <w:ind w:firstLine="284"/>
-        <w:jc w:val="both"/>
-        <w:rPr>
-          <w:rFonts w:ascii="Arial" w:hAnsi="Arial" w:cs="Arial"/>
-          <w:color w:val="002060"/>
-          <w:lang w:val="en-US"/>
-        </w:rPr>
-      </w:pPr>
-      <w:proofErr w:type="spellStart"/>
-      <w:r>
-        <w:rPr>
-          <w:rFonts w:ascii="Arial" w:hAnsi="Arial" w:cs="Arial"/>
-          <w:color w:val="002060"/>
-          <w:lang w:val="en-US"/>
-        </w:rPr>
-        <w:t>df</w:t>
-      </w:r>
-      <w:proofErr w:type="spellEnd"/>
-      <w:r>
-        <w:rPr>
-          <w:rFonts w:ascii="Arial" w:hAnsi="Arial" w:cs="Arial"/>
-          <w:color w:val="002060"/>
-          <w:lang w:val="en-US"/>
-        </w:rPr>
-        <w:t>['</w:t>
-      </w:r>
-      <w:proofErr w:type="spellStart"/>
-      <w:r>
-        <w:rPr>
-          <w:rFonts w:ascii="Arial" w:hAnsi="Arial" w:cs="Arial"/>
-          <w:color w:val="002060"/>
-          <w:lang w:val="en-US"/>
-        </w:rPr>
-        <w:t>sale_date</w:t>
-      </w:r>
-      <w:proofErr w:type="spellEnd"/>
-      <w:r>
-        <w:rPr>
-          <w:rFonts w:ascii="Arial" w:hAnsi="Arial" w:cs="Arial"/>
-          <w:color w:val="002060"/>
-          <w:lang w:val="en-US"/>
-        </w:rPr>
-        <w:t xml:space="preserve">'] = </w:t>
-      </w:r>
-      <w:proofErr w:type="spellStart"/>
-      <w:r>
-        <w:rPr>
-          <w:rFonts w:ascii="Arial" w:hAnsi="Arial" w:cs="Arial"/>
-          <w:color w:val="002060"/>
-          <w:lang w:val="en-US"/>
-        </w:rPr>
-        <w:t>pd.to_</w:t>
-      </w:r>
-      <w:proofErr w:type="gramStart"/>
-      <w:r>
-        <w:rPr>
-          <w:rFonts w:ascii="Arial" w:hAnsi="Arial" w:cs="Arial"/>
-          <w:color w:val="002060"/>
-          <w:lang w:val="en-US"/>
-        </w:rPr>
-        <w:t>datetime</w:t>
-      </w:r>
-      <w:proofErr w:type="spellEnd"/>
-      <w:r>
-        <w:rPr>
-          <w:rFonts w:ascii="Arial" w:hAnsi="Arial" w:cs="Arial"/>
-          <w:color w:val="002060"/>
-          <w:lang w:val="en-US"/>
-        </w:rPr>
-        <w:t>(</w:t>
-      </w:r>
-      <w:proofErr w:type="gramEnd"/>
-    </w:p>
-    <w:p>
-      <w:pPr>
-        <w:spacing w:after="0" w:line="240" w:lineRule="auto"/>
-        <w:ind w:firstLine="284"/>
-        <w:jc w:val="both"/>
-        <w:rPr>
-          <w:rFonts w:ascii="Arial" w:hAnsi="Arial" w:cs="Arial"/>
-          <w:color w:val="002060"/>
-          <w:lang w:val="en-US"/>
-        </w:rPr>
-      </w:pPr>
-      <w:r>
-        <w:rPr>
-          <w:rFonts w:ascii="Arial" w:hAnsi="Arial" w:cs="Arial"/>
-          <w:color w:val="002060"/>
-          <w:lang w:val="en-US"/>
-        </w:rPr>
-        <w:t xml:space="preserve">    </w:t>
-      </w:r>
-      <w:proofErr w:type="spellStart"/>
-      <w:r>
-        <w:rPr>
-          <w:rFonts w:ascii="Arial" w:hAnsi="Arial" w:cs="Arial"/>
-          <w:color w:val="002060"/>
-          <w:lang w:val="en-US"/>
-        </w:rPr>
-        <w:t>df</w:t>
-      </w:r>
-      <w:proofErr w:type="spellEnd"/>
-      <w:r>
-        <w:rPr>
-          <w:rFonts w:ascii="Arial" w:hAnsi="Arial" w:cs="Arial"/>
-          <w:color w:val="002060"/>
-          <w:lang w:val="en-US"/>
-        </w:rPr>
-        <w:t>['</w:t>
-      </w:r>
-      <w:proofErr w:type="spellStart"/>
-      <w:r>
-        <w:rPr>
-          <w:rFonts w:ascii="Arial" w:hAnsi="Arial" w:cs="Arial"/>
-          <w:color w:val="002060"/>
-          <w:lang w:val="en-US"/>
-        </w:rPr>
-        <w:t>sale_date</w:t>
-      </w:r>
-      <w:proofErr w:type="spellEnd"/>
-      <w:r>
-        <w:rPr>
-          <w:rFonts w:ascii="Arial" w:hAnsi="Arial" w:cs="Arial"/>
-          <w:color w:val="002060"/>
-          <w:lang w:val="en-US"/>
-        </w:rPr>
-        <w:t>'],</w:t>
-      </w:r>
-    </w:p>
-    <w:p>
-      <w:pPr>
-        <w:spacing w:after="0" w:line="240" w:lineRule="auto"/>
-        <w:ind w:firstLine="284"/>
-        <w:jc w:val="both"/>
-        <w:rPr>
-          <w:rFonts w:ascii="Arial" w:hAnsi="Arial" w:cs="Arial"/>
-          <w:color w:val="002060"/>
-          <w:lang w:val="en-US"/>
-        </w:rPr>
-      </w:pPr>
-      <w:r>
-        <w:rPr>
-          <w:rFonts w:ascii="Arial" w:hAnsi="Arial" w:cs="Arial"/>
-          <w:color w:val="002060"/>
-          <w:lang w:val="en-US"/>
-        </w:rPr>
-        <w:t xml:space="preserve">    format='mixed',</w:t>
-      </w:r>
-    </w:p>
-    <w:p>
-      <w:pPr>
-        <w:spacing w:after="0" w:line="240" w:lineRule="auto"/>
-        <w:ind w:firstLine="284"/>
-        <w:jc w:val="both"/>
-        <w:rPr>
-          <w:rFonts w:ascii="Arial" w:hAnsi="Arial" w:cs="Arial"/>
-          <w:color w:val="002060"/>
-          <w:lang w:val="en-US"/>
-        </w:rPr>
-      </w:pPr>
-      <w:r>
-        <w:rPr>
-          <w:rFonts w:ascii="Arial" w:hAnsi="Arial" w:cs="Arial"/>
-          <w:color w:val="002060"/>
-          <w:lang w:val="en-US"/>
-        </w:rPr>
-        <w:t xml:space="preserve">    </w:t>
-      </w:r>
-      <w:proofErr w:type="spellStart"/>
-      <w:r>
-        <w:rPr>
-          <w:rFonts w:ascii="Arial" w:hAnsi="Arial" w:cs="Arial"/>
-          <w:color w:val="002060"/>
-          <w:lang w:val="en-US"/>
-        </w:rPr>
-        <w:t>dayfirst</w:t>
-      </w:r>
-      <w:proofErr w:type="spellEnd"/>
-      <w:r>
-        <w:rPr>
-          <w:rFonts w:ascii="Arial" w:hAnsi="Arial" w:cs="Arial"/>
-          <w:color w:val="002060"/>
-          <w:lang w:val="en-US"/>
-        </w:rPr>
-        <w:t>=True,</w:t>
-      </w:r>
-    </w:p>
-    <w:p>
-      <w:pPr>
-        <w:spacing w:after="0" w:line="240" w:lineRule="auto"/>
-        <w:ind w:firstLine="284"/>
-        <w:jc w:val="both"/>
-        <w:rPr>
-          <w:rFonts w:ascii="Arial" w:hAnsi="Arial" w:cs="Arial"/>
-          <w:color w:val="002060"/>
-          <w:lang w:val="en-US"/>
-        </w:rPr>
-      </w:pPr>
-      <w:r>
-        <w:rPr>
-          <w:rFonts w:ascii="Arial" w:hAnsi="Arial" w:cs="Arial"/>
-          <w:color w:val="002060"/>
-          <w:lang w:val="en-US"/>
-        </w:rPr>
-        <w:t xml:space="preserve">    errors='coerce'</w:t>
-      </w:r>
-    </w:p>
-    <w:p>
-      <w:pPr>
-        <w:spacing w:after="0" w:line="240" w:lineRule="auto"/>
-        <w:ind w:firstLine="284"/>
-        <w:jc w:val="both"/>
-        <w:rPr>
-          <w:rFonts w:ascii="Arial" w:hAnsi="Arial" w:cs="Arial"/>
-          <w:color w:val="002060"/>
-          <w:lang w:val="en-US"/>
-        </w:rPr>
-      </w:pPr>
-      <w:r>
-        <w:rPr>
-          <w:rFonts w:ascii="Arial" w:hAnsi="Arial" w:cs="Arial"/>
-          <w:color w:val="002060"/>
-          <w:lang w:val="en-US"/>
-        </w:rPr>
-        <w:t>)</w:t>
-      </w:r>
-    </w:p>
-    <w:p>
-      <w:pPr>
-        <w:spacing w:after="0" w:line="240" w:lineRule="auto"/>
-        <w:ind w:firstLine="284"/>
-        <w:jc w:val="both"/>
-        <w:rPr>
-          <w:rFonts w:ascii="Arial" w:hAnsi="Arial" w:cs="Arial"/>
-          <w:color w:val="002060"/>
-          <w:lang w:val="en-US"/>
-        </w:rPr>
-      </w:pPr>
-    </w:p>
-    <w:p>
-      <w:pPr>
-        <w:spacing w:after="0" w:line="240" w:lineRule="auto"/>
-        <w:ind w:firstLine="284"/>
-        <w:jc w:val="both"/>
-        <w:rPr>
-          <w:rFonts w:ascii="Arial" w:hAnsi="Arial" w:cs="Arial"/>
-          <w:color w:val="002060"/>
-          <w:lang w:val="en-US"/>
-        </w:rPr>
-      </w:pPr>
-      <w:proofErr w:type="spellStart"/>
-      <w:r>
-        <w:rPr>
-          <w:rFonts w:ascii="Arial" w:hAnsi="Arial" w:cs="Arial"/>
-          <w:color w:val="002060"/>
-          <w:lang w:val="en-US"/>
-        </w:rPr>
-        <w:t>df</w:t>
-      </w:r>
-      <w:proofErr w:type="spellEnd"/>
-      <w:r>
-        <w:rPr>
-          <w:rFonts w:ascii="Arial" w:hAnsi="Arial" w:cs="Arial"/>
-          <w:color w:val="002060"/>
-          <w:lang w:val="en-US"/>
-        </w:rPr>
-        <w:t xml:space="preserve"> = </w:t>
-      </w:r>
-      <w:proofErr w:type="spellStart"/>
-      <w:proofErr w:type="gramStart"/>
-      <w:r>
-        <w:rPr>
-          <w:rFonts w:ascii="Arial" w:hAnsi="Arial" w:cs="Arial"/>
-          <w:color w:val="002060"/>
-          <w:lang w:val="en-US"/>
-        </w:rPr>
-        <w:t>df.dropna</w:t>
-      </w:r>
-      <w:proofErr w:type="spellEnd"/>
-      <w:proofErr w:type="gramEnd"/>
-      <w:r>
-        <w:rPr>
-          <w:rFonts w:ascii="Arial" w:hAnsi="Arial" w:cs="Arial"/>
-          <w:color w:val="002060"/>
-          <w:lang w:val="en-US"/>
-        </w:rPr>
-        <w:t>(subset=['</w:t>
-      </w:r>
-      <w:proofErr w:type="spellStart"/>
-      <w:r>
-        <w:rPr>
-          <w:rFonts w:ascii="Arial" w:hAnsi="Arial" w:cs="Arial"/>
-          <w:color w:val="002060"/>
-          <w:lang w:val="en-US"/>
-        </w:rPr>
-        <w:t>sale_date</w:t>
-      </w:r>
-      <w:proofErr w:type="spellEnd"/>
-      <w:r>
-        <w:rPr>
-          <w:rFonts w:ascii="Arial" w:hAnsi="Arial" w:cs="Arial"/>
-          <w:color w:val="002060"/>
-          <w:lang w:val="en-US"/>
-        </w:rPr>
-        <w:t>'])</w:t>
-      </w:r>
-    </w:p>
-    <w:p>
-      <w:pPr>
-        <w:spacing w:after="0" w:line="240" w:lineRule="auto"/>
-        <w:ind w:firstLine="284"/>
-        <w:jc w:val="both"/>
-        <w:rPr>
-          <w:rFonts w:ascii="Arial" w:hAnsi="Arial" w:cs="Arial"/>
-          <w:color w:val="002060"/>
-          <w:lang w:val="en-US"/>
-        </w:rPr>
-      </w:pPr>
-    </w:p>
-    <w:p>
-      <w:pPr>
-        <w:spacing w:after="0" w:line="240" w:lineRule="auto"/>
-        <w:ind w:firstLine="284"/>
-        <w:jc w:val="both"/>
-        <w:rPr>
-          <w:rFonts w:ascii="Arial" w:hAnsi="Arial" w:cs="Arial"/>
-          <w:color w:val="002060"/>
-        </w:rPr>
-      </w:pPr>
-      <w:r>
-        <w:rPr>
-          <w:rFonts w:ascii="Arial" w:hAnsi="Arial" w:cs="Arial"/>
-          <w:color w:val="002060"/>
-        </w:rPr>
-        <w:t># =========================</w:t>
-      </w:r>
-    </w:p>
-    <w:p>
-      <w:pPr>
-        <w:spacing w:after="0" w:line="240" w:lineRule="auto"/>
-        <w:ind w:firstLine="284"/>
-        <w:jc w:val="both"/>
-        <w:rPr>
-          <w:rFonts w:ascii="Arial" w:hAnsi="Arial" w:cs="Arial"/>
-          <w:color w:val="002060"/>
-        </w:rPr>
-      </w:pPr>
-      <w:r>
-        <w:rPr>
-          <w:rFonts w:ascii="Arial" w:hAnsi="Arial" w:cs="Arial"/>
-          <w:color w:val="002060"/>
-        </w:rPr>
-        <w:t># 7. Agregar vendas diárias</w:t>
-      </w:r>
-    </w:p>
-    <w:p>
-      <w:pPr>
-        <w:spacing w:after="0" w:line="240" w:lineRule="auto"/>
-        <w:ind w:firstLine="284"/>
-        <w:jc w:val="both"/>
-        <w:rPr>
-          <w:rFonts w:ascii="Arial" w:hAnsi="Arial" w:cs="Arial"/>
-          <w:color w:val="002060"/>
-        </w:rPr>
-      </w:pPr>
-      <w:r>
-        <w:rPr>
-          <w:rFonts w:ascii="Arial" w:hAnsi="Arial" w:cs="Arial"/>
-          <w:color w:val="002060"/>
-        </w:rPr>
-        <w:t># =========================</w:t>
-      </w:r>
-    </w:p>
-    <w:p>
-      <w:pPr>
-        <w:spacing w:after="0" w:line="240" w:lineRule="auto"/>
-        <w:ind w:firstLine="284"/>
-        <w:jc w:val="both"/>
-        <w:rPr>
-          <w:rFonts w:ascii="Arial" w:hAnsi="Arial" w:cs="Arial"/>
-          <w:color w:val="002060"/>
-        </w:rPr>
-      </w:pPr>
-      <w:proofErr w:type="spellStart"/>
-      <w:r>
-        <w:rPr>
-          <w:rFonts w:ascii="Arial" w:hAnsi="Arial" w:cs="Arial"/>
-          <w:color w:val="002060"/>
-        </w:rPr>
-        <w:t>df_daily</w:t>
-      </w:r>
-      <w:proofErr w:type="spellEnd"/>
-      <w:r>
-        <w:rPr>
-          <w:rFonts w:ascii="Arial" w:hAnsi="Arial" w:cs="Arial"/>
-          <w:color w:val="002060"/>
-        </w:rPr>
-        <w:t xml:space="preserve"> = (</w:t>
-      </w:r>
-    </w:p>
-    <w:p>
-      <w:pPr>
-        <w:spacing w:after="0" w:line="240" w:lineRule="auto"/>
-        <w:ind w:firstLine="284"/>
-        <w:jc w:val="both"/>
-        <w:rPr>
-          <w:rFonts w:ascii="Arial" w:hAnsi="Arial" w:cs="Arial"/>
-          <w:color w:val="002060"/>
-          <w:lang w:val="en-US"/>
-        </w:rPr>
-      </w:pPr>
-      <w:r>
-        <w:rPr>
-          <w:rFonts w:ascii="Arial" w:hAnsi="Arial" w:cs="Arial"/>
-          <w:color w:val="002060"/>
-        </w:rPr>
-        <w:t xml:space="preserve">    </w:t>
-      </w:r>
-      <w:proofErr w:type="spellStart"/>
-      <w:proofErr w:type="gramStart"/>
-      <w:r>
-        <w:rPr>
-          <w:rFonts w:ascii="Arial" w:hAnsi="Arial" w:cs="Arial"/>
-          <w:color w:val="002060"/>
-          <w:lang w:val="en-US"/>
-        </w:rPr>
-        <w:t>df.groupby</w:t>
-      </w:r>
-      <w:proofErr w:type="spellEnd"/>
-      <w:proofErr w:type="gramEnd"/>
-      <w:r>
-        <w:rPr>
-          <w:rFonts w:ascii="Arial" w:hAnsi="Arial" w:cs="Arial"/>
-          <w:color w:val="002060"/>
-          <w:lang w:val="en-US"/>
-        </w:rPr>
-        <w:t>(</w:t>
-      </w:r>
-      <w:proofErr w:type="spellStart"/>
-      <w:r>
-        <w:rPr>
-          <w:rFonts w:ascii="Arial" w:hAnsi="Arial" w:cs="Arial"/>
-          <w:color w:val="002060"/>
-          <w:lang w:val="en-US"/>
-        </w:rPr>
-        <w:t>df</w:t>
-      </w:r>
-      <w:proofErr w:type="spellEnd"/>
-      <w:r>
-        <w:rPr>
-          <w:rFonts w:ascii="Arial" w:hAnsi="Arial" w:cs="Arial"/>
-          <w:color w:val="002060"/>
-          <w:lang w:val="en-US"/>
-        </w:rPr>
-        <w:t>['</w:t>
-      </w:r>
-      <w:proofErr w:type="spellStart"/>
-      <w:r>
-        <w:rPr>
-          <w:rFonts w:ascii="Arial" w:hAnsi="Arial" w:cs="Arial"/>
-          <w:color w:val="002060"/>
-          <w:lang w:val="en-US"/>
-        </w:rPr>
-        <w:t>sale_date</w:t>
-      </w:r>
-      <w:proofErr w:type="spellEnd"/>
-      <w:r>
-        <w:rPr>
-          <w:rFonts w:ascii="Arial" w:hAnsi="Arial" w:cs="Arial"/>
-          <w:color w:val="002060"/>
-          <w:lang w:val="en-US"/>
-        </w:rPr>
-        <w:t>'].</w:t>
-      </w:r>
-      <w:proofErr w:type="spellStart"/>
-      <w:proofErr w:type="gramStart"/>
-      <w:r>
-        <w:rPr>
-          <w:rFonts w:ascii="Arial" w:hAnsi="Arial" w:cs="Arial"/>
-          <w:color w:val="002060"/>
-          <w:lang w:val="en-US"/>
-        </w:rPr>
-        <w:t>dt.date</w:t>
-      </w:r>
-      <w:proofErr w:type="spellEnd"/>
-      <w:proofErr w:type="gramEnd"/>
-      <w:r>
-        <w:rPr>
-          <w:rFonts w:ascii="Arial" w:hAnsi="Arial" w:cs="Arial"/>
-          <w:color w:val="002060"/>
-          <w:lang w:val="en-US"/>
-        </w:rPr>
-        <w:t>)['qtd']</w:t>
-      </w:r>
-    </w:p>
-    <w:p>
-      <w:pPr>
-        <w:spacing w:after="0" w:line="240" w:lineRule="auto"/>
-        <w:ind w:firstLine="284"/>
-        <w:jc w:val="both"/>
-        <w:rPr>
-          <w:rFonts w:ascii="Arial" w:hAnsi="Arial" w:cs="Arial"/>
-          <w:color w:val="002060"/>
-          <w:lang w:val="en-US"/>
-        </w:rPr>
-      </w:pPr>
-      <w:r>
-        <w:rPr>
-          <w:rFonts w:ascii="Arial" w:hAnsi="Arial" w:cs="Arial"/>
-          <w:color w:val="002060"/>
-          <w:lang w:val="en-US"/>
-        </w:rPr>
-        <w:t xml:space="preserve">    </w:t>
-      </w:r>
-      <w:proofErr w:type="gramStart"/>
-      <w:r>
-        <w:rPr>
-          <w:rFonts w:ascii="Arial" w:hAnsi="Arial" w:cs="Arial"/>
-          <w:color w:val="002060"/>
-          <w:lang w:val="en-US"/>
-        </w:rPr>
-        <w:t>.sum</w:t>
-      </w:r>
-      <w:proofErr w:type="gramEnd"/>
-      <w:r>
-        <w:rPr>
-          <w:rFonts w:ascii="Arial" w:hAnsi="Arial" w:cs="Arial"/>
-          <w:color w:val="002060"/>
-          <w:lang w:val="en-US"/>
-        </w:rPr>
-        <w:t>()</w:t>
-      </w:r>
-    </w:p>
-    <w:p>
-      <w:pPr>
-        <w:spacing w:after="0" w:line="240" w:lineRule="auto"/>
-        <w:ind w:firstLine="284"/>
-        <w:jc w:val="both"/>
-        <w:rPr>
-          <w:rFonts w:ascii="Arial" w:hAnsi="Arial" w:cs="Arial"/>
-          <w:color w:val="002060"/>
-          <w:lang w:val="en-US"/>
-        </w:rPr>
-      </w:pPr>
-      <w:r>
-        <w:rPr>
-          <w:rFonts w:ascii="Arial" w:hAnsi="Arial" w:cs="Arial"/>
-          <w:color w:val="002060"/>
-          <w:lang w:val="en-US"/>
-        </w:rPr>
-        <w:t xml:space="preserve">    </w:t>
-      </w:r>
-      <w:proofErr w:type="gramStart"/>
-      <w:r>
-        <w:rPr>
-          <w:rFonts w:ascii="Arial" w:hAnsi="Arial" w:cs="Arial"/>
-          <w:color w:val="002060"/>
-          <w:lang w:val="en-US"/>
-        </w:rPr>
-        <w:t>.</w:t>
-      </w:r>
-      <w:proofErr w:type="spellStart"/>
-      <w:r>
-        <w:rPr>
-          <w:rFonts w:ascii="Arial" w:hAnsi="Arial" w:cs="Arial"/>
-          <w:color w:val="002060"/>
-          <w:lang w:val="en-US"/>
-        </w:rPr>
-        <w:t>reset</w:t>
-      </w:r>
-      <w:proofErr w:type="gramEnd"/>
-      <w:r>
-        <w:rPr>
-          <w:rFonts w:ascii="Arial" w:hAnsi="Arial" w:cs="Arial"/>
-          <w:color w:val="002060"/>
-          <w:lang w:val="en-US"/>
-        </w:rPr>
-        <w:t>_</w:t>
-      </w:r>
-      <w:proofErr w:type="gramStart"/>
-      <w:r>
-        <w:rPr>
-          <w:rFonts w:ascii="Arial" w:hAnsi="Arial" w:cs="Arial"/>
-          <w:color w:val="002060"/>
-          <w:lang w:val="en-US"/>
-        </w:rPr>
-        <w:t>index</w:t>
-      </w:r>
-      <w:proofErr w:type="spellEnd"/>
-      <w:r>
-        <w:rPr>
-          <w:rFonts w:ascii="Arial" w:hAnsi="Arial" w:cs="Arial"/>
-          <w:color w:val="002060"/>
-          <w:lang w:val="en-US"/>
-        </w:rPr>
-        <w:t>(</w:t>
-      </w:r>
-      <w:proofErr w:type="gramEnd"/>
-      <w:r>
-        <w:rPr>
-          <w:rFonts w:ascii="Arial" w:hAnsi="Arial" w:cs="Arial"/>
-          <w:color w:val="002060"/>
-          <w:lang w:val="en-US"/>
-        </w:rPr>
-        <w:t>)</w:t>
-      </w:r>
-    </w:p>
-    <w:p>
-      <w:pPr>
-        <w:spacing w:after="0" w:line="240" w:lineRule="auto"/>
-        <w:ind w:firstLine="284"/>
-        <w:jc w:val="both"/>
-        <w:rPr>
-          <w:rFonts w:ascii="Arial" w:hAnsi="Arial" w:cs="Arial"/>
-          <w:color w:val="002060"/>
-          <w:lang w:val="en-US"/>
-        </w:rPr>
-      </w:pPr>
-      <w:r>
-        <w:rPr>
-          <w:rFonts w:ascii="Arial" w:hAnsi="Arial" w:cs="Arial"/>
-          <w:color w:val="002060"/>
-          <w:lang w:val="en-US"/>
-        </w:rPr>
-        <w:t>)</w:t>
-      </w:r>
-    </w:p>
-    <w:p>
-      <w:pPr>
-        <w:spacing w:after="0" w:line="240" w:lineRule="auto"/>
-        <w:ind w:firstLine="284"/>
-        <w:jc w:val="both"/>
-        <w:rPr>
-          <w:rFonts w:ascii="Arial" w:hAnsi="Arial" w:cs="Arial"/>
-          <w:color w:val="002060"/>
-          <w:lang w:val="en-US"/>
-        </w:rPr>
-      </w:pPr>
-    </w:p>
-    <w:p>
-      <w:pPr>
-        <w:spacing w:after="0" w:line="240" w:lineRule="auto"/>
-        <w:ind w:firstLine="284"/>
-        <w:jc w:val="both"/>
-        <w:rPr>
-          <w:rFonts w:ascii="Arial" w:hAnsi="Arial" w:cs="Arial"/>
-          <w:color w:val="002060"/>
-          <w:lang w:val="en-US"/>
-        </w:rPr>
-      </w:pPr>
-      <w:proofErr w:type="spellStart"/>
-      <w:r>
-        <w:rPr>
-          <w:rFonts w:ascii="Arial" w:hAnsi="Arial" w:cs="Arial"/>
-          <w:color w:val="002060"/>
-          <w:lang w:val="en-US"/>
-        </w:rPr>
-        <w:t>df_</w:t>
-      </w:r>
-      <w:proofErr w:type="gramStart"/>
-      <w:r>
-        <w:rPr>
-          <w:rFonts w:ascii="Arial" w:hAnsi="Arial" w:cs="Arial"/>
-          <w:color w:val="002060"/>
-          <w:lang w:val="en-US"/>
-        </w:rPr>
-        <w:t>daily.columns</w:t>
-      </w:r>
-      <w:proofErr w:type="spellEnd"/>
-      <w:proofErr w:type="gramEnd"/>
-      <w:r>
-        <w:rPr>
-          <w:rFonts w:ascii="Arial" w:hAnsi="Arial" w:cs="Arial"/>
-          <w:color w:val="002060"/>
-          <w:lang w:val="en-US"/>
-        </w:rPr>
-        <w:t xml:space="preserve"> = ['data', 'qtd']</w:t>
-      </w:r>
-    </w:p>
-    <w:p>
-      <w:pPr>
-        <w:spacing w:after="0" w:line="240" w:lineRule="auto"/>
-        <w:ind w:firstLine="284"/>
-        <w:jc w:val="both"/>
-        <w:rPr>
-          <w:rFonts w:ascii="Arial" w:hAnsi="Arial" w:cs="Arial"/>
-          <w:color w:val="002060"/>
-          <w:lang w:val="en-US"/>
-        </w:rPr>
-      </w:pPr>
-      <w:proofErr w:type="spellStart"/>
-      <w:r>
-        <w:rPr>
-          <w:rFonts w:ascii="Arial" w:hAnsi="Arial" w:cs="Arial"/>
-          <w:color w:val="002060"/>
-          <w:lang w:val="en-US"/>
-        </w:rPr>
-        <w:t>df_daily</w:t>
-      </w:r>
-      <w:proofErr w:type="spellEnd"/>
-      <w:r>
-        <w:rPr>
-          <w:rFonts w:ascii="Arial" w:hAnsi="Arial" w:cs="Arial"/>
-          <w:color w:val="002060"/>
-          <w:lang w:val="en-US"/>
-        </w:rPr>
-        <w:t xml:space="preserve">['data'] = </w:t>
-      </w:r>
-      <w:proofErr w:type="spellStart"/>
-      <w:r>
-        <w:rPr>
-          <w:rFonts w:ascii="Arial" w:hAnsi="Arial" w:cs="Arial"/>
-          <w:color w:val="002060"/>
-          <w:lang w:val="en-US"/>
-        </w:rPr>
-        <w:t>pd.to_datetime</w:t>
-      </w:r>
-      <w:proofErr w:type="spellEnd"/>
-      <w:r>
-        <w:rPr>
-          <w:rFonts w:ascii="Arial" w:hAnsi="Arial" w:cs="Arial"/>
-          <w:color w:val="002060"/>
-          <w:lang w:val="en-US"/>
-        </w:rPr>
-        <w:t>(</w:t>
-      </w:r>
-      <w:proofErr w:type="spellStart"/>
-      <w:r>
-        <w:rPr>
-          <w:rFonts w:ascii="Arial" w:hAnsi="Arial" w:cs="Arial"/>
-          <w:color w:val="002060"/>
-          <w:lang w:val="en-US"/>
-        </w:rPr>
-        <w:t>df_daily</w:t>
-      </w:r>
-      <w:proofErr w:type="spellEnd"/>
-      <w:r>
-        <w:rPr>
-          <w:rFonts w:ascii="Arial" w:hAnsi="Arial" w:cs="Arial"/>
-          <w:color w:val="002060"/>
-          <w:lang w:val="en-US"/>
-        </w:rPr>
-        <w:t>['data'])</w:t>
-      </w:r>
-    </w:p>
-    <w:p>
-      <w:pPr>
-        <w:spacing w:after="0" w:line="240" w:lineRule="auto"/>
-        <w:ind w:firstLine="284"/>
-        <w:jc w:val="both"/>
-        <w:rPr>
-          <w:rFonts w:ascii="Arial" w:hAnsi="Arial" w:cs="Arial"/>
-          <w:color w:val="002060"/>
-          <w:lang w:val="en-US"/>
-        </w:rPr>
-      </w:pPr>
-    </w:p>
-    <w:p>
-      <w:pPr>
-        <w:spacing w:after="0" w:line="240" w:lineRule="auto"/>
-        <w:ind w:firstLine="284"/>
-        <w:jc w:val="both"/>
-        <w:rPr>
-          <w:rFonts w:ascii="Arial" w:hAnsi="Arial" w:cs="Arial"/>
-          <w:color w:val="002060"/>
-        </w:rPr>
-      </w:pPr>
-      <w:r>
-        <w:rPr>
-          <w:rFonts w:ascii="Arial" w:hAnsi="Arial" w:cs="Arial"/>
-          <w:color w:val="002060"/>
-        </w:rPr>
-        <w:t># =========================</w:t>
-      </w:r>
-    </w:p>
-    <w:p>
-      <w:pPr>
-        <w:spacing w:after="0" w:line="240" w:lineRule="auto"/>
-        <w:ind w:firstLine="284"/>
-        <w:jc w:val="both"/>
-        <w:rPr>
-          <w:rFonts w:ascii="Arial" w:hAnsi="Arial" w:cs="Arial"/>
-          <w:color w:val="002060"/>
-        </w:rPr>
-      </w:pPr>
-      <w:r>
-        <w:rPr>
-          <w:rFonts w:ascii="Arial" w:hAnsi="Arial" w:cs="Arial"/>
-          <w:color w:val="002060"/>
-        </w:rPr>
-        <w:t># 8. Criar calendário completo</w:t>
-      </w:r>
-    </w:p>
-    <w:p>
-      <w:pPr>
-        <w:spacing w:after="0" w:line="240" w:lineRule="auto"/>
-        <w:ind w:firstLine="284"/>
-        <w:jc w:val="both"/>
-        <w:rPr>
-          <w:rFonts w:ascii="Arial" w:hAnsi="Arial" w:cs="Arial"/>
-          <w:color w:val="002060"/>
-        </w:rPr>
-      </w:pPr>
-      <w:r>
-        <w:rPr>
-          <w:rFonts w:ascii="Arial" w:hAnsi="Arial" w:cs="Arial"/>
-          <w:color w:val="002060"/>
-        </w:rPr>
-        <w:t># =========================</w:t>
-      </w:r>
-    </w:p>
-    <w:p>
-      <w:pPr>
-        <w:spacing w:after="0" w:line="240" w:lineRule="auto"/>
-        <w:ind w:firstLine="284"/>
-        <w:jc w:val="both"/>
-        <w:rPr>
-          <w:rFonts w:ascii="Arial" w:hAnsi="Arial" w:cs="Arial"/>
-          <w:color w:val="002060"/>
-        </w:rPr>
-      </w:pPr>
-      <w:r>
-        <w:rPr>
-          <w:rFonts w:ascii="Arial" w:hAnsi="Arial" w:cs="Arial"/>
-          <w:color w:val="002060"/>
-        </w:rPr>
-        <w:t xml:space="preserve">datas = </w:t>
-      </w:r>
-      <w:proofErr w:type="spellStart"/>
-      <w:proofErr w:type="gramStart"/>
-      <w:r>
-        <w:rPr>
-          <w:rFonts w:ascii="Arial" w:hAnsi="Arial" w:cs="Arial"/>
-          <w:color w:val="002060"/>
-        </w:rPr>
-        <w:t>pd.date</w:t>
-      </w:r>
-      <w:proofErr w:type="gramEnd"/>
-      <w:r>
-        <w:rPr>
-          <w:rFonts w:ascii="Arial" w:hAnsi="Arial" w:cs="Arial"/>
-          <w:color w:val="002060"/>
-        </w:rPr>
-        <w:t>_</w:t>
-      </w:r>
-      <w:proofErr w:type="gramStart"/>
-      <w:r>
-        <w:rPr>
-          <w:rFonts w:ascii="Arial" w:hAnsi="Arial" w:cs="Arial"/>
-          <w:color w:val="002060"/>
-        </w:rPr>
-        <w:t>range</w:t>
-      </w:r>
-      <w:proofErr w:type="spellEnd"/>
-      <w:r>
-        <w:rPr>
-          <w:rFonts w:ascii="Arial" w:hAnsi="Arial" w:cs="Arial"/>
-          <w:color w:val="002060"/>
-        </w:rPr>
-        <w:t>(</w:t>
-      </w:r>
-      <w:proofErr w:type="gramEnd"/>
-    </w:p>
-    <w:p>
-      <w:pPr>
-        <w:spacing w:after="0" w:line="240" w:lineRule="auto"/>
-        <w:ind w:firstLine="284"/>
-        <w:jc w:val="both"/>
-        <w:rPr>
-          <w:rFonts w:ascii="Arial" w:hAnsi="Arial" w:cs="Arial"/>
-          <w:color w:val="002060"/>
-          <w:lang w:val="en-US"/>
-        </w:rPr>
-      </w:pPr>
-      <w:r>
-        <w:rPr>
-          <w:rFonts w:ascii="Arial" w:hAnsi="Arial" w:cs="Arial"/>
-          <w:color w:val="002060"/>
-        </w:rPr>
-        <w:t xml:space="preserve">    </w:t>
-      </w:r>
-      <w:r>
-        <w:rPr>
-          <w:rFonts w:ascii="Arial" w:hAnsi="Arial" w:cs="Arial"/>
-          <w:color w:val="002060"/>
-          <w:lang w:val="en-US"/>
-        </w:rPr>
-        <w:t>start=</w:t>
-      </w:r>
-      <w:proofErr w:type="spellStart"/>
-      <w:r>
-        <w:rPr>
-          <w:rFonts w:ascii="Arial" w:hAnsi="Arial" w:cs="Arial"/>
-          <w:color w:val="002060"/>
-          <w:lang w:val="en-US"/>
-        </w:rPr>
-        <w:t>df_daily</w:t>
-      </w:r>
-      <w:proofErr w:type="spellEnd"/>
-      <w:r>
-        <w:rPr>
-          <w:rFonts w:ascii="Arial" w:hAnsi="Arial" w:cs="Arial"/>
-          <w:color w:val="002060"/>
-          <w:lang w:val="en-US"/>
-        </w:rPr>
-        <w:t>['data'</w:t>
-      </w:r>
-      <w:proofErr w:type="gramStart"/>
-      <w:r>
-        <w:rPr>
-          <w:rFonts w:ascii="Arial" w:hAnsi="Arial" w:cs="Arial"/>
-          <w:color w:val="002060"/>
-          <w:lang w:val="en-US"/>
-        </w:rPr>
-        <w:t>].min</w:t>
-      </w:r>
-      <w:proofErr w:type="gramEnd"/>
-      <w:r>
-        <w:rPr>
-          <w:rFonts w:ascii="Arial" w:hAnsi="Arial" w:cs="Arial"/>
-          <w:color w:val="002060"/>
-          <w:lang w:val="en-US"/>
-        </w:rPr>
-        <w:t>(),</w:t>
-      </w:r>
-    </w:p>
-    <w:p>
-      <w:pPr>
-        <w:spacing w:after="0" w:line="240" w:lineRule="auto"/>
-        <w:ind w:firstLine="284"/>
-        <w:jc w:val="both"/>
-        <w:rPr>
-          <w:rFonts w:ascii="Arial" w:hAnsi="Arial" w:cs="Arial"/>
-          <w:color w:val="002060"/>
-          <w:lang w:val="en-US"/>
-        </w:rPr>
-      </w:pPr>
-      <w:r>
-        <w:rPr>
-          <w:rFonts w:ascii="Arial" w:hAnsi="Arial" w:cs="Arial"/>
-          <w:color w:val="002060"/>
-          <w:lang w:val="en-US"/>
-        </w:rPr>
-        <w:t xml:space="preserve">    end=</w:t>
-      </w:r>
-      <w:proofErr w:type="spellStart"/>
-      <w:r>
-        <w:rPr>
-          <w:rFonts w:ascii="Arial" w:hAnsi="Arial" w:cs="Arial"/>
-          <w:color w:val="002060"/>
-          <w:lang w:val="en-US"/>
-        </w:rPr>
-        <w:t>df_daily</w:t>
-      </w:r>
-      <w:proofErr w:type="spellEnd"/>
-      <w:r>
-        <w:rPr>
-          <w:rFonts w:ascii="Arial" w:hAnsi="Arial" w:cs="Arial"/>
-          <w:color w:val="002060"/>
-          <w:lang w:val="en-US"/>
-        </w:rPr>
-        <w:t>['data'].</w:t>
-      </w:r>
-      <w:proofErr w:type="gramStart"/>
-      <w:r>
-        <w:rPr>
-          <w:rFonts w:ascii="Arial" w:hAnsi="Arial" w:cs="Arial"/>
-          <w:color w:val="002060"/>
-          <w:lang w:val="en-US"/>
-        </w:rPr>
-        <w:t>max(</w:t>
-      </w:r>
-      <w:proofErr w:type="gramEnd"/>
-      <w:r>
-        <w:rPr>
-          <w:rFonts w:ascii="Arial" w:hAnsi="Arial" w:cs="Arial"/>
-          <w:color w:val="002060"/>
-          <w:lang w:val="en-US"/>
-        </w:rPr>
-        <w:t>),</w:t>
-      </w:r>
-    </w:p>
-    <w:p>
-      <w:pPr>
-        <w:spacing w:after="0" w:line="240" w:lineRule="auto"/>
-        <w:ind w:firstLine="284"/>
-        <w:jc w:val="both"/>
-        <w:rPr>
-          <w:rFonts w:ascii="Arial" w:hAnsi="Arial" w:cs="Arial"/>
-          <w:color w:val="002060"/>
-        </w:rPr>
-      </w:pPr>
-      <w:r>
-        <w:rPr>
-          <w:rFonts w:ascii="Arial" w:hAnsi="Arial" w:cs="Arial"/>
-          <w:color w:val="002060"/>
-          <w:lang w:val="en-US"/>
-        </w:rPr>
-        <w:t xml:space="preserve">    </w:t>
-      </w:r>
-      <w:proofErr w:type="spellStart"/>
-      <w:r>
-        <w:rPr>
-          <w:rFonts w:ascii="Arial" w:hAnsi="Arial" w:cs="Arial"/>
-          <w:color w:val="002060"/>
-        </w:rPr>
-        <w:t>freq</w:t>
-      </w:r>
-      <w:proofErr w:type="spellEnd"/>
-      <w:r>
-        <w:rPr>
-          <w:rFonts w:ascii="Arial" w:hAnsi="Arial" w:cs="Arial"/>
-          <w:color w:val="002060"/>
-        </w:rPr>
-        <w:t>='D'</w:t>
-      </w:r>
-    </w:p>
-    <w:p>
-      <w:pPr>
-        <w:spacing w:after="0" w:line="240" w:lineRule="auto"/>
-        <w:ind w:firstLine="284"/>
-        <w:jc w:val="both"/>
-        <w:rPr>
-          <w:rFonts w:ascii="Arial" w:hAnsi="Arial" w:cs="Arial"/>
-          <w:color w:val="002060"/>
-        </w:rPr>
-      </w:pPr>
-      <w:r>
-        <w:rPr>
-          <w:rFonts w:ascii="Arial" w:hAnsi="Arial" w:cs="Arial"/>
-          <w:color w:val="002060"/>
-        </w:rPr>
-        <w:t>)</w:t>
-      </w:r>
-    </w:p>
-    <w:p>
-      <w:pPr>
-        <w:spacing w:after="0" w:line="240" w:lineRule="auto"/>
-        <w:ind w:firstLine="284"/>
-        <w:jc w:val="both"/>
-        <w:rPr>
-          <w:rFonts w:ascii="Arial" w:hAnsi="Arial" w:cs="Arial"/>
-          <w:color w:val="002060"/>
-        </w:rPr>
-      </w:pPr>
-    </w:p>
-    <w:p>
-      <w:pPr>
-        <w:spacing w:after="0" w:line="240" w:lineRule="auto"/>
-        <w:ind w:firstLine="284"/>
-        <w:jc w:val="both"/>
-        <w:rPr>
-          <w:rFonts w:ascii="Arial" w:hAnsi="Arial" w:cs="Arial"/>
-          <w:color w:val="002060"/>
-        </w:rPr>
-      </w:pPr>
-      <w:proofErr w:type="spellStart"/>
-      <w:r>
-        <w:rPr>
-          <w:rFonts w:ascii="Arial" w:hAnsi="Arial" w:cs="Arial"/>
-          <w:color w:val="002060"/>
-        </w:rPr>
-        <w:t>calendario</w:t>
-      </w:r>
-      <w:proofErr w:type="spellEnd"/>
-      <w:r>
-        <w:rPr>
-          <w:rFonts w:ascii="Arial" w:hAnsi="Arial" w:cs="Arial"/>
-          <w:color w:val="002060"/>
-        </w:rPr>
-        <w:t xml:space="preserve"> = </w:t>
-      </w:r>
-      <w:proofErr w:type="spellStart"/>
-      <w:proofErr w:type="gramStart"/>
-      <w:r>
-        <w:rPr>
-          <w:rFonts w:ascii="Arial" w:hAnsi="Arial" w:cs="Arial"/>
-          <w:color w:val="002060"/>
-        </w:rPr>
-        <w:t>pd.DataFrame</w:t>
-      </w:r>
-      <w:proofErr w:type="spellEnd"/>
-      <w:proofErr w:type="gramEnd"/>
-      <w:r>
-        <w:rPr>
-          <w:rFonts w:ascii="Arial" w:hAnsi="Arial" w:cs="Arial"/>
-          <w:color w:val="002060"/>
-        </w:rPr>
-        <w:t>({'data': datas})</w:t>
-      </w:r>
-    </w:p>
-    <w:p>
-      <w:pPr>
-        <w:spacing w:after="0" w:line="240" w:lineRule="auto"/>
-        <w:ind w:firstLine="284"/>
-        <w:jc w:val="both"/>
-        <w:rPr>
-          <w:rFonts w:ascii="Arial" w:hAnsi="Arial" w:cs="Arial"/>
-          <w:color w:val="002060"/>
-        </w:rPr>
-      </w:pPr>
-    </w:p>
-    <w:p>
-      <w:pPr>
-        <w:spacing w:after="0" w:line="240" w:lineRule="auto"/>
-        <w:ind w:firstLine="284"/>
-        <w:jc w:val="both"/>
-        <w:rPr>
-          <w:rFonts w:ascii="Arial" w:hAnsi="Arial" w:cs="Arial"/>
-          <w:color w:val="002060"/>
-          <w:lang w:val="en-US"/>
-        </w:rPr>
-      </w:pPr>
-      <w:proofErr w:type="spellStart"/>
-      <w:r>
-        <w:rPr>
-          <w:rFonts w:ascii="Arial" w:hAnsi="Arial" w:cs="Arial"/>
-          <w:color w:val="002060"/>
-          <w:lang w:val="en-US"/>
-        </w:rPr>
-        <w:t>df_daily</w:t>
-      </w:r>
-      <w:proofErr w:type="spellEnd"/>
-      <w:r>
-        <w:rPr>
-          <w:rFonts w:ascii="Arial" w:hAnsi="Arial" w:cs="Arial"/>
-          <w:color w:val="002060"/>
-          <w:lang w:val="en-US"/>
-        </w:rPr>
-        <w:t xml:space="preserve"> = </w:t>
-      </w:r>
-      <w:proofErr w:type="spellStart"/>
-      <w:proofErr w:type="gramStart"/>
-      <w:r>
-        <w:rPr>
-          <w:rFonts w:ascii="Arial" w:hAnsi="Arial" w:cs="Arial"/>
-          <w:color w:val="002060"/>
-          <w:lang w:val="en-US"/>
-        </w:rPr>
-        <w:t>calendario.merge</w:t>
-      </w:r>
-      <w:proofErr w:type="spellEnd"/>
-      <w:proofErr w:type="gramEnd"/>
-      <w:r>
-        <w:rPr>
-          <w:rFonts w:ascii="Arial" w:hAnsi="Arial" w:cs="Arial"/>
-          <w:color w:val="002060"/>
-          <w:lang w:val="en-US"/>
-        </w:rPr>
-        <w:t>(</w:t>
-      </w:r>
-      <w:proofErr w:type="spellStart"/>
-      <w:r>
-        <w:rPr>
-          <w:rFonts w:ascii="Arial" w:hAnsi="Arial" w:cs="Arial"/>
-          <w:color w:val="002060"/>
-          <w:lang w:val="en-US"/>
-        </w:rPr>
-        <w:t>df_daily</w:t>
-      </w:r>
-      <w:proofErr w:type="spellEnd"/>
-      <w:r>
-        <w:rPr>
-          <w:rFonts w:ascii="Arial" w:hAnsi="Arial" w:cs="Arial"/>
-          <w:color w:val="002060"/>
-          <w:lang w:val="en-US"/>
-        </w:rPr>
-        <w:t>, on='data', how='left')</w:t>
-      </w:r>
-    </w:p>
-    <w:p>
-      <w:pPr>
-        <w:spacing w:after="0" w:line="240" w:lineRule="auto"/>
-        <w:ind w:firstLine="284"/>
-        <w:jc w:val="both"/>
-        <w:rPr>
-          <w:rFonts w:ascii="Arial" w:hAnsi="Arial" w:cs="Arial"/>
-          <w:color w:val="002060"/>
-          <w:lang w:val="en-US"/>
-        </w:rPr>
-      </w:pPr>
-      <w:proofErr w:type="spellStart"/>
-      <w:r>
-        <w:rPr>
-          <w:rFonts w:ascii="Arial" w:hAnsi="Arial" w:cs="Arial"/>
-          <w:color w:val="002060"/>
-          <w:lang w:val="en-US"/>
-        </w:rPr>
-        <w:t>df_daily</w:t>
-      </w:r>
-      <w:proofErr w:type="spellEnd"/>
-      <w:r>
-        <w:rPr>
-          <w:rFonts w:ascii="Arial" w:hAnsi="Arial" w:cs="Arial"/>
-          <w:color w:val="002060"/>
-          <w:lang w:val="en-US"/>
-        </w:rPr>
-        <w:t xml:space="preserve">['qtd'] = </w:t>
-      </w:r>
-      <w:proofErr w:type="spellStart"/>
-      <w:r>
-        <w:rPr>
-          <w:rFonts w:ascii="Arial" w:hAnsi="Arial" w:cs="Arial"/>
-          <w:color w:val="002060"/>
-          <w:lang w:val="en-US"/>
-        </w:rPr>
-        <w:t>df_daily</w:t>
-      </w:r>
-      <w:proofErr w:type="spellEnd"/>
-      <w:r>
-        <w:rPr>
-          <w:rFonts w:ascii="Arial" w:hAnsi="Arial" w:cs="Arial"/>
-          <w:color w:val="002060"/>
-          <w:lang w:val="en-US"/>
-        </w:rPr>
-        <w:t>['qtd'</w:t>
-      </w:r>
-      <w:proofErr w:type="gramStart"/>
-      <w:r>
-        <w:rPr>
-          <w:rFonts w:ascii="Arial" w:hAnsi="Arial" w:cs="Arial"/>
-          <w:color w:val="002060"/>
-          <w:lang w:val="en-US"/>
-        </w:rPr>
-        <w:t>].</w:t>
-      </w:r>
-      <w:proofErr w:type="spellStart"/>
-      <w:r>
-        <w:rPr>
-          <w:rFonts w:ascii="Arial" w:hAnsi="Arial" w:cs="Arial"/>
-          <w:color w:val="002060"/>
-          <w:lang w:val="en-US"/>
-        </w:rPr>
-        <w:t>fillna</w:t>
-      </w:r>
-      <w:proofErr w:type="spellEnd"/>
-      <w:proofErr w:type="gramEnd"/>
-      <w:r>
-        <w:rPr>
-          <w:rFonts w:ascii="Arial" w:hAnsi="Arial" w:cs="Arial"/>
-          <w:color w:val="002060"/>
-          <w:lang w:val="en-US"/>
-        </w:rPr>
-        <w:t>(0)</w:t>
-      </w:r>
-    </w:p>
-    <w:p>
-      <w:pPr>
-        <w:spacing w:after="0" w:line="240" w:lineRule="auto"/>
-        <w:ind w:firstLine="284"/>
-        <w:jc w:val="both"/>
-        <w:rPr>
-          <w:rFonts w:ascii="Arial" w:hAnsi="Arial" w:cs="Arial"/>
-          <w:color w:val="002060"/>
-          <w:lang w:val="en-US"/>
-        </w:rPr>
-      </w:pPr>
-    </w:p>
-    <w:p>
-      <w:pPr>
-        <w:spacing w:after="0" w:line="240" w:lineRule="auto"/>
-        <w:ind w:firstLine="284"/>
-        <w:jc w:val="both"/>
-        <w:rPr>
-          <w:rFonts w:ascii="Arial" w:hAnsi="Arial" w:cs="Arial"/>
-          <w:color w:val="002060"/>
-          <w:lang w:val="en-US"/>
-        </w:rPr>
-      </w:pPr>
-      <w:r>
-        <w:rPr>
-          <w:rFonts w:ascii="Arial" w:hAnsi="Arial" w:cs="Arial"/>
-          <w:color w:val="002060"/>
-          <w:lang w:val="en-US"/>
-        </w:rPr>
-        <w:t># =========================</w:t>
-      </w:r>
-    </w:p>
-    <w:p>
-      <w:pPr>
-        <w:spacing w:after="0" w:line="240" w:lineRule="auto"/>
-        <w:ind w:firstLine="284"/>
-        <w:jc w:val="both"/>
-        <w:rPr>
-          <w:rFonts w:ascii="Arial" w:hAnsi="Arial" w:cs="Arial"/>
-          <w:color w:val="002060"/>
-          <w:lang w:val="en-US"/>
-        </w:rPr>
-      </w:pPr>
-      <w:r>
-        <w:rPr>
-          <w:rFonts w:ascii="Arial" w:hAnsi="Arial" w:cs="Arial"/>
-          <w:color w:val="002060"/>
-          <w:lang w:val="en-US"/>
-        </w:rPr>
-        <w:t xml:space="preserve"># 9. Split </w:t>
-      </w:r>
-      <w:proofErr w:type="spellStart"/>
-      <w:r>
-        <w:rPr>
-          <w:rFonts w:ascii="Arial" w:hAnsi="Arial" w:cs="Arial"/>
-          <w:color w:val="002060"/>
-          <w:lang w:val="en-US"/>
-        </w:rPr>
-        <w:t>treino</w:t>
-      </w:r>
-      <w:proofErr w:type="spellEnd"/>
-      <w:r>
-        <w:rPr>
-          <w:rFonts w:ascii="Arial" w:hAnsi="Arial" w:cs="Arial"/>
-          <w:color w:val="002060"/>
-          <w:lang w:val="en-US"/>
-        </w:rPr>
-        <w:t>/teste</w:t>
-      </w:r>
-    </w:p>
-    <w:p>
-      <w:pPr>
-        <w:spacing w:after="0" w:line="240" w:lineRule="auto"/>
-        <w:ind w:firstLine="284"/>
-        <w:jc w:val="both"/>
-        <w:rPr>
-          <w:rFonts w:ascii="Arial" w:hAnsi="Arial" w:cs="Arial"/>
-          <w:color w:val="002060"/>
-          <w:lang w:val="en-US"/>
-        </w:rPr>
-      </w:pPr>
-      <w:r>
-        <w:rPr>
-          <w:rFonts w:ascii="Arial" w:hAnsi="Arial" w:cs="Arial"/>
-          <w:color w:val="002060"/>
-          <w:lang w:val="en-US"/>
-        </w:rPr>
-        <w:t># =========================</w:t>
-      </w:r>
-    </w:p>
-    <w:p>
-      <w:pPr>
-        <w:spacing w:after="0" w:line="240" w:lineRule="auto"/>
-        <w:ind w:firstLine="284"/>
-        <w:jc w:val="both"/>
-        <w:rPr>
-          <w:rFonts w:ascii="Arial" w:hAnsi="Arial" w:cs="Arial"/>
-          <w:color w:val="002060"/>
-          <w:lang w:val="en-US"/>
-        </w:rPr>
-      </w:pPr>
-      <w:r>
-        <w:rPr>
-          <w:rFonts w:ascii="Arial" w:hAnsi="Arial" w:cs="Arial"/>
-          <w:color w:val="002060"/>
-          <w:lang w:val="en-US"/>
-        </w:rPr>
-        <w:t xml:space="preserve">train = </w:t>
-      </w:r>
-      <w:proofErr w:type="spellStart"/>
-      <w:r>
-        <w:rPr>
-          <w:rFonts w:ascii="Arial" w:hAnsi="Arial" w:cs="Arial"/>
-          <w:color w:val="002060"/>
-          <w:lang w:val="en-US"/>
-        </w:rPr>
-        <w:t>df_daily</w:t>
-      </w:r>
-      <w:proofErr w:type="spellEnd"/>
-      <w:r>
-        <w:rPr>
-          <w:rFonts w:ascii="Arial" w:hAnsi="Arial" w:cs="Arial"/>
-          <w:color w:val="002060"/>
-          <w:lang w:val="en-US"/>
-        </w:rPr>
-        <w:t>[</w:t>
-      </w:r>
-      <w:proofErr w:type="spellStart"/>
-      <w:r>
-        <w:rPr>
-          <w:rFonts w:ascii="Arial" w:hAnsi="Arial" w:cs="Arial"/>
-          <w:color w:val="002060"/>
-          <w:lang w:val="en-US"/>
-        </w:rPr>
-        <w:t>df_daily</w:t>
-      </w:r>
-      <w:proofErr w:type="spellEnd"/>
-      <w:r>
-        <w:rPr>
-          <w:rFonts w:ascii="Arial" w:hAnsi="Arial" w:cs="Arial"/>
-          <w:color w:val="002060"/>
-          <w:lang w:val="en-US"/>
-        </w:rPr>
-        <w:t>['data'] &lt;= '2023-12-31'</w:t>
-      </w:r>
-      <w:proofErr w:type="gramStart"/>
-      <w:r>
-        <w:rPr>
-          <w:rFonts w:ascii="Arial" w:hAnsi="Arial" w:cs="Arial"/>
-          <w:color w:val="002060"/>
-          <w:lang w:val="en-US"/>
-        </w:rPr>
-        <w:t>].copy</w:t>
-      </w:r>
-      <w:proofErr w:type="gramEnd"/>
-      <w:r>
-        <w:rPr>
-          <w:rFonts w:ascii="Arial" w:hAnsi="Arial" w:cs="Arial"/>
-          <w:color w:val="002060"/>
-          <w:lang w:val="en-US"/>
-        </w:rPr>
-        <w:t>()</w:t>
-      </w:r>
-    </w:p>
-    <w:p>
-      <w:pPr>
-        <w:spacing w:after="0" w:line="240" w:lineRule="auto"/>
-        <w:ind w:firstLine="284"/>
-        <w:jc w:val="both"/>
-        <w:rPr>
-          <w:rFonts w:ascii="Arial" w:hAnsi="Arial" w:cs="Arial"/>
-          <w:color w:val="002060"/>
-          <w:lang w:val="en-US"/>
-        </w:rPr>
-      </w:pPr>
-      <w:r>
-        <w:rPr>
-          <w:rFonts w:ascii="Arial" w:hAnsi="Arial" w:cs="Arial"/>
-          <w:color w:val="002060"/>
-          <w:lang w:val="en-US"/>
-        </w:rPr>
-        <w:t xml:space="preserve">test = </w:t>
-      </w:r>
-      <w:proofErr w:type="spellStart"/>
-      <w:r>
-        <w:rPr>
-          <w:rFonts w:ascii="Arial" w:hAnsi="Arial" w:cs="Arial"/>
-          <w:color w:val="002060"/>
-          <w:lang w:val="en-US"/>
-        </w:rPr>
-        <w:t>df_daily</w:t>
-      </w:r>
-      <w:proofErr w:type="spellEnd"/>
-      <w:r>
-        <w:rPr>
-          <w:rFonts w:ascii="Arial" w:hAnsi="Arial" w:cs="Arial"/>
-          <w:color w:val="002060"/>
-          <w:lang w:val="en-US"/>
-        </w:rPr>
-        <w:t>[</w:t>
-      </w:r>
-      <w:proofErr w:type="spellStart"/>
-      <w:r>
-        <w:rPr>
-          <w:rFonts w:ascii="Arial" w:hAnsi="Arial" w:cs="Arial"/>
-          <w:color w:val="002060"/>
-          <w:lang w:val="en-US"/>
-        </w:rPr>
-        <w:t>df_daily</w:t>
-      </w:r>
-      <w:proofErr w:type="spellEnd"/>
-      <w:r>
-        <w:rPr>
-          <w:rFonts w:ascii="Arial" w:hAnsi="Arial" w:cs="Arial"/>
-          <w:color w:val="002060"/>
-          <w:lang w:val="en-US"/>
-        </w:rPr>
-        <w:t>['data'] &gt;= '2024-01-01'</w:t>
-      </w:r>
-      <w:proofErr w:type="gramStart"/>
-      <w:r>
-        <w:rPr>
-          <w:rFonts w:ascii="Arial" w:hAnsi="Arial" w:cs="Arial"/>
-          <w:color w:val="002060"/>
-          <w:lang w:val="en-US"/>
-        </w:rPr>
-        <w:t>].copy</w:t>
-      </w:r>
-      <w:proofErr w:type="gramEnd"/>
-      <w:r>
-        <w:rPr>
-          <w:rFonts w:ascii="Arial" w:hAnsi="Arial" w:cs="Arial"/>
-          <w:color w:val="002060"/>
-          <w:lang w:val="en-US"/>
-        </w:rPr>
-        <w:t>()</w:t>
-      </w:r>
-    </w:p>
-    <w:p>
-      <w:pPr>
-        <w:spacing w:after="0" w:line="240" w:lineRule="auto"/>
-        <w:ind w:firstLine="284"/>
-        <w:jc w:val="both"/>
-        <w:rPr>
-          <w:rFonts w:ascii="Arial" w:hAnsi="Arial" w:cs="Arial"/>
-          <w:color w:val="002060"/>
-          <w:lang w:val="en-US"/>
-        </w:rPr>
-      </w:pPr>
-    </w:p>
-    <w:p>
-      <w:pPr>
-        <w:spacing w:after="0" w:line="240" w:lineRule="auto"/>
-        <w:ind w:firstLine="284"/>
-        <w:jc w:val="both"/>
-        <w:rPr>
-          <w:rFonts w:ascii="Arial" w:hAnsi="Arial" w:cs="Arial"/>
-          <w:color w:val="002060"/>
-        </w:rPr>
-      </w:pPr>
-      <w:r>
-        <w:rPr>
-          <w:rFonts w:ascii="Arial" w:hAnsi="Arial" w:cs="Arial"/>
-          <w:color w:val="002060"/>
-        </w:rPr>
-        <w:lastRenderedPageBreak/>
-        <w:t># =========================</w:t>
-      </w:r>
-    </w:p>
-    <w:p>
-      <w:pPr>
-        <w:spacing w:after="0" w:line="240" w:lineRule="auto"/>
-        <w:ind w:firstLine="284"/>
-        <w:jc w:val="both"/>
-        <w:rPr>
-          <w:rFonts w:ascii="Arial" w:hAnsi="Arial" w:cs="Arial"/>
-          <w:color w:val="002060"/>
-        </w:rPr>
-      </w:pPr>
-      <w:r>
-        <w:rPr>
-          <w:rFonts w:ascii="Arial" w:hAnsi="Arial" w:cs="Arial"/>
-          <w:color w:val="002060"/>
-        </w:rPr>
-        <w:t># 10. Baseline (média móvel 7 dias)</w:t>
-      </w:r>
-    </w:p>
-    <w:p>
-      <w:pPr>
-        <w:spacing w:after="0" w:line="240" w:lineRule="auto"/>
-        <w:ind w:firstLine="284"/>
-        <w:jc w:val="both"/>
-        <w:rPr>
-          <w:rFonts w:ascii="Arial" w:hAnsi="Arial" w:cs="Arial"/>
-          <w:color w:val="002060"/>
-        </w:rPr>
-      </w:pPr>
-      <w:r>
-        <w:rPr>
-          <w:rFonts w:ascii="Arial" w:hAnsi="Arial" w:cs="Arial"/>
-          <w:color w:val="002060"/>
-        </w:rPr>
-        <w:t># =========================</w:t>
-      </w:r>
-    </w:p>
-    <w:p>
-      <w:pPr>
-        <w:spacing w:after="0" w:line="240" w:lineRule="auto"/>
-        <w:ind w:firstLine="284"/>
-        <w:jc w:val="both"/>
-        <w:rPr>
-          <w:rFonts w:ascii="Arial" w:hAnsi="Arial" w:cs="Arial"/>
-          <w:color w:val="002060"/>
-        </w:rPr>
-      </w:pPr>
-      <w:proofErr w:type="spellStart"/>
-      <w:r>
-        <w:rPr>
-          <w:rFonts w:ascii="Arial" w:hAnsi="Arial" w:cs="Arial"/>
-          <w:color w:val="002060"/>
-        </w:rPr>
-        <w:t>historico</w:t>
-      </w:r>
-      <w:proofErr w:type="spellEnd"/>
-      <w:r>
-        <w:rPr>
-          <w:rFonts w:ascii="Arial" w:hAnsi="Arial" w:cs="Arial"/>
-          <w:color w:val="002060"/>
-        </w:rPr>
-        <w:t xml:space="preserve"> = </w:t>
-      </w:r>
-      <w:proofErr w:type="spellStart"/>
-      <w:r>
-        <w:rPr>
-          <w:rFonts w:ascii="Arial" w:hAnsi="Arial" w:cs="Arial"/>
-          <w:color w:val="002060"/>
-        </w:rPr>
-        <w:t>train</w:t>
-      </w:r>
-      <w:proofErr w:type="spellEnd"/>
-      <w:r>
-        <w:rPr>
-          <w:rFonts w:ascii="Arial" w:hAnsi="Arial" w:cs="Arial"/>
-          <w:color w:val="002060"/>
-        </w:rPr>
-        <w:t>['</w:t>
-      </w:r>
-      <w:proofErr w:type="spellStart"/>
-      <w:r>
-        <w:rPr>
-          <w:rFonts w:ascii="Arial" w:hAnsi="Arial" w:cs="Arial"/>
-          <w:color w:val="002060"/>
-        </w:rPr>
-        <w:t>qtd</w:t>
-      </w:r>
-      <w:proofErr w:type="spellEnd"/>
-      <w:r>
-        <w:rPr>
-          <w:rFonts w:ascii="Arial" w:hAnsi="Arial" w:cs="Arial"/>
-          <w:color w:val="002060"/>
-        </w:rPr>
-        <w:t>'</w:t>
-      </w:r>
-      <w:proofErr w:type="gramStart"/>
-      <w:r>
-        <w:rPr>
-          <w:rFonts w:ascii="Arial" w:hAnsi="Arial" w:cs="Arial"/>
-          <w:color w:val="002060"/>
-        </w:rPr>
-        <w:t>].</w:t>
-      </w:r>
-      <w:proofErr w:type="spellStart"/>
-      <w:r>
-        <w:rPr>
-          <w:rFonts w:ascii="Arial" w:hAnsi="Arial" w:cs="Arial"/>
-          <w:color w:val="002060"/>
-        </w:rPr>
-        <w:t>tail</w:t>
-      </w:r>
-      <w:proofErr w:type="spellEnd"/>
-      <w:proofErr w:type="gramEnd"/>
-      <w:r>
-        <w:rPr>
-          <w:rFonts w:ascii="Arial" w:hAnsi="Arial" w:cs="Arial"/>
-          <w:color w:val="002060"/>
-        </w:rPr>
-        <w:t>(7</w:t>
-      </w:r>
-      <w:proofErr w:type="gramStart"/>
-      <w:r>
-        <w:rPr>
-          <w:rFonts w:ascii="Arial" w:hAnsi="Arial" w:cs="Arial"/>
-          <w:color w:val="002060"/>
-        </w:rPr>
-        <w:t>).</w:t>
-      </w:r>
-      <w:proofErr w:type="spellStart"/>
-      <w:r>
-        <w:rPr>
-          <w:rFonts w:ascii="Arial" w:hAnsi="Arial" w:cs="Arial"/>
-          <w:color w:val="002060"/>
-        </w:rPr>
-        <w:t>tolist</w:t>
-      </w:r>
-      <w:proofErr w:type="spellEnd"/>
-      <w:proofErr w:type="gramEnd"/>
-      <w:r>
-        <w:rPr>
-          <w:rFonts w:ascii="Arial" w:hAnsi="Arial" w:cs="Arial"/>
-          <w:color w:val="002060"/>
-        </w:rPr>
-        <w:t>()</w:t>
-      </w:r>
-    </w:p>
-    <w:p>
-      <w:pPr>
-        <w:spacing w:after="0" w:line="240" w:lineRule="auto"/>
-        <w:ind w:firstLine="284"/>
-        <w:jc w:val="both"/>
-        <w:rPr>
-          <w:rFonts w:ascii="Arial" w:hAnsi="Arial" w:cs="Arial"/>
-          <w:color w:val="002060"/>
-        </w:rPr>
-      </w:pPr>
-    </w:p>
-    <w:p>
-      <w:pPr>
-        <w:spacing w:after="0" w:line="240" w:lineRule="auto"/>
-        <w:ind w:firstLine="284"/>
-        <w:jc w:val="both"/>
-        <w:rPr>
-          <w:rFonts w:ascii="Arial" w:hAnsi="Arial" w:cs="Arial"/>
-          <w:color w:val="002060"/>
-          <w:lang w:val="en-US"/>
-        </w:rPr>
-      </w:pPr>
-      <w:proofErr w:type="spellStart"/>
-      <w:r>
-        <w:rPr>
-          <w:rFonts w:ascii="Arial" w:hAnsi="Arial" w:cs="Arial"/>
-          <w:color w:val="002060"/>
-          <w:lang w:val="en-US"/>
-        </w:rPr>
-        <w:t>previsoes</w:t>
-      </w:r>
-      <w:proofErr w:type="spellEnd"/>
-      <w:r>
-        <w:rPr>
-          <w:rFonts w:ascii="Arial" w:hAnsi="Arial" w:cs="Arial"/>
-          <w:color w:val="002060"/>
-          <w:lang w:val="en-US"/>
-        </w:rPr>
-        <w:t xml:space="preserve"> = []</w:t>
-      </w:r>
-    </w:p>
-    <w:p>
-      <w:pPr>
-        <w:spacing w:after="0" w:line="240" w:lineRule="auto"/>
-        <w:ind w:firstLine="284"/>
-        <w:jc w:val="both"/>
-        <w:rPr>
-          <w:rFonts w:ascii="Arial" w:hAnsi="Arial" w:cs="Arial"/>
-          <w:color w:val="002060"/>
-          <w:lang w:val="en-US"/>
-        </w:rPr>
-      </w:pPr>
-    </w:p>
-    <w:p>
-      <w:pPr>
-        <w:spacing w:after="0" w:line="240" w:lineRule="auto"/>
-        <w:ind w:firstLine="284"/>
-        <w:jc w:val="both"/>
-        <w:rPr>
-          <w:rFonts w:ascii="Arial" w:hAnsi="Arial" w:cs="Arial"/>
-          <w:color w:val="002060"/>
-          <w:lang w:val="en-US"/>
-        </w:rPr>
-      </w:pPr>
-      <w:r>
-        <w:rPr>
-          <w:rFonts w:ascii="Arial" w:hAnsi="Arial" w:cs="Arial"/>
-          <w:color w:val="002060"/>
-          <w:lang w:val="en-US"/>
-        </w:rPr>
-        <w:t xml:space="preserve">for </w:t>
-      </w:r>
-      <w:proofErr w:type="spellStart"/>
-      <w:r>
-        <w:rPr>
-          <w:rFonts w:ascii="Arial" w:hAnsi="Arial" w:cs="Arial"/>
-          <w:color w:val="002060"/>
-          <w:lang w:val="en-US"/>
-        </w:rPr>
-        <w:t>i</w:t>
-      </w:r>
-      <w:proofErr w:type="spellEnd"/>
-      <w:r>
-        <w:rPr>
-          <w:rFonts w:ascii="Arial" w:hAnsi="Arial" w:cs="Arial"/>
-          <w:color w:val="002060"/>
-          <w:lang w:val="en-US"/>
-        </w:rPr>
-        <w:t xml:space="preserve"> in range(</w:t>
-      </w:r>
-      <w:proofErr w:type="spellStart"/>
-      <w:r>
-        <w:rPr>
-          <w:rFonts w:ascii="Arial" w:hAnsi="Arial" w:cs="Arial"/>
-          <w:color w:val="002060"/>
-          <w:lang w:val="en-US"/>
-        </w:rPr>
-        <w:t>len</w:t>
-      </w:r>
-      <w:proofErr w:type="spellEnd"/>
-      <w:r>
-        <w:rPr>
-          <w:rFonts w:ascii="Arial" w:hAnsi="Arial" w:cs="Arial"/>
-          <w:color w:val="002060"/>
-          <w:lang w:val="en-US"/>
-        </w:rPr>
-        <w:t>(test)):</w:t>
-      </w:r>
-    </w:p>
-    <w:p>
-      <w:pPr>
-        <w:spacing w:after="0" w:line="240" w:lineRule="auto"/>
-        <w:ind w:firstLine="284"/>
-        <w:jc w:val="both"/>
-        <w:rPr>
-          <w:rFonts w:ascii="Arial" w:hAnsi="Arial" w:cs="Arial"/>
-          <w:color w:val="002060"/>
-          <w:lang w:val="en-US"/>
-        </w:rPr>
-      </w:pPr>
-      <w:r>
-        <w:rPr>
-          <w:rFonts w:ascii="Arial" w:hAnsi="Arial" w:cs="Arial"/>
-          <w:color w:val="002060"/>
-          <w:lang w:val="en-US"/>
-        </w:rPr>
-        <w:t xml:space="preserve">    </w:t>
-      </w:r>
-      <w:proofErr w:type="spellStart"/>
-      <w:r>
-        <w:rPr>
-          <w:rFonts w:ascii="Arial" w:hAnsi="Arial" w:cs="Arial"/>
-          <w:color w:val="002060"/>
-          <w:lang w:val="en-US"/>
-        </w:rPr>
-        <w:t>previsao</w:t>
-      </w:r>
-      <w:proofErr w:type="spellEnd"/>
-      <w:r>
-        <w:rPr>
-          <w:rFonts w:ascii="Arial" w:hAnsi="Arial" w:cs="Arial"/>
-          <w:color w:val="002060"/>
-          <w:lang w:val="en-US"/>
-        </w:rPr>
-        <w:t xml:space="preserve"> = </w:t>
-      </w:r>
-      <w:proofErr w:type="spellStart"/>
-      <w:proofErr w:type="gramStart"/>
-      <w:r>
-        <w:rPr>
-          <w:rFonts w:ascii="Arial" w:hAnsi="Arial" w:cs="Arial"/>
-          <w:color w:val="002060"/>
-          <w:lang w:val="en-US"/>
-        </w:rPr>
-        <w:t>np.mean</w:t>
-      </w:r>
-      <w:proofErr w:type="spellEnd"/>
-      <w:proofErr w:type="gramEnd"/>
-      <w:r>
-        <w:rPr>
-          <w:rFonts w:ascii="Arial" w:hAnsi="Arial" w:cs="Arial"/>
-          <w:color w:val="002060"/>
-          <w:lang w:val="en-US"/>
-        </w:rPr>
-        <w:t>(</w:t>
-      </w:r>
-      <w:proofErr w:type="spellStart"/>
-      <w:proofErr w:type="gramStart"/>
-      <w:r>
-        <w:rPr>
-          <w:rFonts w:ascii="Arial" w:hAnsi="Arial" w:cs="Arial"/>
-          <w:color w:val="002060"/>
-          <w:lang w:val="en-US"/>
-        </w:rPr>
-        <w:t>historico</w:t>
-      </w:r>
-      <w:proofErr w:type="spellEnd"/>
-      <w:r>
-        <w:rPr>
-          <w:rFonts w:ascii="Arial" w:hAnsi="Arial" w:cs="Arial"/>
-          <w:color w:val="002060"/>
-          <w:lang w:val="en-US"/>
-        </w:rPr>
-        <w:t>[</w:t>
-      </w:r>
-      <w:proofErr w:type="gramEnd"/>
-      <w:r>
-        <w:rPr>
-          <w:rFonts w:ascii="Arial" w:hAnsi="Arial" w:cs="Arial"/>
-          <w:color w:val="002060"/>
-          <w:lang w:val="en-US"/>
-        </w:rPr>
-        <w:t>-7:])</w:t>
-      </w:r>
-    </w:p>
-    <w:p>
-      <w:pPr>
-        <w:spacing w:after="0" w:line="240" w:lineRule="auto"/>
-        <w:ind w:firstLine="284"/>
-        <w:jc w:val="both"/>
-        <w:rPr>
-          <w:rFonts w:ascii="Arial" w:hAnsi="Arial" w:cs="Arial"/>
-          <w:color w:val="002060"/>
-          <w:lang w:val="en-US"/>
-        </w:rPr>
-      </w:pPr>
-      <w:r>
-        <w:rPr>
-          <w:rFonts w:ascii="Arial" w:hAnsi="Arial" w:cs="Arial"/>
-          <w:color w:val="002060"/>
-          <w:lang w:val="en-US"/>
-        </w:rPr>
-        <w:t xml:space="preserve">    </w:t>
-      </w:r>
-      <w:proofErr w:type="spellStart"/>
-      <w:proofErr w:type="gramStart"/>
-      <w:r>
-        <w:rPr>
-          <w:rFonts w:ascii="Arial" w:hAnsi="Arial" w:cs="Arial"/>
-          <w:color w:val="002060"/>
-          <w:lang w:val="en-US"/>
-        </w:rPr>
-        <w:t>previsoes.append</w:t>
-      </w:r>
-      <w:proofErr w:type="spellEnd"/>
-      <w:proofErr w:type="gramEnd"/>
-      <w:r>
-        <w:rPr>
-          <w:rFonts w:ascii="Arial" w:hAnsi="Arial" w:cs="Arial"/>
-          <w:color w:val="002060"/>
-          <w:lang w:val="en-US"/>
-        </w:rPr>
-        <w:t>(</w:t>
-      </w:r>
-      <w:proofErr w:type="spellStart"/>
-      <w:r>
-        <w:rPr>
-          <w:rFonts w:ascii="Arial" w:hAnsi="Arial" w:cs="Arial"/>
-          <w:color w:val="002060"/>
-          <w:lang w:val="en-US"/>
-        </w:rPr>
-        <w:t>previsao</w:t>
-      </w:r>
-      <w:proofErr w:type="spellEnd"/>
-      <w:r>
-        <w:rPr>
-          <w:rFonts w:ascii="Arial" w:hAnsi="Arial" w:cs="Arial"/>
-          <w:color w:val="002060"/>
-          <w:lang w:val="en-US"/>
-        </w:rPr>
-        <w:t>)</w:t>
-      </w:r>
-    </w:p>
-    <w:p>
-      <w:pPr>
-        <w:spacing w:after="0" w:line="240" w:lineRule="auto"/>
-        <w:ind w:firstLine="284"/>
-        <w:jc w:val="both"/>
-        <w:rPr>
-          <w:rFonts w:ascii="Arial" w:hAnsi="Arial" w:cs="Arial"/>
-          <w:color w:val="002060"/>
-          <w:lang w:val="en-US"/>
-        </w:rPr>
-      </w:pPr>
-      <w:r>
-        <w:rPr>
-          <w:rFonts w:ascii="Arial" w:hAnsi="Arial" w:cs="Arial"/>
-          <w:color w:val="002060"/>
-          <w:lang w:val="en-US"/>
-        </w:rPr>
-        <w:t xml:space="preserve">    </w:t>
-      </w:r>
-      <w:proofErr w:type="spellStart"/>
-      <w:proofErr w:type="gramStart"/>
-      <w:r>
-        <w:rPr>
-          <w:rFonts w:ascii="Arial" w:hAnsi="Arial" w:cs="Arial"/>
-          <w:color w:val="002060"/>
-          <w:lang w:val="en-US"/>
-        </w:rPr>
-        <w:t>historico.append</w:t>
-      </w:r>
-      <w:proofErr w:type="spellEnd"/>
-      <w:proofErr w:type="gramEnd"/>
-      <w:r>
-        <w:rPr>
-          <w:rFonts w:ascii="Arial" w:hAnsi="Arial" w:cs="Arial"/>
-          <w:color w:val="002060"/>
-          <w:lang w:val="en-US"/>
-        </w:rPr>
-        <w:t>(</w:t>
-      </w:r>
-      <w:proofErr w:type="spellStart"/>
-      <w:r>
-        <w:rPr>
-          <w:rFonts w:ascii="Arial" w:hAnsi="Arial" w:cs="Arial"/>
-          <w:color w:val="002060"/>
-          <w:lang w:val="en-US"/>
-        </w:rPr>
-        <w:t>previsao</w:t>
-      </w:r>
-      <w:proofErr w:type="spellEnd"/>
-      <w:r>
-        <w:rPr>
-          <w:rFonts w:ascii="Arial" w:hAnsi="Arial" w:cs="Arial"/>
-          <w:color w:val="002060"/>
-          <w:lang w:val="en-US"/>
-        </w:rPr>
-        <w:t>)</w:t>
-      </w:r>
-    </w:p>
-    <w:p>
-      <w:pPr>
-        <w:spacing w:after="0" w:line="240" w:lineRule="auto"/>
-        <w:ind w:firstLine="284"/>
-        <w:jc w:val="both"/>
-        <w:rPr>
-          <w:rFonts w:ascii="Arial" w:hAnsi="Arial" w:cs="Arial"/>
-          <w:color w:val="002060"/>
-          <w:lang w:val="en-US"/>
-        </w:rPr>
-      </w:pPr>
-    </w:p>
-    <w:p>
-      <w:pPr>
-        <w:spacing w:after="0" w:line="240" w:lineRule="auto"/>
-        <w:ind w:firstLine="284"/>
-        <w:jc w:val="both"/>
-        <w:rPr>
-          <w:rFonts w:ascii="Arial" w:hAnsi="Arial" w:cs="Arial"/>
-          <w:color w:val="002060"/>
-        </w:rPr>
-      </w:pPr>
-      <w:proofErr w:type="spellStart"/>
-      <w:r>
-        <w:rPr>
-          <w:rFonts w:ascii="Arial" w:hAnsi="Arial" w:cs="Arial"/>
-          <w:color w:val="002060"/>
-        </w:rPr>
-        <w:t>test</w:t>
-      </w:r>
-      <w:proofErr w:type="spellEnd"/>
-      <w:r>
-        <w:rPr>
-          <w:rFonts w:ascii="Arial" w:hAnsi="Arial" w:cs="Arial"/>
-          <w:color w:val="002060"/>
-        </w:rPr>
-        <w:t>['</w:t>
-      </w:r>
-      <w:proofErr w:type="spellStart"/>
-      <w:r>
-        <w:rPr>
-          <w:rFonts w:ascii="Arial" w:hAnsi="Arial" w:cs="Arial"/>
-          <w:color w:val="002060"/>
-        </w:rPr>
-        <w:t>previsao</w:t>
-      </w:r>
-      <w:proofErr w:type="spellEnd"/>
-      <w:r>
-        <w:rPr>
-          <w:rFonts w:ascii="Arial" w:hAnsi="Arial" w:cs="Arial"/>
-          <w:color w:val="002060"/>
-        </w:rPr>
-        <w:t xml:space="preserve">'] = </w:t>
-      </w:r>
-      <w:proofErr w:type="spellStart"/>
-      <w:r>
-        <w:rPr>
-          <w:rFonts w:ascii="Arial" w:hAnsi="Arial" w:cs="Arial"/>
-          <w:color w:val="002060"/>
-        </w:rPr>
-        <w:t>previsoes</w:t>
-      </w:r>
-      <w:proofErr w:type="spellEnd"/>
-    </w:p>
-    <w:p>
-      <w:pPr>
-        <w:spacing w:after="0" w:line="240" w:lineRule="auto"/>
-        <w:ind w:firstLine="284"/>
-        <w:jc w:val="both"/>
-        <w:rPr>
-          <w:rFonts w:ascii="Arial" w:hAnsi="Arial" w:cs="Arial"/>
-          <w:color w:val="002060"/>
-        </w:rPr>
-      </w:pPr>
-    </w:p>
-    <w:p>
-      <w:pPr>
-        <w:spacing w:after="0" w:line="240" w:lineRule="auto"/>
-        <w:ind w:firstLine="284"/>
-        <w:jc w:val="both"/>
-        <w:rPr>
-          <w:rFonts w:ascii="Arial" w:hAnsi="Arial" w:cs="Arial"/>
-          <w:color w:val="002060"/>
-        </w:rPr>
-      </w:pPr>
-      <w:r>
-        <w:rPr>
-          <w:rFonts w:ascii="Arial" w:hAnsi="Arial" w:cs="Arial"/>
-          <w:color w:val="002060"/>
-        </w:rPr>
-        <w:t># =========================</w:t>
-      </w:r>
-    </w:p>
-    <w:p>
-      <w:pPr>
-        <w:spacing w:after="0" w:line="240" w:lineRule="auto"/>
-        <w:ind w:firstLine="284"/>
-        <w:jc w:val="both"/>
-        <w:rPr>
-          <w:rFonts w:ascii="Arial" w:hAnsi="Arial" w:cs="Arial"/>
-          <w:color w:val="002060"/>
-        </w:rPr>
-      </w:pPr>
-      <w:r>
-        <w:rPr>
-          <w:rFonts w:ascii="Arial" w:hAnsi="Arial" w:cs="Arial"/>
-          <w:color w:val="002060"/>
-        </w:rPr>
-        <w:t># 11. Avaliação (MAE)</w:t>
-      </w:r>
-    </w:p>
-    <w:p>
-      <w:pPr>
-        <w:spacing w:after="0" w:line="240" w:lineRule="auto"/>
-        <w:ind w:firstLine="284"/>
-        <w:jc w:val="both"/>
-        <w:rPr>
-          <w:rFonts w:ascii="Arial" w:hAnsi="Arial" w:cs="Arial"/>
-          <w:color w:val="002060"/>
-          <w:lang w:val="en-US"/>
-        </w:rPr>
-      </w:pPr>
-      <w:r>
-        <w:rPr>
-          <w:rFonts w:ascii="Arial" w:hAnsi="Arial" w:cs="Arial"/>
-          <w:color w:val="002060"/>
-          <w:lang w:val="en-US"/>
-        </w:rPr>
-        <w:t># =========================</w:t>
-      </w:r>
-    </w:p>
-    <w:p>
-      <w:pPr>
-        <w:spacing w:after="0" w:line="240" w:lineRule="auto"/>
-        <w:ind w:firstLine="284"/>
-        <w:jc w:val="both"/>
-        <w:rPr>
-          <w:rFonts w:ascii="Arial" w:hAnsi="Arial" w:cs="Arial"/>
-          <w:color w:val="002060"/>
-          <w:lang w:val="en-US"/>
-        </w:rPr>
-      </w:pPr>
-      <w:proofErr w:type="spellStart"/>
-      <w:r>
-        <w:rPr>
-          <w:rFonts w:ascii="Arial" w:hAnsi="Arial" w:cs="Arial"/>
-          <w:color w:val="002060"/>
-          <w:lang w:val="en-US"/>
-        </w:rPr>
-        <w:t>mae</w:t>
-      </w:r>
-      <w:proofErr w:type="spellEnd"/>
-      <w:r>
-        <w:rPr>
-          <w:rFonts w:ascii="Arial" w:hAnsi="Arial" w:cs="Arial"/>
-          <w:color w:val="002060"/>
-          <w:lang w:val="en-US"/>
-        </w:rPr>
-        <w:t xml:space="preserve"> = </w:t>
-      </w:r>
-      <w:proofErr w:type="spellStart"/>
-      <w:proofErr w:type="gramStart"/>
-      <w:r>
-        <w:rPr>
-          <w:rFonts w:ascii="Arial" w:hAnsi="Arial" w:cs="Arial"/>
-          <w:color w:val="002060"/>
-          <w:lang w:val="en-US"/>
-        </w:rPr>
-        <w:t>np.mean</w:t>
-      </w:r>
-      <w:proofErr w:type="spellEnd"/>
-      <w:proofErr w:type="gramEnd"/>
-      <w:r>
-        <w:rPr>
-          <w:rFonts w:ascii="Arial" w:hAnsi="Arial" w:cs="Arial"/>
-          <w:color w:val="002060"/>
-          <w:lang w:val="en-US"/>
-        </w:rPr>
-        <w:t>(</w:t>
-      </w:r>
-      <w:proofErr w:type="spellStart"/>
-      <w:r>
-        <w:rPr>
-          <w:rFonts w:ascii="Arial" w:hAnsi="Arial" w:cs="Arial"/>
-          <w:color w:val="002060"/>
-          <w:lang w:val="en-US"/>
-        </w:rPr>
-        <w:t>np.abs</w:t>
-      </w:r>
-      <w:proofErr w:type="spellEnd"/>
-      <w:r>
-        <w:rPr>
-          <w:rFonts w:ascii="Arial" w:hAnsi="Arial" w:cs="Arial"/>
-          <w:color w:val="002060"/>
-          <w:lang w:val="en-US"/>
-        </w:rPr>
-        <w:t>(test['qtd'] - test['</w:t>
-      </w:r>
-      <w:proofErr w:type="spellStart"/>
-      <w:r>
-        <w:rPr>
-          <w:rFonts w:ascii="Arial" w:hAnsi="Arial" w:cs="Arial"/>
-          <w:color w:val="002060"/>
-          <w:lang w:val="en-US"/>
-        </w:rPr>
-        <w:t>previsao</w:t>
-      </w:r>
-      <w:proofErr w:type="spellEnd"/>
-      <w:r>
-        <w:rPr>
-          <w:rFonts w:ascii="Arial" w:hAnsi="Arial" w:cs="Arial"/>
-          <w:color w:val="002060"/>
-          <w:lang w:val="en-US"/>
-        </w:rPr>
-        <w:t>']))</w:t>
-      </w:r>
-    </w:p>
-    <w:p>
-      <w:pPr>
-        <w:spacing w:after="0" w:line="240" w:lineRule="auto"/>
-        <w:ind w:firstLine="284"/>
-        <w:jc w:val="both"/>
-        <w:rPr>
-          <w:rFonts w:ascii="Arial" w:hAnsi="Arial" w:cs="Arial"/>
-          <w:color w:val="002060"/>
-          <w:lang w:val="en-US"/>
-        </w:rPr>
-      </w:pPr>
-    </w:p>
-    <w:p>
-      <w:pPr>
-        <w:spacing w:after="0" w:line="240" w:lineRule="auto"/>
-        <w:ind w:firstLine="284"/>
-        <w:jc w:val="both"/>
-        <w:rPr>
-          <w:rFonts w:ascii="Arial" w:hAnsi="Arial" w:cs="Arial"/>
-          <w:color w:val="002060"/>
-          <w:lang w:val="en-US"/>
-        </w:rPr>
-      </w:pPr>
-      <w:proofErr w:type="gramStart"/>
-      <w:r>
-        <w:rPr>
-          <w:rFonts w:ascii="Arial" w:hAnsi="Arial" w:cs="Arial"/>
-          <w:color w:val="002060"/>
-          <w:lang w:val="en-US"/>
-        </w:rPr>
-        <w:t>print(</w:t>
-      </w:r>
-      <w:proofErr w:type="gramEnd"/>
-      <w:r>
-        <w:rPr>
-          <w:rFonts w:ascii="Arial" w:hAnsi="Arial" w:cs="Arial"/>
-          <w:color w:val="002060"/>
-          <w:lang w:val="en-US"/>
-        </w:rPr>
-        <w:t>f"\</w:t>
-      </w:r>
-      <w:proofErr w:type="spellStart"/>
-      <w:proofErr w:type="gramStart"/>
-      <w:r>
-        <w:rPr>
-          <w:rFonts w:ascii="Arial" w:hAnsi="Arial" w:cs="Arial"/>
-          <w:color w:val="002060"/>
-          <w:lang w:val="en-US"/>
-        </w:rPr>
-        <w:t>nMAE</w:t>
-      </w:r>
-      <w:proofErr w:type="spellEnd"/>
-      <w:r>
-        <w:rPr>
-          <w:rFonts w:ascii="Arial" w:hAnsi="Arial" w:cs="Arial"/>
-          <w:color w:val="002060"/>
-          <w:lang w:val="en-US"/>
-        </w:rPr>
-        <w:t>: {</w:t>
-      </w:r>
-      <w:proofErr w:type="gramEnd"/>
-      <w:r>
-        <w:rPr>
-          <w:rFonts w:ascii="Arial" w:hAnsi="Arial" w:cs="Arial"/>
-          <w:color w:val="002060"/>
-          <w:lang w:val="en-US"/>
-        </w:rPr>
-        <w:t>mae</w:t>
-      </w:r>
-      <w:proofErr w:type="gramStart"/>
-      <w:r>
-        <w:rPr>
-          <w:rFonts w:ascii="Arial" w:hAnsi="Arial" w:cs="Arial"/>
-          <w:color w:val="002060"/>
-          <w:lang w:val="en-US"/>
-        </w:rPr>
-        <w:t>:.2f}"</w:t>
-      </w:r>
-      <w:proofErr w:type="gramEnd"/>
-      <w:r>
-        <w:rPr>
-          <w:rFonts w:ascii="Arial" w:hAnsi="Arial" w:cs="Arial"/>
-          <w:color w:val="002060"/>
-          <w:lang w:val="en-US"/>
-        </w:rPr>
-        <w:t>)</w:t>
-      </w:r>
-    </w:p>
-    <w:p>
-      <w:pPr>
-        <w:spacing w:after="0" w:line="240" w:lineRule="auto"/>
-        <w:ind w:firstLine="284"/>
-        <w:jc w:val="both"/>
-        <w:rPr>
-          <w:rFonts w:ascii="Arial" w:hAnsi="Arial" w:cs="Arial"/>
-          <w:color w:val="002060"/>
-          <w:lang w:val="en-US"/>
-        </w:rPr>
-      </w:pPr>
-    </w:p>
-    <w:p>
-      <w:pPr>
-        <w:spacing w:after="0" w:line="240" w:lineRule="auto"/>
-        <w:ind w:firstLine="284"/>
-        <w:jc w:val="both"/>
-        <w:rPr>
-          <w:rFonts w:ascii="Arial" w:hAnsi="Arial" w:cs="Arial"/>
-          <w:color w:val="002060"/>
-        </w:rPr>
-      </w:pPr>
-      <w:r>
-        <w:rPr>
-          <w:rFonts w:ascii="Arial" w:hAnsi="Arial" w:cs="Arial"/>
-          <w:color w:val="002060"/>
-        </w:rPr>
-        <w:t># =========================</w:t>
-      </w:r>
-    </w:p>
-    <w:p>
-      <w:pPr>
-        <w:spacing w:after="0" w:line="240" w:lineRule="auto"/>
-        <w:ind w:firstLine="284"/>
-        <w:jc w:val="both"/>
-        <w:rPr>
-          <w:rFonts w:ascii="Arial" w:hAnsi="Arial" w:cs="Arial"/>
-          <w:color w:val="002060"/>
-        </w:rPr>
-      </w:pPr>
-      <w:r>
-        <w:rPr>
-          <w:rFonts w:ascii="Arial" w:hAnsi="Arial" w:cs="Arial"/>
-          <w:color w:val="002060"/>
-        </w:rPr>
-        <w:t># 12. Q7.2 — Soma previsão (01 a 07 Jan)</w:t>
-      </w:r>
-    </w:p>
-    <w:p>
-      <w:pPr>
-        <w:spacing w:after="0" w:line="240" w:lineRule="auto"/>
-        <w:ind w:firstLine="284"/>
-        <w:jc w:val="both"/>
-        <w:rPr>
-          <w:rFonts w:ascii="Arial" w:hAnsi="Arial" w:cs="Arial"/>
-          <w:color w:val="002060"/>
-          <w:lang w:val="en-US"/>
-        </w:rPr>
-      </w:pPr>
-      <w:r>
-        <w:rPr>
-          <w:rFonts w:ascii="Arial" w:hAnsi="Arial" w:cs="Arial"/>
-          <w:color w:val="002060"/>
-          <w:lang w:val="en-US"/>
-        </w:rPr>
-        <w:t># =========================</w:t>
-      </w:r>
-    </w:p>
-    <w:p>
-      <w:pPr>
-        <w:spacing w:after="0" w:line="240" w:lineRule="auto"/>
-        <w:ind w:firstLine="284"/>
-        <w:jc w:val="both"/>
-        <w:rPr>
-          <w:rFonts w:ascii="Arial" w:hAnsi="Arial" w:cs="Arial"/>
-          <w:color w:val="002060"/>
-          <w:lang w:val="en-US"/>
-        </w:rPr>
-      </w:pPr>
-      <w:proofErr w:type="spellStart"/>
-      <w:r>
-        <w:rPr>
-          <w:rFonts w:ascii="Arial" w:hAnsi="Arial" w:cs="Arial"/>
-          <w:color w:val="002060"/>
-          <w:lang w:val="en-US"/>
-        </w:rPr>
-        <w:t>soma_previsao</w:t>
-      </w:r>
-      <w:proofErr w:type="spellEnd"/>
-      <w:r>
-        <w:rPr>
-          <w:rFonts w:ascii="Arial" w:hAnsi="Arial" w:cs="Arial"/>
-          <w:color w:val="002060"/>
-          <w:lang w:val="en-US"/>
-        </w:rPr>
-        <w:t xml:space="preserve"> = </w:t>
-      </w:r>
-      <w:proofErr w:type="gramStart"/>
-      <w:r>
-        <w:rPr>
-          <w:rFonts w:ascii="Arial" w:hAnsi="Arial" w:cs="Arial"/>
-          <w:color w:val="002060"/>
-          <w:lang w:val="en-US"/>
-        </w:rPr>
-        <w:t>test[</w:t>
-      </w:r>
-      <w:proofErr w:type="gramEnd"/>
-    </w:p>
-    <w:p>
-      <w:pPr>
-        <w:spacing w:after="0" w:line="240" w:lineRule="auto"/>
-        <w:ind w:firstLine="284"/>
-        <w:jc w:val="both"/>
-        <w:rPr>
-          <w:rFonts w:ascii="Arial" w:hAnsi="Arial" w:cs="Arial"/>
-          <w:color w:val="002060"/>
-          <w:lang w:val="en-US"/>
-        </w:rPr>
-      </w:pPr>
-      <w:r>
-        <w:rPr>
-          <w:rFonts w:ascii="Arial" w:hAnsi="Arial" w:cs="Arial"/>
-          <w:color w:val="002060"/>
-          <w:lang w:val="en-US"/>
-        </w:rPr>
-        <w:t xml:space="preserve">    (test['data'] &gt;= '2024-01-01') &amp;</w:t>
-      </w:r>
-    </w:p>
-    <w:p>
-      <w:pPr>
-        <w:spacing w:after="0" w:line="240" w:lineRule="auto"/>
-        <w:ind w:firstLine="284"/>
-        <w:jc w:val="both"/>
-        <w:rPr>
-          <w:rFonts w:ascii="Arial" w:hAnsi="Arial" w:cs="Arial"/>
-          <w:color w:val="002060"/>
-          <w:lang w:val="en-US"/>
-        </w:rPr>
-      </w:pPr>
-      <w:r>
-        <w:rPr>
-          <w:rFonts w:ascii="Arial" w:hAnsi="Arial" w:cs="Arial"/>
-          <w:color w:val="002060"/>
-          <w:lang w:val="en-US"/>
-        </w:rPr>
-        <w:t xml:space="preserve">    (test['data'] &lt;= '2024-01-07')</w:t>
-      </w:r>
-    </w:p>
-    <w:p>
-      <w:pPr>
-        <w:spacing w:after="0" w:line="240" w:lineRule="auto"/>
-        <w:ind w:firstLine="284"/>
-        <w:jc w:val="both"/>
-        <w:rPr>
-          <w:rFonts w:ascii="Arial" w:hAnsi="Arial" w:cs="Arial"/>
-          <w:color w:val="002060"/>
-          <w:lang w:val="en-US"/>
-        </w:rPr>
-      </w:pPr>
-      <w:proofErr w:type="gramStart"/>
-      <w:r>
-        <w:rPr>
-          <w:rFonts w:ascii="Arial" w:hAnsi="Arial" w:cs="Arial"/>
-          <w:color w:val="002060"/>
-          <w:lang w:val="en-US"/>
-        </w:rPr>
-        <w:t>][</w:t>
-      </w:r>
-      <w:proofErr w:type="gramEnd"/>
-      <w:r>
-        <w:rPr>
-          <w:rFonts w:ascii="Arial" w:hAnsi="Arial" w:cs="Arial"/>
-          <w:color w:val="002060"/>
-          <w:lang w:val="en-US"/>
-        </w:rPr>
-        <w:t>'</w:t>
-      </w:r>
-      <w:proofErr w:type="spellStart"/>
-      <w:r>
-        <w:rPr>
-          <w:rFonts w:ascii="Arial" w:hAnsi="Arial" w:cs="Arial"/>
-          <w:color w:val="002060"/>
-          <w:lang w:val="en-US"/>
-        </w:rPr>
-        <w:t>previsao</w:t>
-      </w:r>
-      <w:proofErr w:type="spellEnd"/>
-      <w:r>
-        <w:rPr>
-          <w:rFonts w:ascii="Arial" w:hAnsi="Arial" w:cs="Arial"/>
-          <w:color w:val="002060"/>
-          <w:lang w:val="en-US"/>
-        </w:rPr>
-        <w:t>'</w:t>
-      </w:r>
-      <w:proofErr w:type="gramStart"/>
-      <w:r>
-        <w:rPr>
-          <w:rFonts w:ascii="Arial" w:hAnsi="Arial" w:cs="Arial"/>
-          <w:color w:val="002060"/>
-          <w:lang w:val="en-US"/>
-        </w:rPr>
-        <w:t>].sum</w:t>
-      </w:r>
-      <w:proofErr w:type="gramEnd"/>
-      <w:r>
-        <w:rPr>
-          <w:rFonts w:ascii="Arial" w:hAnsi="Arial" w:cs="Arial"/>
-          <w:color w:val="002060"/>
-          <w:lang w:val="en-US"/>
-        </w:rPr>
-        <w:t>()</w:t>
-      </w:r>
-    </w:p>
-    <w:p>
-      <w:pPr>
-        <w:spacing w:after="0" w:line="240" w:lineRule="auto"/>
-        <w:ind w:firstLine="284"/>
-        <w:jc w:val="both"/>
-        <w:rPr>
-          <w:rFonts w:ascii="Arial" w:hAnsi="Arial" w:cs="Arial"/>
-          <w:color w:val="002060"/>
-          <w:lang w:val="en-US"/>
-        </w:rPr>
-      </w:pPr>
-    </w:p>
-    <w:p>
-      <w:pPr>
-        <w:spacing w:after="0" w:line="240" w:lineRule="auto"/>
-        <w:ind w:firstLine="284"/>
-        <w:jc w:val="both"/>
-        <w:rPr>
-          <w:rFonts w:ascii="Arial" w:hAnsi="Arial" w:cs="Arial"/>
-          <w:color w:val="002060"/>
-        </w:rPr>
-      </w:pPr>
-      <w:proofErr w:type="gramStart"/>
-      <w:r>
-        <w:rPr>
-          <w:rFonts w:ascii="Arial" w:hAnsi="Arial" w:cs="Arial"/>
-          <w:color w:val="002060"/>
-        </w:rPr>
-        <w:t>print(</w:t>
-      </w:r>
-      <w:proofErr w:type="gramEnd"/>
-      <w:r>
-        <w:rPr>
-          <w:rFonts w:ascii="Arial" w:hAnsi="Arial" w:cs="Arial"/>
-          <w:color w:val="002060"/>
-        </w:rPr>
-        <w:t>f"\</w:t>
-      </w:r>
-      <w:proofErr w:type="spellStart"/>
-      <w:r>
-        <w:rPr>
-          <w:rFonts w:ascii="Arial" w:hAnsi="Arial" w:cs="Arial"/>
-          <w:color w:val="002060"/>
-        </w:rPr>
-        <w:t>nSoma</w:t>
-      </w:r>
-      <w:proofErr w:type="spellEnd"/>
-      <w:r>
-        <w:rPr>
-          <w:rFonts w:ascii="Arial" w:hAnsi="Arial" w:cs="Arial"/>
-          <w:color w:val="002060"/>
-        </w:rPr>
-        <w:t xml:space="preserve"> previsão (01 a 07 Jan): {round(</w:t>
-      </w:r>
-      <w:proofErr w:type="spellStart"/>
-      <w:r>
-        <w:rPr>
-          <w:rFonts w:ascii="Arial" w:hAnsi="Arial" w:cs="Arial"/>
-          <w:color w:val="002060"/>
-        </w:rPr>
-        <w:t>soma_previsao</w:t>
-      </w:r>
-      <w:proofErr w:type="spellEnd"/>
-      <w:r>
-        <w:rPr>
-          <w:rFonts w:ascii="Arial" w:hAnsi="Arial" w:cs="Arial"/>
-          <w:color w:val="002060"/>
-        </w:rPr>
-        <w:t>)}")</w:t>
-      </w:r>
-    </w:p>
-    <w:p>
-      <w:pPr>
-        <w:spacing w:after="0" w:line="240" w:lineRule="auto"/>
-        <w:ind w:firstLine="284"/>
-        <w:jc w:val="both"/>
-        <w:rPr>
-          <w:rFonts w:ascii="Arial" w:hAnsi="Arial" w:cs="Arial"/>
-          <w:color w:val="002060"/>
-        </w:rPr>
-      </w:pPr>
-    </w:p>
-    <w:p>
-      <w:pPr>
-        <w:spacing w:after="0" w:line="240" w:lineRule="auto"/>
-        <w:ind w:firstLine="284"/>
-        <w:jc w:val="both"/>
-        <w:rPr>
-          <w:rFonts w:ascii="Arial" w:hAnsi="Arial" w:cs="Arial"/>
-          <w:color w:val="002060"/>
-        </w:rPr>
-      </w:pPr>
-      <w:r>
-        <w:rPr>
-          <w:rFonts w:ascii="Arial" w:hAnsi="Arial" w:cs="Arial"/>
-          <w:color w:val="002060"/>
-        </w:rPr>
-        <w:t># =========================</w:t>
-      </w:r>
-    </w:p>
-    <w:p>
-      <w:pPr>
-        <w:spacing w:after="0" w:line="240" w:lineRule="auto"/>
-        <w:ind w:firstLine="284"/>
-        <w:jc w:val="both"/>
-        <w:rPr>
-          <w:rFonts w:ascii="Arial" w:hAnsi="Arial" w:cs="Arial"/>
-          <w:color w:val="002060"/>
-        </w:rPr>
-      </w:pPr>
-      <w:r>
-        <w:rPr>
-          <w:rFonts w:ascii="Arial" w:hAnsi="Arial" w:cs="Arial"/>
-          <w:color w:val="002060"/>
-        </w:rPr>
-        <w:t># 13. Visualizar resultados</w:t>
-      </w:r>
-    </w:p>
-    <w:p>
-      <w:pPr>
-        <w:spacing w:after="0" w:line="240" w:lineRule="auto"/>
-        <w:ind w:firstLine="284"/>
-        <w:jc w:val="both"/>
-        <w:rPr>
-          <w:rFonts w:ascii="Arial" w:hAnsi="Arial" w:cs="Arial"/>
-          <w:color w:val="002060"/>
-        </w:rPr>
-      </w:pPr>
-      <w:r>
-        <w:rPr>
-          <w:rFonts w:ascii="Arial" w:hAnsi="Arial" w:cs="Arial"/>
-          <w:color w:val="002060"/>
-        </w:rPr>
-        <w:t># =========================</w:t>
-      </w:r>
-    </w:p>
-    <w:p>
-      <w:pPr>
-        <w:spacing w:after="0" w:line="240" w:lineRule="auto"/>
-        <w:ind w:firstLine="284"/>
-        <w:jc w:val="both"/>
-        <w:rPr>
-          <w:rFonts w:ascii="Arial" w:hAnsi="Arial" w:cs="Arial"/>
-          <w:color w:val="002060"/>
-        </w:rPr>
-      </w:pPr>
-      <w:r>
-        <w:rPr>
-          <w:rFonts w:ascii="Arial" w:hAnsi="Arial" w:cs="Arial"/>
-          <w:color w:val="002060"/>
-        </w:rPr>
-        <w:t>print("\</w:t>
-      </w:r>
-      <w:proofErr w:type="spellStart"/>
-      <w:r>
-        <w:rPr>
-          <w:rFonts w:ascii="Arial" w:hAnsi="Arial" w:cs="Arial"/>
-          <w:color w:val="002060"/>
-        </w:rPr>
-        <w:t>nPrevisões</w:t>
-      </w:r>
-      <w:proofErr w:type="spellEnd"/>
-      <w:r>
-        <w:rPr>
-          <w:rFonts w:ascii="Arial" w:hAnsi="Arial" w:cs="Arial"/>
-          <w:color w:val="002060"/>
-        </w:rPr>
-        <w:t>:")</w:t>
-      </w:r>
-    </w:p>
-    <w:p>
-      <w:pPr>
-        <w:spacing w:after="0" w:line="240" w:lineRule="auto"/>
-        <w:ind w:firstLine="284"/>
-        <w:jc w:val="both"/>
-        <w:rPr>
-          <w:rFonts w:ascii="Arial" w:hAnsi="Arial" w:cs="Arial"/>
-          <w:color w:val="002060"/>
-        </w:rPr>
-      </w:pPr>
-      <w:r>
-        <w:rPr>
-          <w:rFonts w:ascii="Arial" w:hAnsi="Arial" w:cs="Arial"/>
-          <w:color w:val="002060"/>
-        </w:rPr>
-        <w:t>print(</w:t>
-      </w:r>
-      <w:proofErr w:type="spellStart"/>
-      <w:proofErr w:type="gramStart"/>
-      <w:r>
-        <w:rPr>
-          <w:rFonts w:ascii="Arial" w:hAnsi="Arial" w:cs="Arial"/>
-          <w:color w:val="002060"/>
-        </w:rPr>
-        <w:t>test.head</w:t>
-      </w:r>
-      <w:proofErr w:type="spellEnd"/>
-      <w:proofErr w:type="gramEnd"/>
-      <w:r>
-        <w:rPr>
-          <w:rFonts w:ascii="Arial" w:hAnsi="Arial" w:cs="Arial"/>
-          <w:color w:val="002060"/>
-        </w:rPr>
-        <w:t>(10))</w:t>
-      </w:r>
-    </w:p>
-    <w:p>
-      <w:pPr>
-        <w:spacing w:after="0" w:line="240" w:lineRule="auto"/>
-        <w:ind w:firstLine="284"/>
-        <w:jc w:val="both"/>
-        <w:rPr>
-          <w:rFonts w:ascii="Arial" w:hAnsi="Arial" w:cs="Arial"/>
-        </w:rPr>
-      </w:pPr>
     </w:p>
     <w:p>
       <w:pPr>
@@ -19532,280 +15124,157 @@
           <w:rFonts w:ascii="Arial" w:hAnsi="Arial" w:cs="Arial"/>
           <w:color w:val="002060"/>
         </w:rPr>
-        <w:t>Como o produto especificado no enunciado</w:t>
-      </w:r>
-      <w:r>
-        <w:rPr>
-          <w:rFonts w:ascii="Arial" w:hAnsi="Arial" w:cs="Arial"/>
-          <w:color w:val="002060"/>
-        </w:rPr>
-        <w:t xml:space="preserve"> “Motor de Popa Yamaha 15HP”</w:t>
-      </w:r>
-      <w:r>
-        <w:rPr>
-          <w:rFonts w:ascii="Arial" w:hAnsi="Arial" w:cs="Arial"/>
-          <w:color w:val="002060"/>
-        </w:rPr>
-        <w:t xml:space="preserve"> não foi encontrado na base, foi utilizado o produto com maior volume de vendas para garantir robustez estatística na modelagem.</w:t>
-      </w:r>
-    </w:p>
-    <w:p>
-      <w:pPr>
-        <w:spacing w:after="0" w:line="240" w:lineRule="auto"/>
-        <w:ind w:firstLine="284"/>
-        <w:jc w:val="both"/>
-        <w:rPr>
-          <w:rFonts w:ascii="Arial" w:hAnsi="Arial" w:cs="Arial"/>
-          <w:color w:val="002060"/>
-        </w:rPr>
-      </w:pPr>
-      <w:r>
-        <w:rPr>
-          <w:rFonts w:ascii="Arial" w:hAnsi="Arial" w:cs="Arial"/>
-          <w:color w:val="002060"/>
-        </w:rPr>
-        <w:t>Utilizando o modelo baseline baseado em média móvel de 7 dias, a soma total da previsão de vendas para o período de 01/01/2024 a 07/01/2024 foi:</w:t>
-      </w:r>
-    </w:p>
-    <w:p>
-      <w:pPr>
-        <w:spacing w:after="0" w:line="240" w:lineRule="auto"/>
-        <w:ind w:firstLine="284"/>
-        <w:jc w:val="both"/>
-        <w:rPr>
-          <w:rFonts w:ascii="Arial" w:hAnsi="Arial" w:cs="Arial"/>
-          <w:color w:val="002060"/>
-        </w:rPr>
-      </w:pPr>
-      <w:r>
-        <w:rPr>
-          <w:rFonts w:ascii="Arial" w:hAnsi="Arial" w:cs="Arial"/>
-          <w:color w:val="002060"/>
-        </w:rPr>
-        <w:t xml:space="preserve">Produto escolhido: Cabo de Nylon Delta </w:t>
-      </w:r>
-      <w:proofErr w:type="spellStart"/>
-      <w:r>
-        <w:rPr>
-          <w:rFonts w:ascii="Arial" w:hAnsi="Arial" w:cs="Arial"/>
-          <w:color w:val="002060"/>
-        </w:rPr>
-        <w:t>Velocity</w:t>
-      </w:r>
-      <w:proofErr w:type="spellEnd"/>
-      <w:r>
-        <w:rPr>
-          <w:rFonts w:ascii="Arial" w:hAnsi="Arial" w:cs="Arial"/>
-          <w:color w:val="002060"/>
-        </w:rPr>
-        <w:t xml:space="preserve"> Oceanic </w:t>
-      </w:r>
-      <w:proofErr w:type="spellStart"/>
-      <w:r>
-        <w:rPr>
-          <w:rFonts w:ascii="Arial" w:hAnsi="Arial" w:cs="Arial"/>
-          <w:color w:val="002060"/>
-        </w:rPr>
-        <w:t>Abyss</w:t>
-      </w:r>
-      <w:proofErr w:type="spellEnd"/>
-    </w:p>
-    <w:p>
-      <w:pPr>
-        <w:spacing w:after="0" w:line="240" w:lineRule="auto"/>
-        <w:ind w:firstLine="284"/>
-        <w:jc w:val="both"/>
-        <w:rPr>
-          <w:rFonts w:ascii="Arial" w:hAnsi="Arial" w:cs="Arial"/>
-          <w:color w:val="002060"/>
-        </w:rPr>
-      </w:pPr>
-      <w:r>
-        <w:rPr>
-          <w:rFonts w:ascii="Arial" w:hAnsi="Arial" w:cs="Arial"/>
-          <w:color w:val="002060"/>
-        </w:rPr>
-        <w:t xml:space="preserve">MAE: </w:t>
-      </w:r>
-      <w:r>
-        <w:rPr>
-          <w:rFonts w:ascii="Arial" w:hAnsi="Arial" w:cs="Arial"/>
-          <w:color w:val="002060"/>
-        </w:rPr>
-        <w:t>2.59</w:t>
-      </w:r>
-    </w:p>
-    <w:p>
-      <w:pPr>
-        <w:spacing w:after="0" w:line="240" w:lineRule="auto"/>
-        <w:ind w:firstLine="284"/>
-        <w:jc w:val="both"/>
-        <w:rPr>
-          <w:rFonts w:ascii="Arial" w:hAnsi="Arial" w:cs="Arial"/>
-          <w:color w:val="002060"/>
-        </w:rPr>
-      </w:pPr>
-      <w:r>
-        <w:rPr>
-          <w:rFonts w:ascii="Arial" w:hAnsi="Arial" w:cs="Arial"/>
-          <w:color w:val="002060"/>
-        </w:rPr>
-        <w:t xml:space="preserve">Soma previsão (01–07 Jan): </w:t>
-      </w:r>
-      <w:r>
-        <w:rPr>
-          <w:rFonts w:ascii="Arial" w:hAnsi="Arial" w:cs="Arial"/>
-          <w:color w:val="002060"/>
-        </w:rPr>
-        <w:t>16 unidades</w:t>
-      </w:r>
-    </w:p>
-    <w:p>
-      <w:pPr>
-        <w:spacing w:after="0" w:line="240" w:lineRule="auto"/>
-        <w:ind w:firstLine="284"/>
-        <w:jc w:val="both"/>
-        <w:rPr>
-          <w:rFonts w:ascii="Arial" w:hAnsi="Arial" w:cs="Arial"/>
-          <w:color w:val="002060"/>
-        </w:rPr>
-      </w:pPr>
-    </w:p>
-    <w:p>
-      <w:pPr>
-        <w:spacing w:after="0" w:line="240" w:lineRule="auto"/>
-        <w:ind w:firstLine="284"/>
-        <w:jc w:val="both"/>
-        <w:rPr>
-          <w:rFonts w:ascii="Arial" w:hAnsi="Arial" w:cs="Arial"/>
-          <w:color w:val="002060"/>
-        </w:rPr>
-      </w:pPr>
-      <w:r>
-        <w:rPr>
-          <w:rFonts w:ascii="Arial" w:hAnsi="Arial" w:cs="Arial"/>
-          <w:color w:val="002060"/>
-        </w:rPr>
-        <w:t>Em uma situação igual a es</w:t>
-      </w:r>
-      <w:r>
-        <w:rPr>
-          <w:rFonts w:ascii="Arial" w:hAnsi="Arial" w:cs="Arial"/>
-          <w:color w:val="002060"/>
-        </w:rPr>
-        <w:t>t</w:t>
-      </w:r>
-      <w:r>
-        <w:rPr>
-          <w:rFonts w:ascii="Arial" w:hAnsi="Arial" w:cs="Arial"/>
-          <w:color w:val="002060"/>
-        </w:rPr>
-        <w:t xml:space="preserve">a, mas dentro da empresa, eu iria </w:t>
-      </w:r>
-      <w:r>
-        <w:rPr>
-          <w:rFonts w:ascii="Arial" w:hAnsi="Arial" w:cs="Arial"/>
-          <w:color w:val="002060"/>
-        </w:rPr>
-        <w:t>apresentar ao Tech Lead e à equipe a situação para podermos identificar se o problema era mesmo a falta do produto na base de dados ou outras opções como, por exemplo:</w:t>
-      </w:r>
-    </w:p>
-    <w:p>
-      <w:pPr>
-        <w:pStyle w:val="PargrafodaLista"/>
-        <w:numPr>
-          <w:ilvl w:val="0"/>
-          <w:numId w:val="24"/>
-        </w:numPr>
-        <w:tabs>
-          <w:tab w:val="clear" w:pos="720"/>
-          <w:tab w:val="num" w:pos="851"/>
-        </w:tabs>
-        <w:spacing w:after="0" w:line="240" w:lineRule="auto"/>
-        <w:ind w:left="567" w:firstLine="142"/>
-        <w:jc w:val="both"/>
-        <w:rPr>
-          <w:rFonts w:ascii="Arial" w:hAnsi="Arial" w:cs="Arial"/>
-          <w:color w:val="002060"/>
-        </w:rPr>
-      </w:pPr>
-      <w:r>
-        <w:rPr>
-          <w:rFonts w:ascii="Arial" w:hAnsi="Arial" w:cs="Arial"/>
-          <w:color w:val="002060"/>
-        </w:rPr>
-        <w:t>E</w:t>
-      </w:r>
-      <w:r>
-        <w:rPr>
-          <w:rFonts w:ascii="Arial" w:hAnsi="Arial" w:cs="Arial"/>
-          <w:color w:val="002060"/>
-        </w:rPr>
-        <w:t>rro na de digitação do nome do produto</w:t>
-      </w:r>
-      <w:r>
-        <w:rPr>
-          <w:rFonts w:ascii="Arial" w:hAnsi="Arial" w:cs="Arial"/>
-          <w:color w:val="002060"/>
-        </w:rPr>
-        <w:t>;</w:t>
-      </w:r>
-    </w:p>
-    <w:p>
-      <w:pPr>
-        <w:pStyle w:val="PargrafodaLista"/>
-        <w:numPr>
-          <w:ilvl w:val="0"/>
-          <w:numId w:val="24"/>
-        </w:numPr>
-        <w:tabs>
-          <w:tab w:val="clear" w:pos="720"/>
-          <w:tab w:val="num" w:pos="851"/>
-        </w:tabs>
-        <w:spacing w:after="0" w:line="240" w:lineRule="auto"/>
-        <w:ind w:left="567" w:firstLine="142"/>
-        <w:jc w:val="both"/>
-        <w:rPr>
-          <w:rFonts w:ascii="Arial" w:hAnsi="Arial" w:cs="Arial"/>
-          <w:color w:val="002060"/>
-        </w:rPr>
-      </w:pPr>
-      <w:r>
-        <w:rPr>
-          <w:rFonts w:ascii="Arial" w:hAnsi="Arial" w:cs="Arial"/>
-          <w:color w:val="002060"/>
-        </w:rPr>
-        <w:t>Perda de dados, na transferência dos dados</w:t>
-      </w:r>
-    </w:p>
-    <w:p>
-      <w:pPr>
-        <w:spacing w:after="0" w:line="240" w:lineRule="auto"/>
-        <w:ind w:firstLine="284"/>
-        <w:jc w:val="both"/>
-        <w:rPr>
-          <w:rFonts w:ascii="Arial" w:hAnsi="Arial" w:cs="Arial"/>
-        </w:rPr>
-      </w:pPr>
-    </w:p>
-    <w:p>
-      <w:pPr>
-        <w:spacing w:after="0" w:line="240" w:lineRule="auto"/>
-        <w:ind w:firstLine="284"/>
-        <w:jc w:val="both"/>
+        <w:t xml:space="preserve">A soma total da previsão de vendas para o produto </w:t>
+      </w:r>
+      <w:r>
         <w:rPr>
           <w:rFonts w:ascii="Arial" w:hAnsi="Arial" w:cs="Arial"/>
           <w:b/>
           <w:bCs/>
-        </w:rPr>
-      </w:pPr>
+          <w:color w:val="002060"/>
+        </w:rPr>
+        <w:t>Motor de Popa Yamaha Evo Dash 155HP</w:t>
+      </w:r>
+      <w:r>
+        <w:rPr>
+          <w:rFonts w:ascii="Arial" w:hAnsi="Arial" w:cs="Arial"/>
+          <w:color w:val="002060"/>
+        </w:rPr>
+        <w:t xml:space="preserve"> durante o período de 01/01/2024 a 07/01/2024 foi igual a </w:t>
+      </w:r>
       <w:r>
         <w:rPr>
           <w:rFonts w:ascii="Arial" w:hAnsi="Arial" w:cs="Arial"/>
           <w:b/>
           <w:bCs/>
-        </w:rPr>
-        <w:lastRenderedPageBreak/>
+          <w:color w:val="002060"/>
+        </w:rPr>
+        <w:t>0 unidades</w:t>
+      </w:r>
+      <w:r>
+        <w:rPr>
+          <w:rFonts w:ascii="Arial" w:hAnsi="Arial" w:cs="Arial"/>
+          <w:color w:val="002060"/>
+        </w:rPr>
+        <w:t>, conforme estimado pelo modelo baseline baseado em média móvel de 7 dias.</w:t>
+      </w:r>
+    </w:p>
+    <w:p>
+      <w:pPr>
+        <w:spacing w:after="0" w:line="240" w:lineRule="auto"/>
+        <w:ind w:firstLine="284"/>
+        <w:jc w:val="both"/>
+        <w:rPr>
+          <w:rFonts w:ascii="Arial" w:hAnsi="Arial" w:cs="Arial"/>
+          <w:color w:val="002060"/>
+        </w:rPr>
+      </w:pPr>
+      <w:r>
+        <w:rPr>
+          <w:rFonts w:ascii="Arial" w:hAnsi="Arial" w:cs="Arial"/>
+          <w:color w:val="002060"/>
+        </w:rPr>
+        <w:t>O resultado é consistente com o comportamento histórico recente do produto, que apresentou ausência de vendas nos sete dias imediatamente anteriores ao início do período de previsão, levando o modelo baseline a estimar demanda nula para a primeira semana de janeiro.</w:t>
+      </w:r>
+      <w:r>
+        <w:rPr>
+          <w:rFonts w:ascii="Arial" w:hAnsi="Arial" w:cs="Arial"/>
+          <w:color w:val="002060"/>
+        </w:rPr>
+        <w:t xml:space="preserve"> A última venda deste item foi na data de 20/12/2023.</w:t>
+      </w:r>
+    </w:p>
+    <w:p>
+      <w:pPr>
+        <w:spacing w:after="0" w:line="240" w:lineRule="auto"/>
+        <w:ind w:firstLine="284"/>
+        <w:jc w:val="both"/>
+        <w:rPr>
+          <w:rFonts w:ascii="Arial" w:hAnsi="Arial" w:cs="Arial"/>
+          <w:color w:val="002060"/>
+        </w:rPr>
+      </w:pPr>
+      <w:r>
+        <w:rPr>
+          <w:rFonts w:ascii="Arial" w:hAnsi="Arial" w:cs="Arial"/>
+          <w:color w:val="002060"/>
+        </w:rPr>
+        <w:t xml:space="preserve">A soma total da previsão de vendas para o produto </w:t>
+      </w:r>
+      <w:r>
+        <w:rPr>
+          <w:rFonts w:ascii="Arial" w:hAnsi="Arial" w:cs="Arial"/>
+          <w:b/>
+          <w:bCs/>
+          <w:color w:val="002060"/>
+        </w:rPr>
+        <w:t>Motor de Popa Yamaha Evo Dash 155HP</w:t>
+      </w:r>
+      <w:r>
+        <w:rPr>
+          <w:rFonts w:ascii="Arial" w:hAnsi="Arial" w:cs="Arial"/>
+          <w:color w:val="002060"/>
+        </w:rPr>
+        <w:t xml:space="preserve"> durante a primeira semana de janeiro de 2024 foi igual a </w:t>
+      </w:r>
+      <w:r>
+        <w:rPr>
+          <w:rFonts w:ascii="Arial" w:hAnsi="Arial" w:cs="Arial"/>
+          <w:b/>
+          <w:bCs/>
+          <w:color w:val="002060"/>
+        </w:rPr>
+        <w:t>0 unidades</w:t>
+      </w:r>
+      <w:r>
+        <w:rPr>
+          <w:rFonts w:ascii="Arial" w:hAnsi="Arial" w:cs="Arial"/>
+          <w:color w:val="002060"/>
+        </w:rPr>
+        <w:t>, conforme estimado pelo modelo baseline baseado em média móvel de 7 dias.</w:t>
+      </w:r>
+      <w:r>
+        <w:rPr>
+          <w:rFonts w:ascii="Arial" w:hAnsi="Arial" w:cs="Arial"/>
+          <w:color w:val="002060"/>
+        </w:rPr>
+        <w:t xml:space="preserve"> </w:t>
+      </w:r>
+      <w:r>
+        <w:rPr>
+          <w:rFonts w:ascii="Arial" w:hAnsi="Arial" w:cs="Arial"/>
+          <w:color w:val="002060"/>
+        </w:rPr>
+        <w:t>A última venda deste item foi na data de 20/12/2023.</w:t>
+      </w:r>
+    </w:p>
+    <w:p>
+      <w:pPr>
+        <w:spacing w:after="0" w:line="240" w:lineRule="auto"/>
+        <w:ind w:firstLine="284"/>
+        <w:jc w:val="both"/>
+        <w:rPr>
+          <w:rFonts w:ascii="Arial" w:hAnsi="Arial" w:cs="Arial"/>
+        </w:rPr>
+      </w:pPr>
+    </w:p>
+    <w:p>
+      <w:pPr>
+        <w:spacing w:after="0" w:line="240" w:lineRule="auto"/>
+        <w:ind w:firstLine="284"/>
+        <w:jc w:val="both"/>
+        <w:rPr>
+          <w:rFonts w:ascii="Arial" w:hAnsi="Arial" w:cs="Arial"/>
+          <w:b/>
+          <w:bCs/>
+        </w:rPr>
+      </w:pPr>
+      <w:r>
+        <w:rPr>
+          <w:rFonts w:ascii="Arial" w:hAnsi="Arial" w:cs="Arial"/>
+          <w:b/>
+          <w:bCs/>
+        </w:rPr>
         <w:t>Questão 7.3 - Explique:</w:t>
       </w:r>
     </w:p>
@@ -19838,7 +15307,7 @@
       <w:pPr>
         <w:pStyle w:val="NormalWeb"/>
         <w:spacing w:before="0" w:beforeAutospacing="0" w:after="0" w:afterAutospacing="0"/>
-        <w:ind w:left="426" w:firstLine="294"/>
+        <w:ind w:left="720" w:firstLine="273"/>
         <w:jc w:val="both"/>
         <w:rPr>
           <w:rFonts w:ascii="Arial" w:hAnsi="Arial" w:cs="Arial"/>
@@ -19854,7 +15323,49 @@
           <w:sz w:val="22"/>
           <w:szCs w:val="22"/>
         </w:rPr>
-        <w:t>O modelo baseline foi construído utilizando uma média móvel dos últimos 7 dias de vendas, considerando apenas dados históricos anteriores à data prevista.</w:t>
+        <w:t xml:space="preserve">O modelo baseline foi desenvolvido utilizando uma abordagem de </w:t>
+      </w:r>
+      <w:r>
+        <w:rPr>
+          <w:rStyle w:val="Forte"/>
+          <w:rFonts w:ascii="Arial" w:eastAsiaTheme="majorEastAsia" w:hAnsi="Arial" w:cs="Arial"/>
+          <w:color w:val="002060"/>
+          <w:sz w:val="22"/>
+          <w:szCs w:val="22"/>
+        </w:rPr>
+        <w:t>média móvel simples de 7 dias</w:t>
+      </w:r>
+      <w:r>
+        <w:rPr>
+          <w:rFonts w:ascii="Arial" w:hAnsi="Arial" w:cs="Arial"/>
+          <w:color w:val="002060"/>
+          <w:sz w:val="22"/>
+          <w:szCs w:val="22"/>
+        </w:rPr>
+        <w:t>, calculada exclusivamente com base nas observações históricas anteriores à data prevista. Para cada dia do período de teste (janeiro de 2024), a previsão foi obtida como a média das vendas observadas nos sete dias imediatamente anteriores.</w:t>
+      </w:r>
+    </w:p>
+    <w:p>
+      <w:pPr>
+        <w:pStyle w:val="NormalWeb"/>
+        <w:spacing w:before="0" w:beforeAutospacing="0" w:after="0" w:afterAutospacing="0"/>
+        <w:ind w:left="720" w:firstLine="273"/>
+        <w:jc w:val="both"/>
+        <w:rPr>
+          <w:rFonts w:ascii="Arial" w:hAnsi="Arial" w:cs="Arial"/>
+          <w:color w:val="002060"/>
+          <w:sz w:val="22"/>
+          <w:szCs w:val="22"/>
+        </w:rPr>
+      </w:pPr>
+      <w:r>
+        <w:rPr>
+          <w:rFonts w:ascii="Arial" w:hAnsi="Arial" w:cs="Arial"/>
+          <w:color w:val="002060"/>
+          <w:sz w:val="22"/>
+          <w:szCs w:val="22"/>
+        </w:rPr>
+        <w:t>Essa estratégia fornece uma estimativa robusta e interpretável do comportamento recente da série temporal, sendo adequada como referência inicial para avaliação de modelos mais sofisticados.</w:t>
       </w:r>
     </w:p>
     <w:p>
@@ -19870,15 +15381,6 @@
           <w:szCs w:val="22"/>
         </w:rPr>
       </w:pPr>
-      <w:r>
-        <w:rPr>
-          <w:rFonts w:ascii="Arial" w:hAnsi="Arial" w:cs="Arial"/>
-          <w:color w:val="002060"/>
-          <w:sz w:val="22"/>
-          <w:szCs w:val="22"/>
-        </w:rPr>
-        <w:t>A previsão foi realizada de forma iterativa, onde cada valor previsto é incorporado ao histórico para prever os dias subsequentes.</w:t>
-      </w:r>
     </w:p>
     <w:p>
       <w:pPr>
@@ -19916,6 +15418,7 @@
         <w:rPr>
           <w:rFonts w:ascii="Arial" w:hAnsi="Arial" w:cs="Arial"/>
         </w:rPr>
+        <w:lastRenderedPageBreak/>
         <w:t xml:space="preserve">Como evitou data </w:t>
       </w:r>
       <w:proofErr w:type="spellStart"/>
@@ -19935,30 +15438,32 @@
     </w:p>
     <w:p>
       <w:pPr>
-        <w:tabs>
-          <w:tab w:val="left" w:pos="993"/>
-          <w:tab w:val="num" w:pos="1560"/>
-        </w:tabs>
-        <w:spacing w:after="0" w:line="240" w:lineRule="auto"/>
-        <w:ind w:left="426" w:firstLine="283"/>
-        <w:jc w:val="both"/>
-        <w:rPr>
-          <w:rFonts w:ascii="Arial" w:hAnsi="Arial" w:cs="Arial"/>
-          <w:color w:val="002060"/>
-        </w:rPr>
-      </w:pPr>
-      <w:r>
-        <w:rPr>
-          <w:rFonts w:ascii="Arial" w:hAnsi="Arial" w:cs="Arial"/>
-          <w:color w:val="002060"/>
-        </w:rPr>
-        <w:t xml:space="preserve">O data </w:t>
+        <w:pStyle w:val="NormalWeb"/>
+        <w:spacing w:before="0" w:beforeAutospacing="0" w:after="0" w:afterAutospacing="0"/>
+        <w:ind w:left="720" w:firstLine="273"/>
+        <w:rPr>
+          <w:rFonts w:ascii="Arial" w:hAnsi="Arial" w:cs="Arial"/>
+          <w:color w:val="002060"/>
+          <w:sz w:val="22"/>
+          <w:szCs w:val="22"/>
+        </w:rPr>
+      </w:pPr>
+      <w:r>
+        <w:rPr>
+          <w:rFonts w:ascii="Arial" w:hAnsi="Arial" w:cs="Arial"/>
+          <w:color w:val="002060"/>
+          <w:sz w:val="22"/>
+          <w:szCs w:val="22"/>
+        </w:rPr>
+        <w:t xml:space="preserve">Para evitar vazamento de informação (data </w:t>
       </w:r>
       <w:proofErr w:type="spellStart"/>
       <w:r>
         <w:rPr>
           <w:rFonts w:ascii="Arial" w:hAnsi="Arial" w:cs="Arial"/>
           <w:color w:val="002060"/>
+          <w:sz w:val="22"/>
+          <w:szCs w:val="22"/>
         </w:rPr>
         <w:t>leakage</w:t>
       </w:r>
@@ -19967,86 +15472,90 @@
         <w:rPr>
           <w:rFonts w:ascii="Arial" w:hAnsi="Arial" w:cs="Arial"/>
           <w:color w:val="002060"/>
-        </w:rPr>
-        <w:t xml:space="preserve"> foi evitado ao:</w:t>
-      </w:r>
-    </w:p>
-    <w:p>
-      <w:pPr>
-        <w:numPr>
-          <w:ilvl w:val="0"/>
-          <w:numId w:val="46"/>
-        </w:numPr>
-        <w:tabs>
-          <w:tab w:val="left" w:pos="1134"/>
-          <w:tab w:val="num" w:pos="1560"/>
-        </w:tabs>
-        <w:spacing w:after="0" w:line="240" w:lineRule="auto"/>
-        <w:ind w:left="426" w:firstLine="567"/>
-        <w:jc w:val="both"/>
-        <w:rPr>
-          <w:rFonts w:ascii="Arial" w:hAnsi="Arial" w:cs="Arial"/>
-          <w:color w:val="002060"/>
-        </w:rPr>
-      </w:pPr>
-      <w:r>
-        <w:rPr>
-          <w:rFonts w:ascii="Arial" w:hAnsi="Arial" w:cs="Arial"/>
-          <w:color w:val="002060"/>
-        </w:rPr>
-        <w:t>Utilizar apenas dados até 31/12/2023 no treino</w:t>
-      </w:r>
-    </w:p>
-    <w:p>
-      <w:pPr>
-        <w:numPr>
-          <w:ilvl w:val="0"/>
-          <w:numId w:val="46"/>
-        </w:numPr>
-        <w:tabs>
-          <w:tab w:val="left" w:pos="1134"/>
-          <w:tab w:val="num" w:pos="1560"/>
-        </w:tabs>
-        <w:spacing w:after="0" w:line="240" w:lineRule="auto"/>
-        <w:ind w:left="426" w:firstLine="567"/>
-        <w:jc w:val="both"/>
-        <w:rPr>
-          <w:rFonts w:ascii="Arial" w:hAnsi="Arial" w:cs="Arial"/>
-          <w:color w:val="002060"/>
-        </w:rPr>
-      </w:pPr>
-      <w:r>
-        <w:rPr>
-          <w:rFonts w:ascii="Arial" w:hAnsi="Arial" w:cs="Arial"/>
-          <w:color w:val="002060"/>
-        </w:rPr>
-        <w:t>Gerar previsões de forma sequencial, sem utilizar valores reais do período de teste</w:t>
-      </w:r>
-    </w:p>
-    <w:p>
-      <w:pPr>
-        <w:numPr>
-          <w:ilvl w:val="0"/>
-          <w:numId w:val="46"/>
-        </w:numPr>
-        <w:tabs>
-          <w:tab w:val="left" w:pos="1134"/>
-          <w:tab w:val="num" w:pos="1560"/>
-        </w:tabs>
-        <w:spacing w:after="0" w:line="240" w:lineRule="auto"/>
-        <w:ind w:left="426" w:firstLine="567"/>
-        <w:jc w:val="both"/>
-        <w:rPr>
-          <w:rFonts w:ascii="Arial" w:hAnsi="Arial" w:cs="Arial"/>
-          <w:color w:val="002060"/>
-        </w:rPr>
-      </w:pPr>
-      <w:r>
-        <w:rPr>
-          <w:rFonts w:ascii="Arial" w:hAnsi="Arial" w:cs="Arial"/>
-          <w:color w:val="002060"/>
-        </w:rPr>
-        <w:t>Atualizar o histórico apenas com valores previstos durante o período de teste</w:t>
+          <w:sz w:val="22"/>
+          <w:szCs w:val="22"/>
+        </w:rPr>
+        <w:t xml:space="preserve">), o conjunto de treino foi limitado às observações até </w:t>
+      </w:r>
+      <w:r>
+        <w:rPr>
+          <w:rStyle w:val="Forte"/>
+          <w:rFonts w:ascii="Arial" w:eastAsiaTheme="majorEastAsia" w:hAnsi="Arial" w:cs="Arial"/>
+          <w:color w:val="002060"/>
+          <w:sz w:val="22"/>
+          <w:szCs w:val="22"/>
+        </w:rPr>
+        <w:t>31/12/2023</w:t>
+      </w:r>
+      <w:r>
+        <w:rPr>
+          <w:rFonts w:ascii="Arial" w:hAnsi="Arial" w:cs="Arial"/>
+          <w:color w:val="002060"/>
+          <w:sz w:val="22"/>
+          <w:szCs w:val="22"/>
+        </w:rPr>
+        <w:t>. Durante o período de teste, cada previsão foi gerada utilizando apenas valores históricos disponíveis até o momento da previsão, sem acesso a dados reais futuros.</w:t>
+      </w:r>
+    </w:p>
+    <w:p>
+      <w:pPr>
+        <w:pStyle w:val="NormalWeb"/>
+        <w:spacing w:before="0" w:beforeAutospacing="0" w:after="0" w:afterAutospacing="0"/>
+        <w:ind w:left="720" w:firstLine="273"/>
+        <w:rPr>
+          <w:rFonts w:ascii="Arial" w:hAnsi="Arial" w:cs="Arial"/>
+          <w:sz w:val="22"/>
+          <w:szCs w:val="22"/>
+        </w:rPr>
+      </w:pPr>
+      <w:r>
+        <w:rPr>
+          <w:rFonts w:ascii="Arial" w:hAnsi="Arial" w:cs="Arial"/>
+          <w:color w:val="002060"/>
+          <w:sz w:val="22"/>
+          <w:szCs w:val="22"/>
+        </w:rPr>
+        <w:t>Além disso, as previsões foram realizadas de forma sequencial (</w:t>
+      </w:r>
+      <w:proofErr w:type="spellStart"/>
+      <w:r>
+        <w:rPr>
+          <w:rFonts w:ascii="Arial" w:hAnsi="Arial" w:cs="Arial"/>
+          <w:color w:val="002060"/>
+          <w:sz w:val="22"/>
+          <w:szCs w:val="22"/>
+        </w:rPr>
+        <w:t>rolling</w:t>
+      </w:r>
+      <w:proofErr w:type="spellEnd"/>
+      <w:r>
+        <w:rPr>
+          <w:rFonts w:ascii="Arial" w:hAnsi="Arial" w:cs="Arial"/>
+          <w:color w:val="002060"/>
+          <w:sz w:val="22"/>
+          <w:szCs w:val="22"/>
+        </w:rPr>
+        <w:t xml:space="preserve"> </w:t>
+      </w:r>
+      <w:proofErr w:type="spellStart"/>
+      <w:r>
+        <w:rPr>
+          <w:rFonts w:ascii="Arial" w:hAnsi="Arial" w:cs="Arial"/>
+          <w:color w:val="002060"/>
+          <w:sz w:val="22"/>
+          <w:szCs w:val="22"/>
+        </w:rPr>
+        <w:t>forecast</w:t>
+      </w:r>
+      <w:proofErr w:type="spellEnd"/>
+      <w:r>
+        <w:rPr>
+          <w:rFonts w:ascii="Arial" w:hAnsi="Arial" w:cs="Arial"/>
+          <w:color w:val="002060"/>
+          <w:sz w:val="22"/>
+          <w:szCs w:val="22"/>
+        </w:rPr>
+        <w:t>), garantindo que nenhuma informação posterior fosse utilizada no cálculo das estimativas.</w:t>
       </w:r>
     </w:p>
     <w:p>
@@ -20090,6 +15599,89 @@
     </w:p>
     <w:p>
       <w:pPr>
+        <w:pStyle w:val="NormalWeb"/>
+        <w:spacing w:before="0" w:beforeAutospacing="0" w:after="0" w:afterAutospacing="0"/>
+        <w:ind w:left="720" w:firstLine="273"/>
+        <w:jc w:val="both"/>
+        <w:rPr>
+          <w:rFonts w:ascii="Arial" w:hAnsi="Arial" w:cs="Arial"/>
+          <w:color w:val="002060"/>
+          <w:sz w:val="22"/>
+          <w:szCs w:val="22"/>
+        </w:rPr>
+      </w:pPr>
+      <w:r>
+        <w:rPr>
+          <w:rFonts w:ascii="Arial" w:hAnsi="Arial" w:cs="Arial"/>
+          <w:color w:val="002060"/>
+          <w:sz w:val="22"/>
+          <w:szCs w:val="22"/>
+        </w:rPr>
+        <w:t>A principal limitação da média móvel de 7 dias é sua incapacidade de capturar padrões sazonais mais complexos, tendências de longo prazo ou efeitos externos como promoções, sazonalidade mensal ou variações macroeconômicas.</w:t>
+      </w:r>
+    </w:p>
+    <w:p>
+      <w:pPr>
+        <w:pStyle w:val="NormalWeb"/>
+        <w:spacing w:before="0" w:beforeAutospacing="0" w:after="0" w:afterAutospacing="0"/>
+        <w:ind w:left="720" w:firstLine="273"/>
+        <w:jc w:val="both"/>
+        <w:rPr>
+          <w:rFonts w:ascii="Arial" w:hAnsi="Arial" w:cs="Arial"/>
+          <w:color w:val="002060"/>
+          <w:sz w:val="22"/>
+          <w:szCs w:val="22"/>
+        </w:rPr>
+      </w:pPr>
+    </w:p>
+    <w:p>
+      <w:pPr>
+        <w:pStyle w:val="NormalWeb"/>
+        <w:spacing w:before="0" w:beforeAutospacing="0" w:after="0" w:afterAutospacing="0"/>
+        <w:ind w:left="720" w:firstLine="273"/>
+        <w:jc w:val="both"/>
+        <w:rPr>
+          <w:rFonts w:ascii="Arial" w:hAnsi="Arial" w:cs="Arial"/>
+          <w:color w:val="002060"/>
+          <w:sz w:val="22"/>
+          <w:szCs w:val="22"/>
+        </w:rPr>
+      </w:pPr>
+      <w:r>
+        <w:rPr>
+          <w:rFonts w:ascii="Arial" w:hAnsi="Arial" w:cs="Arial"/>
+          <w:color w:val="002060"/>
+          <w:sz w:val="22"/>
+          <w:szCs w:val="22"/>
+        </w:rPr>
+        <w:t>Além disso, o modelo responde lentamente a mudanças abruptas no comportamento da demanda, podendo gerar previsões imprecisas em cenários de alta volatilidade ou baixa frequência de vendas, como observado neste produto específico.</w:t>
+      </w:r>
+    </w:p>
+    <w:p>
+      <w:pPr>
+        <w:pStyle w:val="NormalWeb"/>
+        <w:spacing w:before="0" w:beforeAutospacing="0" w:after="0" w:afterAutospacing="0"/>
+        <w:ind w:left="720" w:firstLine="273"/>
+        <w:jc w:val="both"/>
+        <w:rPr>
+          <w:rFonts w:ascii="Arial" w:hAnsi="Arial" w:cs="Arial"/>
+          <w:color w:val="002060"/>
+          <w:sz w:val="22"/>
+          <w:szCs w:val="22"/>
+        </w:rPr>
+      </w:pPr>
+      <w:r>
+        <w:rPr>
+          <w:rFonts w:ascii="Arial" w:hAnsi="Arial" w:cs="Arial"/>
+          <w:color w:val="002060"/>
+          <w:sz w:val="22"/>
+          <w:szCs w:val="22"/>
+        </w:rPr>
+        <w:t>O baixo erro absoluto médio (MAE = 0.55) indica estabilidade na série temporal analisada e confirma que o produto apresenta baixa frequência de vendas diárias. Nesse contexto, o modelo baseline fornece uma estimativa consistente como referência inicial, embora modelos mais avançados possam capturar padrões adicionais da demanda.</w:t>
+      </w:r>
+    </w:p>
+    <w:p>
+      <w:pPr>
         <w:tabs>
           <w:tab w:val="num" w:pos="1560"/>
         </w:tabs>
@@ -20101,171 +15693,28 @@
           <w:color w:val="002060"/>
         </w:rPr>
       </w:pPr>
-      <w:r>
-        <w:rPr>
-          <w:rFonts w:ascii="Arial" w:hAnsi="Arial" w:cs="Arial"/>
-          <w:color w:val="002060"/>
-        </w:rPr>
-        <w:t>Uma limitação do modelo é que ele não captura padrões mais complexos, como:</w:t>
-      </w:r>
-    </w:p>
-    <w:p>
-      <w:pPr>
-        <w:numPr>
-          <w:ilvl w:val="0"/>
-          <w:numId w:val="47"/>
-        </w:numPr>
-        <w:tabs>
-          <w:tab w:val="clear" w:pos="720"/>
-          <w:tab w:val="num" w:pos="1134"/>
+    </w:p>
+    <w:p>
+      <w:pPr>
+        <w:tabs>
           <w:tab w:val="num" w:pos="1560"/>
         </w:tabs>
         <w:spacing w:after="0" w:line="240" w:lineRule="auto"/>
-        <w:ind w:left="426" w:firstLine="567"/>
-        <w:jc w:val="both"/>
-        <w:rPr>
-          <w:rFonts w:ascii="Arial" w:hAnsi="Arial" w:cs="Arial"/>
-          <w:color w:val="002060"/>
-        </w:rPr>
-      </w:pPr>
-      <w:r>
-        <w:rPr>
-          <w:rFonts w:ascii="Arial" w:hAnsi="Arial" w:cs="Arial"/>
-          <w:color w:val="002060"/>
-        </w:rPr>
-        <w:t>Sazonalidade</w:t>
-      </w:r>
-    </w:p>
-    <w:p>
-      <w:pPr>
-        <w:numPr>
-          <w:ilvl w:val="0"/>
-          <w:numId w:val="47"/>
-        </w:numPr>
-        <w:tabs>
-          <w:tab w:val="clear" w:pos="720"/>
-          <w:tab w:val="num" w:pos="1134"/>
+        <w:ind w:left="426" w:firstLine="283"/>
+        <w:jc w:val="both"/>
+        <w:rPr>
+          <w:rFonts w:ascii="Arial" w:hAnsi="Arial" w:cs="Arial"/>
+          <w:color w:val="002060"/>
+        </w:rPr>
+      </w:pPr>
+    </w:p>
+    <w:p>
+      <w:pPr>
+        <w:tabs>
           <w:tab w:val="num" w:pos="1560"/>
         </w:tabs>
         <w:spacing w:after="0" w:line="240" w:lineRule="auto"/>
-        <w:ind w:left="426" w:firstLine="567"/>
-        <w:jc w:val="both"/>
-        <w:rPr>
-          <w:rFonts w:ascii="Arial" w:hAnsi="Arial" w:cs="Arial"/>
-          <w:color w:val="002060"/>
-        </w:rPr>
-      </w:pPr>
-      <w:r>
-        <w:rPr>
-          <w:rFonts w:ascii="Arial" w:hAnsi="Arial" w:cs="Arial"/>
-          <w:color w:val="002060"/>
-        </w:rPr>
-        <w:t>Tendências de crescimento ou queda</w:t>
-      </w:r>
-    </w:p>
-    <w:p>
-      <w:pPr>
-        <w:numPr>
-          <w:ilvl w:val="0"/>
-          <w:numId w:val="47"/>
-        </w:numPr>
-        <w:tabs>
-          <w:tab w:val="clear" w:pos="720"/>
-          <w:tab w:val="num" w:pos="1134"/>
-          <w:tab w:val="num" w:pos="1560"/>
-        </w:tabs>
-        <w:spacing w:after="0" w:line="240" w:lineRule="auto"/>
-        <w:ind w:left="426" w:firstLine="567"/>
-        <w:jc w:val="both"/>
-        <w:rPr>
-          <w:rFonts w:ascii="Arial" w:hAnsi="Arial" w:cs="Arial"/>
-          <w:color w:val="002060"/>
-        </w:rPr>
-      </w:pPr>
-      <w:r>
-        <w:rPr>
-          <w:rFonts w:ascii="Arial" w:hAnsi="Arial" w:cs="Arial"/>
-          <w:color w:val="002060"/>
-        </w:rPr>
-        <w:t xml:space="preserve">Eventos externos (promoções, </w:t>
-      </w:r>
-      <w:proofErr w:type="gramStart"/>
-      <w:r>
-        <w:rPr>
-          <w:rFonts w:ascii="Arial" w:hAnsi="Arial" w:cs="Arial"/>
-          <w:color w:val="002060"/>
-        </w:rPr>
-        <w:t>clima, etc.</w:t>
-      </w:r>
-      <w:proofErr w:type="gramEnd"/>
-      <w:r>
-        <w:rPr>
-          <w:rFonts w:ascii="Arial" w:hAnsi="Arial" w:cs="Arial"/>
-          <w:color w:val="002060"/>
-        </w:rPr>
-        <w:t>)</w:t>
-      </w:r>
-    </w:p>
-    <w:p>
-      <w:pPr>
-        <w:tabs>
-          <w:tab w:val="num" w:pos="1560"/>
-        </w:tabs>
-        <w:spacing w:after="0" w:line="240" w:lineRule="auto"/>
-        <w:ind w:left="426" w:firstLine="283"/>
-        <w:jc w:val="both"/>
-        <w:rPr>
-          <w:rFonts w:ascii="Arial" w:hAnsi="Arial" w:cs="Arial"/>
-          <w:color w:val="002060"/>
-        </w:rPr>
-      </w:pPr>
-      <w:r>
-        <w:rPr>
-          <w:rFonts w:ascii="Arial" w:hAnsi="Arial" w:cs="Arial"/>
-          <w:color w:val="002060"/>
-        </w:rPr>
-        <w:t>Isso pode reduzir a precisão em cenários com alta variabilidade.</w:t>
-      </w:r>
-    </w:p>
-    <w:p>
-      <w:pPr>
-        <w:tabs>
-          <w:tab w:val="num" w:pos="1560"/>
-        </w:tabs>
-        <w:spacing w:after="0" w:line="240" w:lineRule="auto"/>
-        <w:ind w:left="426" w:firstLine="283"/>
-        <w:jc w:val="both"/>
-        <w:rPr>
-          <w:rFonts w:ascii="Arial" w:hAnsi="Arial" w:cs="Arial"/>
-          <w:color w:val="002060"/>
-        </w:rPr>
-      </w:pPr>
-    </w:p>
-    <w:p>
-      <w:pPr>
-        <w:tabs>
-          <w:tab w:val="num" w:pos="1560"/>
-        </w:tabs>
-        <w:spacing w:after="0" w:line="240" w:lineRule="auto"/>
         <w:ind w:left="426"/>
-        <w:jc w:val="both"/>
-        <w:rPr>
-          <w:rFonts w:ascii="Arial" w:hAnsi="Arial" w:cs="Arial"/>
-        </w:rPr>
-      </w:pPr>
-    </w:p>
-    <w:p>
-      <w:pPr>
-        <w:spacing w:after="0" w:line="240" w:lineRule="auto"/>
-        <w:jc w:val="both"/>
-        <w:rPr>
-          <w:rFonts w:ascii="Arial" w:hAnsi="Arial" w:cs="Arial"/>
-        </w:rPr>
-      </w:pPr>
-    </w:p>
-    <w:p>
-      <w:pPr>
-        <w:spacing w:after="0" w:line="240" w:lineRule="auto"/>
         <w:jc w:val="both"/>
         <w:rPr>
           <w:rFonts w:ascii="Arial" w:hAnsi="Arial" w:cs="Arial"/>
@@ -21963,20 +17412,33 @@
         <w:rPr>
           <w:rFonts w:ascii="Arial" w:hAnsi="Arial" w:cs="Arial"/>
           <w:color w:val="002060"/>
-        </w:rPr>
-      </w:pPr>
-      <w:r>
-        <w:rPr>
-          <w:rFonts w:ascii="Arial" w:hAnsi="Arial" w:cs="Arial"/>
-          <w:color w:val="002060"/>
-        </w:rPr>
-        <w:t>vendas['</w:t>
-      </w:r>
+          <w:lang w:val="en-US"/>
+        </w:rPr>
+      </w:pPr>
       <w:proofErr w:type="spellStart"/>
       <w:r>
         <w:rPr>
           <w:rFonts w:ascii="Arial" w:hAnsi="Arial" w:cs="Arial"/>
           <w:color w:val="002060"/>
+          <w:lang w:val="en-US"/>
+        </w:rPr>
+        <w:t>vendas</w:t>
+      </w:r>
+      <w:proofErr w:type="spellEnd"/>
+      <w:r>
+        <w:rPr>
+          <w:rFonts w:ascii="Arial" w:hAnsi="Arial" w:cs="Arial"/>
+          <w:color w:val="002060"/>
+          <w:lang w:val="en-US"/>
+        </w:rPr>
+        <w:t>['</w:t>
+      </w:r>
+      <w:proofErr w:type="spellStart"/>
+      <w:r>
+        <w:rPr>
+          <w:rFonts w:ascii="Arial" w:hAnsi="Arial" w:cs="Arial"/>
+          <w:color w:val="002060"/>
+          <w:lang w:val="en-US"/>
         </w:rPr>
         <w:t>product_id</w:t>
       </w:r>
@@ -21985,14 +17447,34 @@
         <w:rPr>
           <w:rFonts w:ascii="Arial" w:hAnsi="Arial" w:cs="Arial"/>
           <w:color w:val="002060"/>
-        </w:rPr>
-        <w:t>'] = vendas['</w:t>
+          <w:lang w:val="en-US"/>
+        </w:rPr>
+        <w:t xml:space="preserve">'] = </w:t>
       </w:r>
       <w:proofErr w:type="spellStart"/>
       <w:r>
         <w:rPr>
           <w:rFonts w:ascii="Arial" w:hAnsi="Arial" w:cs="Arial"/>
           <w:color w:val="002060"/>
+          <w:lang w:val="en-US"/>
+        </w:rPr>
+        <w:t>vendas</w:t>
+      </w:r>
+      <w:proofErr w:type="spellEnd"/>
+      <w:r>
+        <w:rPr>
+          <w:rFonts w:ascii="Arial" w:hAnsi="Arial" w:cs="Arial"/>
+          <w:color w:val="002060"/>
+          <w:lang w:val="en-US"/>
+        </w:rPr>
+        <w:t>['</w:t>
+      </w:r>
+      <w:proofErr w:type="spellStart"/>
+      <w:r>
+        <w:rPr>
+          <w:rFonts w:ascii="Arial" w:hAnsi="Arial" w:cs="Arial"/>
+          <w:color w:val="002060"/>
+          <w:lang w:val="en-US"/>
         </w:rPr>
         <w:t>product_id</w:t>
       </w:r>
@@ -22001,6 +17483,7 @@
         <w:rPr>
           <w:rFonts w:ascii="Arial" w:hAnsi="Arial" w:cs="Arial"/>
           <w:color w:val="002060"/>
+          <w:lang w:val="en-US"/>
         </w:rPr>
         <w:t>'</w:t>
       </w:r>
@@ -22009,6 +17492,7 @@
         <w:rPr>
           <w:rFonts w:ascii="Arial" w:hAnsi="Arial" w:cs="Arial"/>
           <w:color w:val="002060"/>
+          <w:lang w:val="en-US"/>
         </w:rPr>
         <w:t>].</w:t>
       </w:r>
@@ -22017,6 +17501,7 @@
         <w:rPr>
           <w:rFonts w:ascii="Arial" w:hAnsi="Arial" w:cs="Arial"/>
           <w:color w:val="002060"/>
+          <w:lang w:val="en-US"/>
         </w:rPr>
         <w:t>astype</w:t>
       </w:r>
@@ -22026,24 +17511,9 @@
         <w:rPr>
           <w:rFonts w:ascii="Arial" w:hAnsi="Arial" w:cs="Arial"/>
           <w:color w:val="002060"/>
-        </w:rPr>
-        <w:t>(</w:t>
-      </w:r>
-      <w:proofErr w:type="spellStart"/>
-      <w:r>
-        <w:rPr>
-          <w:rFonts w:ascii="Arial" w:hAnsi="Arial" w:cs="Arial"/>
-          <w:color w:val="002060"/>
-        </w:rPr>
-        <w:t>str</w:t>
-      </w:r>
-      <w:proofErr w:type="spellEnd"/>
-      <w:r>
-        <w:rPr>
-          <w:rFonts w:ascii="Arial" w:hAnsi="Arial" w:cs="Arial"/>
-          <w:color w:val="002060"/>
-        </w:rPr>
-        <w:t>).</w:t>
+          <w:lang w:val="en-US"/>
+        </w:rPr>
+        <w:t>(str).</w:t>
       </w:r>
       <w:proofErr w:type="spellStart"/>
       <w:proofErr w:type="gramStart"/>
@@ -22051,6 +17521,7 @@
         <w:rPr>
           <w:rFonts w:ascii="Arial" w:hAnsi="Arial" w:cs="Arial"/>
           <w:color w:val="002060"/>
+          <w:lang w:val="en-US"/>
         </w:rPr>
         <w:t>str.strip</w:t>
       </w:r>
@@ -22060,6 +17531,7 @@
         <w:rPr>
           <w:rFonts w:ascii="Arial" w:hAnsi="Arial" w:cs="Arial"/>
           <w:color w:val="002060"/>
+          <w:lang w:val="en-US"/>
         </w:rPr>
         <w:t>()</w:t>
       </w:r>
@@ -24484,74 +19956,8 @@
           <w:rFonts w:ascii="Arial" w:hAnsi="Arial" w:cs="Arial"/>
           <w:color w:val="002060"/>
         </w:rPr>
-        <w:t xml:space="preserve">Como o produto “GPS </w:t>
-      </w:r>
-      <w:proofErr w:type="spellStart"/>
-      <w:r>
-        <w:rPr>
-          <w:rFonts w:ascii="Arial" w:hAnsi="Arial" w:cs="Arial"/>
-          <w:color w:val="002060"/>
-        </w:rPr>
-        <w:t>Garmin</w:t>
-      </w:r>
-      <w:proofErr w:type="spellEnd"/>
-      <w:r>
-        <w:rPr>
-          <w:rFonts w:ascii="Arial" w:hAnsi="Arial" w:cs="Arial"/>
-          <w:color w:val="002060"/>
-        </w:rPr>
-        <w:t xml:space="preserve"> </w:t>
-      </w:r>
-      <w:proofErr w:type="spellStart"/>
-      <w:r>
-        <w:rPr>
-          <w:rFonts w:ascii="Arial" w:hAnsi="Arial" w:cs="Arial"/>
-          <w:color w:val="002060"/>
-        </w:rPr>
-        <w:t>Striker</w:t>
-      </w:r>
-      <w:proofErr w:type="spellEnd"/>
-      <w:r>
-        <w:rPr>
-          <w:rFonts w:ascii="Arial" w:hAnsi="Arial" w:cs="Arial"/>
-          <w:color w:val="002060"/>
-        </w:rPr>
-        <w:t xml:space="preserve"> 4” não estava presente na base, foi utilizado o produto GPS mais representativo (mais vendido), garantindo consistência estatística na análise.</w:t>
-      </w:r>
-    </w:p>
-    <w:p>
-      <w:pPr>
-        <w:spacing w:after="0" w:line="240" w:lineRule="auto"/>
-        <w:ind w:firstLine="284"/>
-        <w:jc w:val="both"/>
-        <w:rPr>
-          <w:rFonts w:ascii="Arial" w:hAnsi="Arial" w:cs="Arial"/>
-          <w:color w:val="002060"/>
-        </w:rPr>
-      </w:pPr>
-      <w:r>
-        <w:rPr>
-          <w:rFonts w:ascii="Arial" w:hAnsi="Arial" w:cs="Arial"/>
-          <w:color w:val="002060"/>
-        </w:rPr>
-        <w:t>O produto com maior similaridade ao item de referência foi:</w:t>
-      </w:r>
-    </w:p>
-    <w:p>
-      <w:pPr>
-        <w:pStyle w:val="PargrafodaLista"/>
-        <w:numPr>
-          <w:ilvl w:val="0"/>
-          <w:numId w:val="27"/>
-        </w:numPr>
-        <w:spacing w:after="0" w:line="240" w:lineRule="auto"/>
-        <w:jc w:val="both"/>
-        <w:rPr>
-          <w:rFonts w:ascii="Arial" w:hAnsi="Arial" w:cs="Arial"/>
-          <w:color w:val="002060"/>
-        </w:rPr>
-      </w:pPr>
-      <w:proofErr w:type="spellStart"/>
+        <w:t xml:space="preserve">O produto com maior similaridade ao </w:t>
+      </w:r>
       <w:r>
         <w:rPr>
           <w:rFonts w:ascii="Arial" w:hAnsi="Arial" w:cs="Arial"/>
@@ -24559,9 +19965,9 @@
           <w:bCs/>
           <w:color w:val="002060"/>
         </w:rPr>
-        <w:t>product_id</w:t>
-      </w:r>
-      <w:proofErr w:type="spellEnd"/>
+        <w:t xml:space="preserve">GPS </w:t>
+      </w:r>
+      <w:proofErr w:type="spellStart"/>
       <w:r>
         <w:rPr>
           <w:rFonts w:ascii="Arial" w:hAnsi="Arial" w:cs="Arial"/>
@@ -24569,23 +19975,9 @@
           <w:bCs/>
           <w:color w:val="002060"/>
         </w:rPr>
-        <w:t>: 137</w:t>
-      </w:r>
-    </w:p>
-    <w:p>
-      <w:pPr>
-        <w:pStyle w:val="PargrafodaLista"/>
-        <w:numPr>
-          <w:ilvl w:val="0"/>
-          <w:numId w:val="27"/>
-        </w:numPr>
-        <w:spacing w:after="0" w:line="240" w:lineRule="auto"/>
-        <w:jc w:val="both"/>
-        <w:rPr>
-          <w:rFonts w:ascii="Arial" w:hAnsi="Arial" w:cs="Arial"/>
-          <w:color w:val="002060"/>
-        </w:rPr>
-      </w:pPr>
+        <w:t>Garmin</w:t>
+      </w:r>
+      <w:proofErr w:type="spellEnd"/>
       <w:r>
         <w:rPr>
           <w:rFonts w:ascii="Arial" w:hAnsi="Arial" w:cs="Arial"/>
@@ -24593,7 +19985,7 @@
           <w:bCs/>
           <w:color w:val="002060"/>
         </w:rPr>
-        <w:t xml:space="preserve">Produto: Âncora </w:t>
+        <w:t xml:space="preserve"> </w:t>
       </w:r>
       <w:proofErr w:type="spellStart"/>
       <w:r>
@@ -24603,7 +19995,7 @@
           <w:bCs/>
           <w:color w:val="002060"/>
         </w:rPr>
-        <w:t>Danforth</w:t>
+        <w:t>Vortex</w:t>
       </w:r>
       <w:proofErr w:type="spellEnd"/>
       <w:r>
@@ -24613,7 +20005,93 @@
           <w:bCs/>
           <w:color w:val="002060"/>
         </w:rPr>
-        <w:t xml:space="preserve"> Impulse</w:t>
+        <w:t xml:space="preserve"> Maré </w:t>
+      </w:r>
+      <w:proofErr w:type="spellStart"/>
+      <w:r>
+        <w:rPr>
+          <w:rFonts w:ascii="Arial" w:hAnsi="Arial" w:cs="Arial"/>
+          <w:b/>
+          <w:bCs/>
+          <w:color w:val="002060"/>
+        </w:rPr>
+        <w:t>Drift</w:t>
+      </w:r>
+      <w:proofErr w:type="spellEnd"/>
+      <w:r>
+        <w:rPr>
+          <w:rFonts w:ascii="Arial" w:hAnsi="Arial" w:cs="Arial"/>
+          <w:color w:val="002060"/>
+        </w:rPr>
+        <w:t xml:space="preserve"> foi o </w:t>
+      </w:r>
+      <w:proofErr w:type="spellStart"/>
+      <w:r>
+        <w:rPr>
+          <w:rFonts w:ascii="Arial" w:hAnsi="Arial" w:cs="Arial"/>
+          <w:b/>
+          <w:bCs/>
+          <w:color w:val="002060"/>
+        </w:rPr>
+        <w:t>id_produto</w:t>
+      </w:r>
+      <w:proofErr w:type="spellEnd"/>
+      <w:r>
+        <w:rPr>
+          <w:rFonts w:ascii="Arial" w:hAnsi="Arial" w:cs="Arial"/>
+          <w:b/>
+          <w:bCs/>
+          <w:color w:val="002060"/>
+        </w:rPr>
+        <w:t xml:space="preserve"> </w:t>
+      </w:r>
+      <w:r>
+        <w:rPr>
+          <w:rFonts w:ascii="Arial" w:hAnsi="Arial" w:cs="Arial"/>
+          <w:b/>
+          <w:bCs/>
+          <w:color w:val="002060"/>
+        </w:rPr>
+        <w:t>94 (</w:t>
+      </w:r>
+      <w:r>
+        <w:rPr>
+          <w:rFonts w:ascii="Arial" w:hAnsi="Arial" w:cs="Arial"/>
+          <w:b/>
+          <w:bCs/>
+          <w:color w:val="002060"/>
+        </w:rPr>
+        <w:t>Motor de Popa Volvo Magnum 276HP</w:t>
+      </w:r>
+      <w:r>
+        <w:rPr>
+          <w:rFonts w:ascii="Arial" w:hAnsi="Arial" w:cs="Arial"/>
+          <w:b/>
+          <w:bCs/>
+          <w:color w:val="002060"/>
+        </w:rPr>
+        <w:t>)</w:t>
+      </w:r>
+      <w:r>
+        <w:rPr>
+          <w:rFonts w:ascii="Arial" w:hAnsi="Arial" w:cs="Arial"/>
+          <w:color w:val="002060"/>
+        </w:rPr>
+        <w:t>, conforme cálculo baseado na similaridade de cosseno entre vetores binários de co</w:t>
+      </w:r>
+      <w:r>
+        <w:rPr>
+          <w:rFonts w:ascii="Arial" w:hAnsi="Arial" w:cs="Arial"/>
+          <w:color w:val="002060"/>
+        </w:rPr>
+        <w:t>n</w:t>
+      </w:r>
+      <w:r>
+        <w:rPr>
+          <w:rFonts w:ascii="Arial" w:hAnsi="Arial" w:cs="Arial"/>
+          <w:color w:val="002060"/>
+        </w:rPr>
+        <w:t>corrência de compra por cliente.</w:t>
       </w:r>
     </w:p>
     <w:p>
@@ -24683,21 +20161,23 @@
     </w:p>
     <w:p>
       <w:pPr>
-        <w:tabs>
-          <w:tab w:val="left" w:pos="993"/>
-        </w:tabs>
-        <w:spacing w:after="0" w:line="240" w:lineRule="auto"/>
-        <w:ind w:left="720" w:firstLine="273"/>
-        <w:jc w:val="both"/>
-        <w:rPr>
-          <w:rFonts w:ascii="Arial" w:hAnsi="Arial" w:cs="Arial"/>
-          <w:color w:val="002060"/>
-        </w:rPr>
-      </w:pPr>
-      <w:r>
-        <w:rPr>
-          <w:rFonts w:ascii="Arial" w:hAnsi="Arial" w:cs="Arial"/>
-          <w:color w:val="002060"/>
+        <w:pStyle w:val="NormalWeb"/>
+        <w:spacing w:before="0" w:beforeAutospacing="0" w:after="0" w:afterAutospacing="0"/>
+        <w:ind w:left="284" w:firstLine="436"/>
+        <w:jc w:val="both"/>
+        <w:rPr>
+          <w:rFonts w:ascii="Arial" w:hAnsi="Arial" w:cs="Arial"/>
+          <w:color w:val="002060"/>
+          <w:sz w:val="22"/>
+          <w:szCs w:val="22"/>
+        </w:rPr>
+      </w:pPr>
+      <w:r>
+        <w:rPr>
+          <w:rFonts w:ascii="Arial" w:hAnsi="Arial" w:cs="Arial"/>
+          <w:color w:val="002060"/>
+          <w:sz w:val="22"/>
+          <w:szCs w:val="22"/>
         </w:rPr>
         <w:t xml:space="preserve">A </w:t>
       </w:r>
@@ -24706,6 +20186,8 @@
         <w:rPr>
           <w:rFonts w:ascii="Arial" w:hAnsi="Arial" w:cs="Arial"/>
           <w:color w:val="002060"/>
+          <w:sz w:val="22"/>
+          <w:szCs w:val="22"/>
         </w:rPr>
         <w:t>matriz usuário</w:t>
       </w:r>
@@ -24714,188 +20196,57 @@
         <w:rPr>
           <w:rFonts w:ascii="Arial" w:hAnsi="Arial" w:cs="Arial"/>
           <w:color w:val="002060"/>
-        </w:rPr>
-        <w:t>–item foi construída utilizando:</w:t>
-      </w:r>
-    </w:p>
-    <w:p>
-      <w:pPr>
-        <w:numPr>
-          <w:ilvl w:val="0"/>
-          <w:numId w:val="48"/>
-        </w:numPr>
-        <w:tabs>
-          <w:tab w:val="left" w:pos="993"/>
-        </w:tabs>
-        <w:spacing w:after="0" w:line="240" w:lineRule="auto"/>
-        <w:ind w:firstLine="556"/>
-        <w:jc w:val="both"/>
-        <w:rPr>
-          <w:rFonts w:ascii="Arial" w:hAnsi="Arial" w:cs="Arial"/>
-          <w:color w:val="002060"/>
-        </w:rPr>
-      </w:pPr>
-      <w:r>
-        <w:rPr>
-          <w:rFonts w:ascii="Arial" w:hAnsi="Arial" w:cs="Arial"/>
-          <w:color w:val="002060"/>
-        </w:rPr>
-        <w:t>Linhas representando os clientes (</w:t>
-      </w:r>
-      <w:proofErr w:type="spellStart"/>
-      <w:r>
-        <w:rPr>
-          <w:rFonts w:ascii="Arial" w:hAnsi="Arial" w:cs="Arial"/>
-          <w:color w:val="002060"/>
-        </w:rPr>
-        <w:t>id_client</w:t>
-      </w:r>
-      <w:proofErr w:type="spellEnd"/>
-      <w:r>
-        <w:rPr>
-          <w:rFonts w:ascii="Arial" w:hAnsi="Arial" w:cs="Arial"/>
-          <w:color w:val="002060"/>
-        </w:rPr>
-        <w:t>)</w:t>
-      </w:r>
-    </w:p>
-    <w:p>
-      <w:pPr>
-        <w:numPr>
-          <w:ilvl w:val="0"/>
-          <w:numId w:val="48"/>
-        </w:numPr>
-        <w:tabs>
-          <w:tab w:val="left" w:pos="993"/>
-        </w:tabs>
-        <w:spacing w:after="0" w:line="240" w:lineRule="auto"/>
-        <w:ind w:firstLine="556"/>
-        <w:jc w:val="both"/>
-        <w:rPr>
-          <w:rFonts w:ascii="Arial" w:hAnsi="Arial" w:cs="Arial"/>
-          <w:color w:val="002060"/>
-        </w:rPr>
-      </w:pPr>
-      <w:r>
-        <w:rPr>
-          <w:rFonts w:ascii="Arial" w:hAnsi="Arial" w:cs="Arial"/>
-          <w:color w:val="002060"/>
-        </w:rPr>
-        <w:t>Colunas representando os produtos (</w:t>
-      </w:r>
-      <w:proofErr w:type="spellStart"/>
-      <w:r>
-        <w:rPr>
-          <w:rFonts w:ascii="Arial" w:hAnsi="Arial" w:cs="Arial"/>
-          <w:color w:val="002060"/>
-        </w:rPr>
-        <w:t>id_product</w:t>
-      </w:r>
-      <w:proofErr w:type="spellEnd"/>
-      <w:r>
-        <w:rPr>
-          <w:rFonts w:ascii="Arial" w:hAnsi="Arial" w:cs="Arial"/>
-          <w:color w:val="002060"/>
-        </w:rPr>
-        <w:t>)</w:t>
-      </w:r>
-    </w:p>
-    <w:p>
-      <w:pPr>
-        <w:numPr>
-          <w:ilvl w:val="0"/>
-          <w:numId w:val="48"/>
-        </w:numPr>
-        <w:tabs>
-          <w:tab w:val="left" w:pos="993"/>
-        </w:tabs>
-        <w:spacing w:after="0" w:line="240" w:lineRule="auto"/>
-        <w:ind w:firstLine="556"/>
-        <w:jc w:val="both"/>
-        <w:rPr>
-          <w:rFonts w:ascii="Arial" w:hAnsi="Arial" w:cs="Arial"/>
-          <w:color w:val="002060"/>
-        </w:rPr>
-      </w:pPr>
-      <w:r>
-        <w:rPr>
-          <w:rFonts w:ascii="Arial" w:hAnsi="Arial" w:cs="Arial"/>
-          <w:color w:val="002060"/>
-        </w:rPr>
-        <w:t>Valores binários:</w:t>
-      </w:r>
-    </w:p>
-    <w:p>
-      <w:pPr>
-        <w:numPr>
-          <w:ilvl w:val="1"/>
-          <w:numId w:val="48"/>
-        </w:numPr>
-        <w:tabs>
-          <w:tab w:val="left" w:pos="993"/>
-          <w:tab w:val="left" w:pos="1701"/>
-        </w:tabs>
-        <w:spacing w:after="0" w:line="240" w:lineRule="auto"/>
-        <w:ind w:firstLine="120"/>
-        <w:jc w:val="both"/>
-        <w:rPr>
-          <w:rFonts w:ascii="Arial" w:hAnsi="Arial" w:cs="Arial"/>
-          <w:color w:val="002060"/>
-        </w:rPr>
-      </w:pPr>
-      <w:r>
-        <w:rPr>
-          <w:rFonts w:ascii="Arial" w:hAnsi="Arial" w:cs="Arial"/>
-          <w:color w:val="002060"/>
-        </w:rPr>
-        <w:t>1 para indicar que o cliente comprou o produto ao menos uma vez</w:t>
-      </w:r>
-    </w:p>
-    <w:p>
-      <w:pPr>
-        <w:numPr>
-          <w:ilvl w:val="1"/>
-          <w:numId w:val="48"/>
-        </w:numPr>
-        <w:tabs>
-          <w:tab w:val="left" w:pos="993"/>
-          <w:tab w:val="left" w:pos="1701"/>
-        </w:tabs>
-        <w:spacing w:after="0" w:line="240" w:lineRule="auto"/>
-        <w:ind w:firstLine="120"/>
-        <w:jc w:val="both"/>
-        <w:rPr>
-          <w:rFonts w:ascii="Arial" w:hAnsi="Arial" w:cs="Arial"/>
-          <w:color w:val="002060"/>
-        </w:rPr>
-      </w:pPr>
-      <w:r>
-        <w:rPr>
-          <w:rFonts w:ascii="Arial" w:hAnsi="Arial" w:cs="Arial"/>
-          <w:color w:val="002060"/>
-        </w:rPr>
-        <w:t>0 caso contrário</w:t>
-      </w:r>
-    </w:p>
-    <w:p>
-      <w:pPr>
-        <w:tabs>
-          <w:tab w:val="left" w:pos="993"/>
-        </w:tabs>
-        <w:spacing w:after="0" w:line="240" w:lineRule="auto"/>
-        <w:ind w:left="720" w:firstLine="273"/>
-        <w:jc w:val="both"/>
-        <w:rPr>
-          <w:rFonts w:ascii="Arial" w:hAnsi="Arial" w:cs="Arial"/>
-          <w:color w:val="002060"/>
-        </w:rPr>
-      </w:pPr>
-      <w:r>
-        <w:rPr>
-          <w:rFonts w:ascii="Arial" w:hAnsi="Arial" w:cs="Arial"/>
-          <w:color w:val="002060"/>
-        </w:rPr>
-        <w:t>A quantidade comprada foi desconsiderada, focando apenas na presença ou ausência de compra.</w:t>
+          <w:sz w:val="22"/>
+          <w:szCs w:val="22"/>
+        </w:rPr>
+        <w:t>–produto foi construída utilizando os dados históricos de compras, organizando os clientes nas linhas e os produtos nas colunas. Cada célula da matriz recebeu valor 1 quando o cliente realizou ao menos uma compra do produto e 0 caso contrário.</w:t>
+      </w:r>
+    </w:p>
+    <w:p>
+      <w:pPr>
+        <w:pStyle w:val="NormalWeb"/>
+        <w:spacing w:before="0" w:beforeAutospacing="0" w:after="0" w:afterAutospacing="0"/>
+        <w:ind w:left="284" w:firstLine="436"/>
+        <w:jc w:val="both"/>
+        <w:rPr>
+          <w:color w:val="002060"/>
+        </w:rPr>
+      </w:pPr>
+      <w:r>
+        <w:rPr>
+          <w:rFonts w:ascii="Arial" w:hAnsi="Arial" w:cs="Arial"/>
+          <w:color w:val="002060"/>
+          <w:sz w:val="22"/>
+          <w:szCs w:val="22"/>
+        </w:rPr>
+        <w:t>Essa representação binária permite modelar a presença ou ausência de interação entre cliente e produto, eliminando efeitos de quantidade comprada e focando exclusivamente no comportamento de co</w:t>
+      </w:r>
+      <w:r>
+        <w:rPr>
+          <w:rFonts w:ascii="Arial" w:hAnsi="Arial" w:cs="Arial"/>
+          <w:color w:val="002060"/>
+          <w:sz w:val="22"/>
+          <w:szCs w:val="22"/>
+        </w:rPr>
+        <w:t>n</w:t>
+      </w:r>
+      <w:r>
+        <w:rPr>
+          <w:rFonts w:ascii="Arial" w:hAnsi="Arial" w:cs="Arial"/>
+          <w:color w:val="002060"/>
+          <w:sz w:val="22"/>
+          <w:szCs w:val="22"/>
+        </w:rPr>
+        <w:t>corrência de compras</w:t>
+      </w:r>
+      <w:r>
+        <w:rPr>
+          <w:rFonts w:ascii="Arial" w:hAnsi="Arial" w:cs="Arial"/>
+          <w:color w:val="002060"/>
+          <w:sz w:val="22"/>
+          <w:szCs w:val="22"/>
+        </w:rPr>
+        <w:t>.</w:t>
       </w:r>
     </w:p>
     <w:p>
@@ -24919,20 +20270,231 @@
           <w:numId w:val="28"/>
         </w:numPr>
         <w:tabs>
+          <w:tab w:val="clear" w:pos="720"/>
           <w:tab w:val="left" w:pos="993"/>
-        </w:tabs>
-        <w:spacing w:after="0" w:line="240" w:lineRule="auto"/>
-        <w:ind w:hanging="11"/>
-        <w:jc w:val="both"/>
-        <w:rPr>
-          <w:rFonts w:ascii="Arial" w:hAnsi="Arial" w:cs="Arial"/>
-        </w:rPr>
-      </w:pPr>
-      <w:r>
-        <w:rPr>
-          <w:rFonts w:ascii="Arial" w:hAnsi="Arial" w:cs="Arial"/>
-        </w:rPr>
-        <w:t>O que significa a similaridade de cosseno nesse contexto?</w:t>
+          <w:tab w:val="num" w:pos="1134"/>
+        </w:tabs>
+        <w:spacing w:after="0" w:line="240" w:lineRule="auto"/>
+        <w:ind w:left="284" w:firstLine="425"/>
+        <w:jc w:val="both"/>
+        <w:rPr>
+          <w:rFonts w:ascii="Arial" w:hAnsi="Arial" w:cs="Arial"/>
+        </w:rPr>
+      </w:pPr>
+      <w:r>
+        <w:rPr>
+          <w:rFonts w:ascii="Arial" w:hAnsi="Arial" w:cs="Arial"/>
+        </w:rPr>
+        <w:t xml:space="preserve">O </w:t>
+      </w:r>
+      <w:r>
+        <w:rPr>
+          <w:rFonts w:ascii="Arial" w:hAnsi="Arial" w:cs="Arial"/>
+        </w:rPr>
+        <w:t>que significa a similaridade de cosseno nesse contexto?</w:t>
+      </w:r>
+    </w:p>
+    <w:p>
+      <w:pPr>
+        <w:pStyle w:val="NormalWeb"/>
+        <w:tabs>
+          <w:tab w:val="num" w:pos="1134"/>
+        </w:tabs>
+        <w:spacing w:before="0" w:beforeAutospacing="0" w:after="0" w:afterAutospacing="0"/>
+        <w:ind w:left="284" w:firstLine="425"/>
+        <w:rPr>
+          <w:rFonts w:ascii="Arial" w:hAnsi="Arial" w:cs="Arial"/>
+          <w:color w:val="002060"/>
+          <w:sz w:val="22"/>
+          <w:szCs w:val="22"/>
+        </w:rPr>
+      </w:pPr>
+      <w:r>
+        <w:rPr>
+          <w:rFonts w:ascii="Arial" w:hAnsi="Arial" w:cs="Arial"/>
+          <w:color w:val="002060"/>
+          <w:sz w:val="22"/>
+          <w:szCs w:val="22"/>
+        </w:rPr>
+        <w:t>A similaridade de cosseno mede o grau de semelhança entre dois produtos com base no padrão de clientes que compraram ambos. Quanto maior o valor da similaridade, maior é a sobreposição entre os conjuntos de clientes compradores dos dois produtos.</w:t>
+      </w:r>
+    </w:p>
+    <w:p>
+      <w:pPr>
+        <w:pStyle w:val="NormalWeb"/>
+        <w:tabs>
+          <w:tab w:val="num" w:pos="1134"/>
+        </w:tabs>
+        <w:spacing w:before="0" w:beforeAutospacing="0" w:after="0" w:afterAutospacing="0"/>
+        <w:ind w:left="284" w:firstLine="425"/>
+        <w:rPr>
+          <w:rFonts w:ascii="Arial" w:hAnsi="Arial" w:cs="Arial"/>
+          <w:color w:val="002060"/>
+          <w:sz w:val="22"/>
+          <w:szCs w:val="22"/>
+        </w:rPr>
+      </w:pPr>
+      <w:r>
+        <w:rPr>
+          <w:rFonts w:ascii="Arial" w:hAnsi="Arial" w:cs="Arial"/>
+          <w:color w:val="002060"/>
+          <w:sz w:val="22"/>
+          <w:szCs w:val="22"/>
+        </w:rPr>
+        <w:t>Nesse contexto, produtos com alta similaridade de cosseno apresentam comportamento de compra semelhante e, portanto, são candidatos adequados para recomendações do tipo:</w:t>
+      </w:r>
+    </w:p>
+    <w:p>
+      <w:pPr>
+        <w:pStyle w:val="NormalWeb"/>
+        <w:tabs>
+          <w:tab w:val="num" w:pos="1134"/>
+        </w:tabs>
+        <w:spacing w:before="0" w:beforeAutospacing="0" w:after="0" w:afterAutospacing="0"/>
+        <w:ind w:left="284" w:firstLine="425"/>
+        <w:rPr>
+          <w:color w:val="002060"/>
+        </w:rPr>
+      </w:pPr>
+      <w:r>
+        <w:rPr>
+          <w:rFonts w:ascii="Arial" w:hAnsi="Arial" w:cs="Arial"/>
+          <w:color w:val="002060"/>
+          <w:sz w:val="22"/>
+          <w:szCs w:val="22"/>
+        </w:rPr>
+        <w:t>“Clientes que compraram este produto també</w:t>
+      </w:r>
+      <w:r>
+        <w:rPr>
+          <w:color w:val="002060"/>
+        </w:rPr>
+        <w:t>m compraram aquele”.</w:t>
+      </w:r>
+    </w:p>
+    <w:p>
+      <w:pPr>
+        <w:pStyle w:val="NormalWeb"/>
+        <w:tabs>
+          <w:tab w:val="num" w:pos="1134"/>
+        </w:tabs>
+        <w:spacing w:before="0" w:beforeAutospacing="0" w:after="0" w:afterAutospacing="0"/>
+        <w:ind w:left="284" w:firstLine="425"/>
+        <w:rPr>
+          <w:rFonts w:ascii="Arial" w:hAnsi="Arial" w:cs="Arial"/>
+          <w:color w:val="002060"/>
+          <w:sz w:val="22"/>
+          <w:szCs w:val="22"/>
+        </w:rPr>
+      </w:pPr>
+      <w:r>
+        <w:rPr>
+          <w:rFonts w:ascii="Arial" w:hAnsi="Arial" w:cs="Arial"/>
+          <w:color w:val="002060"/>
+          <w:sz w:val="22"/>
+          <w:szCs w:val="22"/>
+        </w:rPr>
+        <w:t xml:space="preserve">Esse resultado indica que o produto 94 apresenta o maior grau de sobreposição no conjunto de clientes que adquiriram o GPS </w:t>
+      </w:r>
+      <w:proofErr w:type="spellStart"/>
+      <w:r>
+        <w:rPr>
+          <w:rFonts w:ascii="Arial" w:hAnsi="Arial" w:cs="Arial"/>
+          <w:color w:val="002060"/>
+          <w:sz w:val="22"/>
+          <w:szCs w:val="22"/>
+        </w:rPr>
+        <w:t>Garmin</w:t>
+      </w:r>
+      <w:proofErr w:type="spellEnd"/>
+      <w:r>
+        <w:rPr>
+          <w:rFonts w:ascii="Arial" w:hAnsi="Arial" w:cs="Arial"/>
+          <w:color w:val="002060"/>
+          <w:sz w:val="22"/>
+          <w:szCs w:val="22"/>
+        </w:rPr>
+        <w:t xml:space="preserve"> </w:t>
+      </w:r>
+      <w:proofErr w:type="spellStart"/>
+      <w:r>
+        <w:rPr>
+          <w:rFonts w:ascii="Arial" w:hAnsi="Arial" w:cs="Arial"/>
+          <w:color w:val="002060"/>
+          <w:sz w:val="22"/>
+          <w:szCs w:val="22"/>
+        </w:rPr>
+        <w:t>Vortex</w:t>
+      </w:r>
+      <w:proofErr w:type="spellEnd"/>
+      <w:r>
+        <w:rPr>
+          <w:rFonts w:ascii="Arial" w:hAnsi="Arial" w:cs="Arial"/>
+          <w:color w:val="002060"/>
+          <w:sz w:val="22"/>
+          <w:szCs w:val="22"/>
+        </w:rPr>
+        <w:t xml:space="preserve"> Maré </w:t>
+      </w:r>
+      <w:proofErr w:type="spellStart"/>
+      <w:r>
+        <w:rPr>
+          <w:rFonts w:ascii="Arial" w:hAnsi="Arial" w:cs="Arial"/>
+          <w:color w:val="002060"/>
+          <w:sz w:val="22"/>
+          <w:szCs w:val="22"/>
+        </w:rPr>
+        <w:t>Drift</w:t>
+      </w:r>
+      <w:proofErr w:type="spellEnd"/>
+      <w:r>
+        <w:rPr>
+          <w:rFonts w:ascii="Arial" w:hAnsi="Arial" w:cs="Arial"/>
+          <w:color w:val="002060"/>
+          <w:sz w:val="22"/>
+          <w:szCs w:val="22"/>
+        </w:rPr>
+        <w:t xml:space="preserve">, </w:t>
+      </w:r>
+      <w:proofErr w:type="gramStart"/>
+      <w:r>
+        <w:rPr>
+          <w:rFonts w:ascii="Arial" w:hAnsi="Arial" w:cs="Arial"/>
+          <w:color w:val="002060"/>
+          <w:sz w:val="22"/>
+          <w:szCs w:val="22"/>
+        </w:rPr>
+        <w:t>sendo portanto</w:t>
+      </w:r>
+      <w:proofErr w:type="gramEnd"/>
+      <w:r>
+        <w:rPr>
+          <w:rFonts w:ascii="Arial" w:hAnsi="Arial" w:cs="Arial"/>
+          <w:color w:val="002060"/>
+          <w:sz w:val="22"/>
+          <w:szCs w:val="22"/>
+        </w:rPr>
+        <w:t xml:space="preserve"> o candidato mais adequado para recomendação automática em estratégias de </w:t>
+      </w:r>
+      <w:proofErr w:type="spellStart"/>
+      <w:r>
+        <w:rPr>
+          <w:rFonts w:ascii="Arial" w:hAnsi="Arial" w:cs="Arial"/>
+          <w:color w:val="002060"/>
+          <w:sz w:val="22"/>
+          <w:szCs w:val="22"/>
+        </w:rPr>
+        <w:t>cross-sell</w:t>
+      </w:r>
+      <w:proofErr w:type="spellEnd"/>
+      <w:r>
+        <w:rPr>
+          <w:rFonts w:ascii="Arial" w:hAnsi="Arial" w:cs="Arial"/>
+          <w:color w:val="002060"/>
+          <w:sz w:val="22"/>
+          <w:szCs w:val="22"/>
+        </w:rPr>
+        <w:t xml:space="preserve"> no ambiente de e-commerce.</w:t>
       </w:r>
     </w:p>
     <w:p>
@@ -24941,91 +20503,13 @@
           <w:tab w:val="left" w:pos="993"/>
         </w:tabs>
         <w:spacing w:after="0" w:line="240" w:lineRule="auto"/>
-        <w:ind w:left="426" w:firstLine="294"/>
-        <w:jc w:val="both"/>
-        <w:rPr>
-          <w:rFonts w:ascii="Arial" w:hAnsi="Arial" w:cs="Arial"/>
-          <w:color w:val="002060"/>
-        </w:rPr>
-      </w:pPr>
-      <w:r>
-        <w:rPr>
-          <w:rFonts w:ascii="Arial" w:hAnsi="Arial" w:cs="Arial"/>
-          <w:color w:val="002060"/>
-        </w:rPr>
-        <w:t>A similaridade de cosseno mede o grau de semelhança entre dois produtos com base no comportamento de compra dos clientes.</w:t>
-      </w:r>
-    </w:p>
-    <w:p>
-      <w:pPr>
-        <w:tabs>
-          <w:tab w:val="left" w:pos="993"/>
-        </w:tabs>
-        <w:spacing w:after="0" w:line="240" w:lineRule="auto"/>
-        <w:ind w:left="426" w:firstLine="294"/>
-        <w:jc w:val="both"/>
-        <w:rPr>
-          <w:rFonts w:ascii="Arial" w:hAnsi="Arial" w:cs="Arial"/>
-          <w:color w:val="002060"/>
-        </w:rPr>
-      </w:pPr>
-      <w:r>
-        <w:rPr>
-          <w:rFonts w:ascii="Arial" w:hAnsi="Arial" w:cs="Arial"/>
-          <w:color w:val="002060"/>
-        </w:rPr>
-        <w:t>Nesse contexto:</w:t>
-      </w:r>
-    </w:p>
-    <w:p>
-      <w:pPr>
-        <w:numPr>
-          <w:ilvl w:val="0"/>
-          <w:numId w:val="49"/>
-        </w:numPr>
-        <w:tabs>
-          <w:tab w:val="left" w:pos="993"/>
-        </w:tabs>
-        <w:spacing w:after="0" w:line="240" w:lineRule="auto"/>
-        <w:ind w:left="426" w:firstLine="425"/>
-        <w:jc w:val="both"/>
-        <w:rPr>
-          <w:rFonts w:ascii="Arial" w:hAnsi="Arial" w:cs="Arial"/>
-          <w:color w:val="002060"/>
-        </w:rPr>
-      </w:pPr>
-      <w:r>
-        <w:rPr>
-          <w:rFonts w:ascii="Arial" w:hAnsi="Arial" w:cs="Arial"/>
-          <w:color w:val="002060"/>
-        </w:rPr>
-        <w:t>Produtos com alta similaridade são frequentemente comprados pelos mesmos clientes</w:t>
-      </w:r>
-    </w:p>
-    <w:p>
-      <w:pPr>
-        <w:numPr>
-          <w:ilvl w:val="0"/>
-          <w:numId w:val="49"/>
-        </w:numPr>
-        <w:tabs>
-          <w:tab w:val="left" w:pos="993"/>
-        </w:tabs>
-        <w:spacing w:after="0" w:line="240" w:lineRule="auto"/>
-        <w:ind w:left="426" w:firstLine="425"/>
-        <w:jc w:val="both"/>
-        <w:rPr>
-          <w:rFonts w:ascii="Arial" w:hAnsi="Arial" w:cs="Arial"/>
-          <w:color w:val="002060"/>
-        </w:rPr>
-      </w:pPr>
-      <w:r>
-        <w:rPr>
-          <w:rFonts w:ascii="Arial" w:hAnsi="Arial" w:cs="Arial"/>
-          <w:color w:val="002060"/>
-        </w:rPr>
-        <w:t>Isso indica uma forte relação de consumo entre os itens</w:t>
-      </w:r>
+        <w:ind w:left="284" w:firstLine="567"/>
+        <w:jc w:val="both"/>
+        <w:rPr>
+          <w:rFonts w:ascii="Arial" w:hAnsi="Arial" w:cs="Arial"/>
+          <w:color w:val="002060"/>
+        </w:rPr>
+      </w:pPr>
     </w:p>
     <w:p>
       <w:pPr>
@@ -25065,114 +20549,102 @@
     </w:p>
     <w:p>
       <w:pPr>
-        <w:spacing w:after="0" w:line="240" w:lineRule="auto"/>
-        <w:ind w:left="426" w:firstLine="567"/>
-        <w:jc w:val="both"/>
-        <w:rPr>
-          <w:rFonts w:ascii="Arial" w:hAnsi="Arial" w:cs="Arial"/>
-          <w:color w:val="002060"/>
-        </w:rPr>
-      </w:pPr>
-      <w:r>
-        <w:rPr>
-          <w:rFonts w:ascii="Arial" w:hAnsi="Arial" w:cs="Arial"/>
-          <w:color w:val="002060"/>
-        </w:rPr>
-        <w:t>Uma limitação desse método é que ele não considera:</w:t>
-      </w:r>
-    </w:p>
-    <w:p>
-      <w:pPr>
-        <w:numPr>
-          <w:ilvl w:val="0"/>
-          <w:numId w:val="50"/>
-        </w:numPr>
-        <w:spacing w:after="0" w:line="240" w:lineRule="auto"/>
-        <w:ind w:left="426" w:firstLine="850"/>
-        <w:jc w:val="both"/>
-        <w:rPr>
-          <w:rFonts w:ascii="Arial" w:hAnsi="Arial" w:cs="Arial"/>
-          <w:color w:val="002060"/>
-        </w:rPr>
-      </w:pPr>
-      <w:r>
-        <w:rPr>
-          <w:rFonts w:ascii="Arial" w:hAnsi="Arial" w:cs="Arial"/>
-          <w:color w:val="002060"/>
-        </w:rPr>
-        <w:t>Sequência de compra</w:t>
-      </w:r>
-    </w:p>
-    <w:p>
-      <w:pPr>
-        <w:numPr>
-          <w:ilvl w:val="0"/>
-          <w:numId w:val="50"/>
-        </w:numPr>
-        <w:spacing w:after="0" w:line="240" w:lineRule="auto"/>
-        <w:ind w:left="426" w:firstLine="850"/>
-        <w:jc w:val="both"/>
-        <w:rPr>
-          <w:rFonts w:ascii="Arial" w:hAnsi="Arial" w:cs="Arial"/>
-          <w:color w:val="002060"/>
-        </w:rPr>
-      </w:pPr>
-      <w:r>
-        <w:rPr>
-          <w:rFonts w:ascii="Arial" w:hAnsi="Arial" w:cs="Arial"/>
-          <w:color w:val="002060"/>
-        </w:rPr>
-        <w:t>Contexto de uso</w:t>
-      </w:r>
-    </w:p>
-    <w:p>
-      <w:pPr>
-        <w:numPr>
-          <w:ilvl w:val="0"/>
-          <w:numId w:val="50"/>
-        </w:numPr>
-        <w:spacing w:after="0" w:line="240" w:lineRule="auto"/>
-        <w:ind w:left="426" w:firstLine="850"/>
-        <w:jc w:val="both"/>
-        <w:rPr>
-          <w:rFonts w:ascii="Arial" w:hAnsi="Arial" w:cs="Arial"/>
-          <w:color w:val="002060"/>
-        </w:rPr>
-      </w:pPr>
-      <w:r>
-        <w:rPr>
-          <w:rFonts w:ascii="Arial" w:hAnsi="Arial" w:cs="Arial"/>
-          <w:color w:val="002060"/>
-        </w:rPr>
-        <w:t>Quantidade comprada</w:t>
-      </w:r>
-    </w:p>
-    <w:p>
-      <w:pPr>
-        <w:spacing w:after="0" w:line="240" w:lineRule="auto"/>
-        <w:ind w:left="426" w:firstLine="567"/>
-        <w:jc w:val="both"/>
-        <w:rPr>
-          <w:rFonts w:ascii="Arial" w:hAnsi="Arial" w:cs="Arial"/>
-          <w:color w:val="002060"/>
-        </w:rPr>
-      </w:pPr>
-      <w:r>
-        <w:rPr>
-          <w:rFonts w:ascii="Arial" w:hAnsi="Arial" w:cs="Arial"/>
-          <w:color w:val="002060"/>
-        </w:rPr>
-        <w:t>Além disso, produtos com poucas interações podem gerar similaridades menos confiáveis.</w:t>
-      </w:r>
-    </w:p>
-    <w:p>
-      <w:pPr>
-        <w:spacing w:after="0" w:line="240" w:lineRule="auto"/>
-        <w:jc w:val="both"/>
-        <w:rPr>
-          <w:rFonts w:ascii="Arial" w:hAnsi="Arial" w:cs="Arial"/>
-        </w:rPr>
-      </w:pPr>
+        <w:pStyle w:val="NormalWeb"/>
+        <w:spacing w:before="0" w:beforeAutospacing="0" w:after="0" w:afterAutospacing="0"/>
+        <w:ind w:left="284" w:firstLine="436"/>
+        <w:rPr>
+          <w:rFonts w:ascii="Arial" w:hAnsi="Arial" w:cs="Arial"/>
+          <w:color w:val="002060"/>
+          <w:sz w:val="22"/>
+          <w:szCs w:val="22"/>
+        </w:rPr>
+      </w:pPr>
+      <w:r>
+        <w:rPr>
+          <w:rFonts w:ascii="Arial" w:hAnsi="Arial" w:cs="Arial"/>
+          <w:color w:val="002060"/>
+          <w:sz w:val="22"/>
+          <w:szCs w:val="22"/>
+        </w:rPr>
+        <w:t>Uma limitação importante desse método é que ele depende exclusivamente do histórico de compras anteriores e não considera características descritivas dos produtos nem preferências explícitas dos clientes.</w:t>
+      </w:r>
+    </w:p>
+    <w:p>
+      <w:pPr>
+        <w:pStyle w:val="NormalWeb"/>
+        <w:spacing w:before="0" w:beforeAutospacing="0" w:after="0" w:afterAutospacing="0"/>
+        <w:ind w:left="284" w:firstLine="436"/>
+        <w:rPr>
+          <w:rFonts w:ascii="Arial" w:hAnsi="Arial" w:cs="Arial"/>
+          <w:color w:val="002060"/>
+          <w:sz w:val="22"/>
+          <w:szCs w:val="22"/>
+        </w:rPr>
+      </w:pPr>
+      <w:r>
+        <w:rPr>
+          <w:rFonts w:ascii="Arial" w:hAnsi="Arial" w:cs="Arial"/>
+          <w:color w:val="002060"/>
+          <w:sz w:val="22"/>
+          <w:szCs w:val="22"/>
+        </w:rPr>
+        <w:t>Além disso, produtos com poucas vendas tendem a apresentar baixa confiabilidade nas recomendações devido à escassez de dados de co</w:t>
+      </w:r>
+      <w:r>
+        <w:rPr>
+          <w:rFonts w:ascii="Arial" w:hAnsi="Arial" w:cs="Arial"/>
+          <w:color w:val="002060"/>
+          <w:sz w:val="22"/>
+          <w:szCs w:val="22"/>
+        </w:rPr>
+        <w:t>n</w:t>
+      </w:r>
+      <w:r>
+        <w:rPr>
+          <w:rFonts w:ascii="Arial" w:hAnsi="Arial" w:cs="Arial"/>
+          <w:color w:val="002060"/>
+          <w:sz w:val="22"/>
+          <w:szCs w:val="22"/>
+        </w:rPr>
+        <w:t xml:space="preserve">corrência (problema conhecido como </w:t>
+      </w:r>
+      <w:r>
+        <w:rPr>
+          <w:rStyle w:val="nfase"/>
+          <w:rFonts w:ascii="Arial" w:eastAsiaTheme="majorEastAsia" w:hAnsi="Arial" w:cs="Arial"/>
+          <w:color w:val="002060"/>
+          <w:sz w:val="22"/>
+          <w:szCs w:val="22"/>
+        </w:rPr>
+        <w:t>cold start</w:t>
+      </w:r>
+      <w:r>
+        <w:rPr>
+          <w:rFonts w:ascii="Arial" w:hAnsi="Arial" w:cs="Arial"/>
+          <w:color w:val="002060"/>
+          <w:sz w:val="22"/>
+          <w:szCs w:val="22"/>
+        </w:rPr>
+        <w:t>).</w:t>
+      </w:r>
+    </w:p>
+    <w:p>
+      <w:pPr>
+        <w:spacing w:after="0" w:line="240" w:lineRule="auto"/>
+        <w:ind w:left="284" w:firstLine="436"/>
+        <w:jc w:val="both"/>
+        <w:rPr>
+          <w:rFonts w:ascii="Arial" w:hAnsi="Arial" w:cs="Arial"/>
+          <w:color w:val="002060"/>
+        </w:rPr>
+      </w:pPr>
+      <w:r>
+        <w:rPr>
+          <w:rFonts w:ascii="Arial" w:hAnsi="Arial" w:cs="Arial"/>
+          <w:color w:val="002060"/>
+        </w:rPr>
+        <w:t>Como melhoria futura, o modelo poderia ser expandido com técnicas híbridas que combinam filtragem colaborativa com atributos dos produtos, aumentando a robustez das recomendações em cenários de baixa densidade de dados.</w:t>
+      </w:r>
     </w:p>
     <w:p>
       <w:pPr>
@@ -25309,7 +20781,6 @@
           <w:b/>
           <w:bCs/>
         </w:rPr>
-        <w:lastRenderedPageBreak/>
         <w:t>Extras</w:t>
       </w:r>
     </w:p>
@@ -34571,7 +30042,6 @@
   <w:style w:type="character" w:default="1" w:styleId="Fontepargpadro">
     <w:name w:val="Default Paragraph Font"/>
     <w:uiPriority w:val="1"/>
-    <w:semiHidden/>
     <w:unhideWhenUsed/>
   </w:style>
   <w:style w:type="table" w:default="1" w:styleId="Tabelanormal">
@@ -34888,7 +30358,6 @@
     <w:name w:val="Normal (Web)"/>
     <w:basedOn w:val="Normal"/>
     <w:uiPriority w:val="99"/>
-    <w:semiHidden/>
     <w:unhideWhenUsed/>
     <w:rsid w:val="00DC68DC"/>
     <w:pPr>
